--- a/不符合整改/云南腾电不符合7.3.3/云南腾电培训记录.docx
+++ b/不符合整改/云南腾电不符合7.3.3/云南腾电培训记录.docx
@@ -1,10 +1,11 @@
 
 <file path=word/document.xml><?xml version="1.0" encoding="utf-8"?>
-<w:document xmlns:wpc="http://schemas.microsoft.com/office/word/2010/wordprocessingCanvas" xmlns:mc="http://schemas.openxmlformats.org/markup-compatibility/2006" xmlns:o="urn:schemas-microsoft-com:office:office" xmlns:r="http://schemas.openxmlformats.org/officeDocument/2006/relationships" xmlns:m="http://schemas.openxmlformats.org/officeDocument/2006/math" xmlns:v="urn:schemas-microsoft-com:vml" xmlns:wp14="http://schemas.microsoft.com/office/word/2010/wordprocessingDrawing" xmlns:wp="http://schemas.openxmlformats.org/drawingml/2006/wordprocessingDrawing" xmlns:w="http://schemas.openxmlformats.org/wordprocessingml/2006/main" xmlns:w14="http://schemas.microsoft.com/office/word/2010/wordml" xmlns:w10="urn:schemas-microsoft-com:office:word" xmlns:w15="http://schemas.microsoft.com/office/word/2012/wordml" xmlns:wpg="http://schemas.microsoft.com/office/word/2010/wordprocessingGroup" xmlns:wpi="http://schemas.microsoft.com/office/word/2010/wordprocessingInk" xmlns:wne="http://schemas.microsoft.com/office/word/2006/wordml" xmlns:wps="http://schemas.microsoft.com/office/word/2010/wordprocessingShape" xmlns:wpsCustomData="http://www.wps.cn/officeDocument/2013/wpsCustomData" mc:Ignorable="w14 w15 wp14">
+<w:document xmlns:wpc="http://schemas.microsoft.com/office/word/2010/wordprocessingCanvas" xmlns:mc="http://schemas.openxmlformats.org/markup-compatibility/2006" xmlns:o="urn:schemas-microsoft-com:office:office" xmlns:r="http://schemas.openxmlformats.org/officeDocument/2006/relationships" xmlns:m="http://schemas.openxmlformats.org/officeDocument/2006/math" xmlns:v="urn:schemas-microsoft-com:vml" xmlns:wp14="http://schemas.microsoft.com/office/word/2010/wordprocessingDrawing" xmlns:wp="http://schemas.openxmlformats.org/drawingml/2006/wordprocessingDrawing" xmlns:w10="urn:schemas-microsoft-com:office:word" xmlns:w="http://schemas.openxmlformats.org/wordprocessingml/2006/main" xmlns:w14="http://schemas.microsoft.com/office/word/2010/wordml" xmlns:w15="http://schemas.microsoft.com/office/word/2012/wordml" xmlns:wne="http://schemas.microsoft.com/office/word/2006/wordml" xmlns:wpg="http://schemas.microsoft.com/office/word/2010/wordprocessingGroup" xmlns:wpi="http://schemas.microsoft.com/office/word/2010/wordprocessingInk" xmlns:wps="http://schemas.microsoft.com/office/word/2010/wordprocessingShape" mc:Ignorable="w14 w15 wp14">
+  <!-- Generated by Aspose.Words for .NET 13.3.0.1 -->
   <w:body>
     <w:p>
       <w:pPr>
-        <w:pStyle w:val="3"/>
+        <w:pStyle w:val="BodyText"/>
         <w:spacing w:line="595" w:lineRule="exact"/>
         <w:ind w:right="0"/>
         <w:jc w:val="center"/>
@@ -17,7 +18,7 @@
       <w:pPr>
         <w:spacing w:before="6" w:line="240" w:lineRule="auto"/>
         <w:rPr>
-          <w:rFonts w:ascii="隶书" w:hAnsi="隶书" w:eastAsia="隶书" w:cs="隶书"/>
+          <w:rFonts w:ascii="隶书" w:eastAsia="隶书" w:hAnsi="隶书" w:cs="隶书"/>
           <w:sz w:val="11"/>
           <w:szCs w:val="11"/>
         </w:rPr>
@@ -25,7 +26,7 @@
     </w:p>
     <w:tbl>
       <w:tblPr>
-        <w:tblStyle w:val="6"/>
+        <w:tblStyle w:val="TableNormal"/>
         <w:tblW w:w="0" w:type="auto"/>
         <w:tblInd w:w="104" w:type="dxa"/>
         <w:tblLayout w:type="fixed"/>
@@ -46,6 +47,9 @@
       </w:tblGrid>
       <w:tr>
         <w:tblPrEx>
+          <w:tblW w:w="0" w:type="auto"/>
+          <w:tblInd w:w="104" w:type="dxa"/>
+          <w:tblLayout w:type="fixed"/>
           <w:tblCellMar>
             <w:top w:w="0" w:type="dxa"/>
             <w:left w:w="0" w:type="dxa"/>
@@ -54,34 +58,34 @@
           </w:tblCellMar>
         </w:tblPrEx>
         <w:trPr>
-          <w:trHeight w:val="634" w:hRule="exact"/>
+          <w:trHeight w:hRule="exact" w:val="634"/>
         </w:trPr>
         <w:tc>
           <w:tcPr>
             <w:tcW w:w="2044" w:type="dxa"/>
             <w:gridSpan w:val="2"/>
             <w:tcBorders>
-              <w:top w:val="single" w:color="000000" w:sz="4" w:space="0"/>
-              <w:left w:val="single" w:color="000000" w:sz="4" w:space="0"/>
-              <w:bottom w:val="single" w:color="000000" w:sz="4" w:space="0"/>
-              <w:right w:val="single" w:color="000000" w:sz="4" w:space="0"/>
-            </w:tcBorders>
-          </w:tcPr>
-          <w:p>
-            <w:pPr>
-              <w:pStyle w:val="11"/>
+              <w:top w:val="single" w:sz="4" w:space="0" w:color="000000"/>
+              <w:left w:val="single" w:sz="4" w:space="0" w:color="000000"/>
+              <w:bottom w:val="single" w:sz="4" w:space="0" w:color="000000"/>
+              <w:right w:val="single" w:sz="4" w:space="0" w:color="000000"/>
+            </w:tcBorders>
+          </w:tcPr>
+          <w:p>
+            <w:pPr>
+              <w:pStyle w:val="TableParagraph"/>
               <w:spacing w:before="147" w:line="240" w:lineRule="auto"/>
               <w:ind w:left="151" w:right="0"/>
               <w:jc w:val="left"/>
               <w:rPr>
-                <w:rFonts w:ascii="宋体" w:hAnsi="宋体" w:eastAsia="宋体" w:cs="宋体"/>
-                <w:sz w:val="28"/>
-                <w:szCs w:val="28"/>
-              </w:rPr>
-            </w:pPr>
-            <w:r>
-              <w:rPr>
-                <w:rFonts w:ascii="宋体" w:hAnsi="宋体" w:eastAsia="宋体" w:cs="宋体"/>
+                <w:rFonts w:ascii="宋体" w:eastAsia="宋体" w:hAnsi="宋体" w:cs="宋体"/>
+                <w:sz w:val="28"/>
+                <w:szCs w:val="28"/>
+              </w:rPr>
+            </w:pPr>
+            <w:r>
+              <w:rPr>
+                <w:rFonts w:ascii="宋体" w:eastAsia="宋体" w:hAnsi="宋体" w:cs="宋体"/>
                 <w:b/>
                 <w:bCs/>
                 <w:sz w:val="28"/>
@@ -95,29 +99,29 @@
           <w:tcPr>
             <w:tcW w:w="2100" w:type="dxa"/>
             <w:tcBorders>
-              <w:top w:val="single" w:color="000000" w:sz="4" w:space="0"/>
-              <w:left w:val="single" w:color="000000" w:sz="4" w:space="0"/>
-              <w:bottom w:val="single" w:color="000000" w:sz="4" w:space="0"/>
-              <w:right w:val="single" w:color="000000" w:sz="4" w:space="0"/>
-            </w:tcBorders>
-          </w:tcPr>
-          <w:p>
-            <w:pPr>
-              <w:pStyle w:val="11"/>
+              <w:top w:val="single" w:sz="4" w:space="0" w:color="000000"/>
+              <w:left w:val="single" w:sz="4" w:space="0" w:color="000000"/>
+              <w:bottom w:val="single" w:sz="4" w:space="0" w:color="000000"/>
+              <w:right w:val="single" w:sz="4" w:space="0" w:color="000000"/>
+            </w:tcBorders>
+          </w:tcPr>
+          <w:p>
+            <w:pPr>
+              <w:pStyle w:val="TableParagraph"/>
               <w:spacing w:before="202" w:line="240" w:lineRule="auto"/>
               <w:ind w:left="151" w:right="0"/>
               <w:jc w:val="left"/>
               <w:rPr>
-                <w:rFonts w:hint="default" w:eastAsia="宋体"/>
-                <w:lang w:val="en-US" w:eastAsia="zh-CN"/>
-              </w:rPr>
-            </w:pPr>
-            <w:r>
-              <w:rPr>
-                <w:rFonts w:hint="eastAsia" w:eastAsia="宋体"/>
-                <w:lang w:val="en-US" w:eastAsia="zh-CN"/>
-              </w:rPr>
-              <w:t>2025.12.18</w:t>
+                <w:rFonts w:eastAsia="宋体" w:hint="default"/>
+                <w:lang w:val="en-US" w:eastAsia="zh-CN"/>
+              </w:rPr>
+            </w:pPr>
+            <w:r>
+              <w:rPr>
+                <w:rFonts w:eastAsia="宋体" w:hint="eastAsia"/>
+                <w:lang w:val="en-US" w:eastAsia="zh-CN"/>
+              </w:rPr>
+              <w:t>2025.72.18</w:t>
             </w:r>
           </w:p>
         </w:tc>
@@ -125,27 +129,27 @@
           <w:tcPr>
             <w:tcW w:w="1275" w:type="dxa"/>
             <w:tcBorders>
-              <w:top w:val="single" w:color="000000" w:sz="4" w:space="0"/>
-              <w:left w:val="single" w:color="000000" w:sz="4" w:space="0"/>
-              <w:bottom w:val="single" w:color="000000" w:sz="4" w:space="0"/>
-              <w:right w:val="single" w:color="000000" w:sz="4" w:space="0"/>
-            </w:tcBorders>
-          </w:tcPr>
-          <w:p>
-            <w:pPr>
-              <w:pStyle w:val="11"/>
+              <w:top w:val="single" w:sz="4" w:space="0" w:color="000000"/>
+              <w:left w:val="single" w:sz="4" w:space="0" w:color="000000"/>
+              <w:bottom w:val="single" w:sz="4" w:space="0" w:color="000000"/>
+              <w:right w:val="single" w:sz="4" w:space="0" w:color="000000"/>
+            </w:tcBorders>
+          </w:tcPr>
+          <w:p>
+            <w:pPr>
+              <w:pStyle w:val="TableParagraph"/>
               <w:spacing w:before="147" w:line="240" w:lineRule="auto"/>
-              <w:ind w:left="253" w:leftChars="0" w:right="0" w:hanging="253" w:hangingChars="90"/>
-              <w:jc w:val="left"/>
-              <w:rPr>
-                <w:rFonts w:ascii="宋体" w:hAnsi="宋体" w:eastAsia="宋体" w:cs="宋体"/>
-                <w:sz w:val="28"/>
-                <w:szCs w:val="28"/>
-              </w:rPr>
-            </w:pPr>
-            <w:r>
-              <w:rPr>
-                <w:rFonts w:ascii="宋体" w:hAnsi="宋体" w:eastAsia="宋体" w:cs="宋体"/>
+              <w:ind w:left="253" w:right="0" w:hanging="198" w:leftChars="0" w:hangingChars="90"/>
+              <w:jc w:val="left"/>
+              <w:rPr>
+                <w:rFonts w:ascii="宋体" w:eastAsia="宋体" w:hAnsi="宋体" w:cs="宋体"/>
+                <w:sz w:val="28"/>
+                <w:szCs w:val="28"/>
+              </w:rPr>
+            </w:pPr>
+            <w:r>
+              <w:rPr>
+                <w:rFonts w:ascii="宋体" w:eastAsia="宋体" w:hAnsi="宋体" w:cs="宋体"/>
                 <w:b/>
                 <w:bCs/>
                 <w:sz w:val="28"/>
@@ -160,15 +164,15 @@
             <w:tcW w:w="3109" w:type="dxa"/>
             <w:gridSpan w:val="2"/>
             <w:tcBorders>
-              <w:top w:val="single" w:color="000000" w:sz="4" w:space="0"/>
-              <w:left w:val="single" w:color="000000" w:sz="4" w:space="0"/>
-              <w:bottom w:val="single" w:color="000000" w:sz="4" w:space="0"/>
-              <w:right w:val="single" w:color="000000" w:sz="4" w:space="0"/>
-            </w:tcBorders>
-          </w:tcPr>
-          <w:p>
-            <w:pPr>
-              <w:pStyle w:val="11"/>
+              <w:top w:val="single" w:sz="4" w:space="0" w:color="000000"/>
+              <w:left w:val="single" w:sz="4" w:space="0" w:color="000000"/>
+              <w:bottom w:val="single" w:sz="4" w:space="0" w:color="000000"/>
+              <w:right w:val="single" w:sz="4" w:space="0" w:color="000000"/>
+            </w:tcBorders>
+          </w:tcPr>
+          <w:p>
+            <w:pPr>
+              <w:pStyle w:val="TableParagraph"/>
               <w:spacing w:before="202" w:line="240" w:lineRule="auto"/>
               <w:ind w:left="151" w:right="0"/>
               <w:jc w:val="left"/>
@@ -187,6 +191,9 @@
       </w:tr>
       <w:tr>
         <w:tblPrEx>
+          <w:tblW w:w="0" w:type="auto"/>
+          <w:tblInd w:w="104" w:type="dxa"/>
+          <w:tblLayout w:type="fixed"/>
           <w:tblCellMar>
             <w:top w:w="0" w:type="dxa"/>
             <w:left w:w="0" w:type="dxa"/>
@@ -195,34 +202,34 @@
           </w:tblCellMar>
         </w:tblPrEx>
         <w:trPr>
-          <w:trHeight w:val="826" w:hRule="exact"/>
+          <w:trHeight w:hRule="exact" w:val="826"/>
         </w:trPr>
         <w:tc>
           <w:tcPr>
             <w:tcW w:w="2044" w:type="dxa"/>
             <w:gridSpan w:val="2"/>
             <w:tcBorders>
-              <w:top w:val="single" w:color="000000" w:sz="4" w:space="0"/>
-              <w:left w:val="single" w:color="000000" w:sz="4" w:space="0"/>
-              <w:bottom w:val="single" w:color="000000" w:sz="4" w:space="0"/>
-              <w:right w:val="single" w:color="000000" w:sz="4" w:space="0"/>
-            </w:tcBorders>
-          </w:tcPr>
-          <w:p>
-            <w:pPr>
-              <w:pStyle w:val="11"/>
+              <w:top w:val="single" w:sz="4" w:space="0" w:color="000000"/>
+              <w:left w:val="single" w:sz="4" w:space="0" w:color="000000"/>
+              <w:bottom w:val="single" w:sz="4" w:space="0" w:color="000000"/>
+              <w:right w:val="single" w:sz="4" w:space="0" w:color="000000"/>
+            </w:tcBorders>
+          </w:tcPr>
+          <w:p>
+            <w:pPr>
+              <w:pStyle w:val="TableParagraph"/>
               <w:spacing w:before="137" w:line="240" w:lineRule="auto"/>
               <w:ind w:left="151" w:right="0"/>
               <w:jc w:val="left"/>
               <w:rPr>
-                <w:rFonts w:ascii="宋体" w:hAnsi="宋体" w:eastAsia="宋体" w:cs="宋体"/>
-                <w:sz w:val="28"/>
-                <w:szCs w:val="28"/>
-              </w:rPr>
-            </w:pPr>
-            <w:r>
-              <w:rPr>
-                <w:rFonts w:ascii="宋体" w:hAnsi="宋体" w:eastAsia="宋体" w:cs="宋体"/>
+                <w:rFonts w:ascii="宋体" w:eastAsia="宋体" w:hAnsi="宋体" w:cs="宋体"/>
+                <w:sz w:val="28"/>
+                <w:szCs w:val="28"/>
+              </w:rPr>
+            </w:pPr>
+            <w:r>
+              <w:rPr>
+                <w:rFonts w:ascii="宋体" w:eastAsia="宋体" w:hAnsi="宋体" w:cs="宋体"/>
                 <w:b/>
                 <w:bCs/>
                 <w:sz w:val="28"/>
@@ -236,20 +243,20 @@
           <w:tcPr>
             <w:tcW w:w="2100" w:type="dxa"/>
             <w:tcBorders>
-              <w:top w:val="single" w:color="000000" w:sz="4" w:space="0"/>
-              <w:left w:val="single" w:color="000000" w:sz="4" w:space="0"/>
-              <w:bottom w:val="single" w:color="000000" w:sz="4" w:space="0"/>
-              <w:right w:val="single" w:color="000000" w:sz="4" w:space="0"/>
-            </w:tcBorders>
-          </w:tcPr>
-          <w:p>
-            <w:pPr>
-              <w:pStyle w:val="11"/>
+              <w:top w:val="single" w:sz="4" w:space="0" w:color="000000"/>
+              <w:left w:val="single" w:sz="4" w:space="0" w:color="000000"/>
+              <w:bottom w:val="single" w:sz="4" w:space="0" w:color="000000"/>
+              <w:right w:val="single" w:sz="4" w:space="0" w:color="000000"/>
+            </w:tcBorders>
+          </w:tcPr>
+          <w:p>
+            <w:pPr>
+              <w:pStyle w:val="TableParagraph"/>
               <w:spacing w:before="202" w:line="240" w:lineRule="auto"/>
               <w:ind w:left="151" w:right="0"/>
               <w:jc w:val="left"/>
               <w:rPr>
-                <w:rFonts w:hint="default" w:eastAsia="宋体"/>
+                <w:rFonts w:eastAsia="宋体" w:hint="default"/>
                 <w:lang w:val="en-US" w:eastAsia="zh-CN"/>
               </w:rPr>
             </w:pPr>
@@ -258,7 +265,7 @@
                 <w:rFonts w:hint="eastAsia"/>
                 <w:lang w:val="en-US" w:eastAsia="zh-CN"/>
               </w:rPr>
-              <w:t>人力部</w:t>
+              <w:t>人力资源部</w:t>
             </w:r>
           </w:p>
         </w:tc>
@@ -266,27 +273,27 @@
           <w:tcPr>
             <w:tcW w:w="1275" w:type="dxa"/>
             <w:tcBorders>
-              <w:top w:val="single" w:color="000000" w:sz="4" w:space="0"/>
-              <w:left w:val="single" w:color="000000" w:sz="4" w:space="0"/>
-              <w:bottom w:val="single" w:color="000000" w:sz="4" w:space="0"/>
-              <w:right w:val="single" w:color="000000" w:sz="4" w:space="0"/>
-            </w:tcBorders>
-          </w:tcPr>
-          <w:p>
-            <w:pPr>
-              <w:pStyle w:val="11"/>
+              <w:top w:val="single" w:sz="4" w:space="0" w:color="000000"/>
+              <w:left w:val="single" w:sz="4" w:space="0" w:color="000000"/>
+              <w:bottom w:val="single" w:sz="4" w:space="0" w:color="000000"/>
+              <w:right w:val="single" w:sz="4" w:space="0" w:color="000000"/>
+            </w:tcBorders>
+          </w:tcPr>
+          <w:p>
+            <w:pPr>
+              <w:pStyle w:val="TableParagraph"/>
               <w:spacing w:before="137" w:line="240" w:lineRule="auto"/>
-              <w:ind w:left="-646" w:leftChars="0" w:right="0" w:firstLine="647" w:firstLineChars="230"/>
-              <w:jc w:val="left"/>
-              <w:rPr>
-                <w:rFonts w:ascii="宋体" w:hAnsi="宋体" w:eastAsia="宋体" w:cs="宋体"/>
-                <w:sz w:val="28"/>
-                <w:szCs w:val="28"/>
-              </w:rPr>
-            </w:pPr>
-            <w:r>
-              <w:rPr>
-                <w:rFonts w:ascii="宋体" w:hAnsi="宋体" w:eastAsia="宋体" w:cs="宋体"/>
+              <w:ind w:left="-646" w:right="0" w:firstLine="506" w:leftChars="0" w:firstLineChars="230"/>
+              <w:jc w:val="left"/>
+              <w:rPr>
+                <w:rFonts w:ascii="宋体" w:eastAsia="宋体" w:hAnsi="宋体" w:cs="宋体"/>
+                <w:sz w:val="28"/>
+                <w:szCs w:val="28"/>
+              </w:rPr>
+            </w:pPr>
+            <w:r>
+              <w:rPr>
+                <w:rFonts w:ascii="宋体" w:eastAsia="宋体" w:hAnsi="宋体" w:cs="宋体"/>
                 <w:b/>
                 <w:bCs/>
                 <w:sz w:val="28"/>
@@ -301,15 +308,15 @@
             <w:tcW w:w="3109" w:type="dxa"/>
             <w:gridSpan w:val="2"/>
             <w:tcBorders>
-              <w:top w:val="single" w:color="000000" w:sz="4" w:space="0"/>
-              <w:left w:val="single" w:color="000000" w:sz="4" w:space="0"/>
-              <w:bottom w:val="single" w:color="000000" w:sz="4" w:space="0"/>
-              <w:right w:val="single" w:color="000000" w:sz="4" w:space="0"/>
-            </w:tcBorders>
-          </w:tcPr>
-          <w:p>
-            <w:pPr>
-              <w:pStyle w:val="11"/>
+              <w:top w:val="single" w:sz="4" w:space="0" w:color="000000"/>
+              <w:left w:val="single" w:sz="4" w:space="0" w:color="000000"/>
+              <w:bottom w:val="single" w:sz="4" w:space="0" w:color="000000"/>
+              <w:right w:val="single" w:sz="4" w:space="0" w:color="000000"/>
+            </w:tcBorders>
+          </w:tcPr>
+          <w:p>
+            <w:pPr>
+              <w:pStyle w:val="TableParagraph"/>
               <w:spacing w:before="202" w:line="240" w:lineRule="auto"/>
               <w:ind w:left="151" w:right="0"/>
               <w:jc w:val="left"/>
@@ -325,10 +332,10 @@
             </w:r>
             <w:r>
               <w:rPr>
-                <w:rFonts w:hint="eastAsia" w:eastAsia="宋体"/>
+                <w:rFonts w:eastAsia="宋体" w:hint="eastAsia"/>
                 <w:lang w:eastAsia="zh-CN"/>
               </w:rPr>
-              <w:t>YNTD-ITSS-0506 工作交接管理办法</w:t>
+              <w:t>HXDL-ITSS-0506 工作交接管理办法</w:t>
             </w:r>
             <w:r>
               <w:rPr>
@@ -341,6 +348,9 @@
       </w:tr>
       <w:tr>
         <w:tblPrEx>
+          <w:tblW w:w="0" w:type="auto"/>
+          <w:tblInd w:w="104" w:type="dxa"/>
+          <w:tblLayout w:type="fixed"/>
           <w:tblCellMar>
             <w:top w:w="0" w:type="dxa"/>
             <w:left w:w="0" w:type="dxa"/>
@@ -349,34 +359,34 @@
           </w:tblCellMar>
         </w:tblPrEx>
         <w:trPr>
-          <w:trHeight w:val="628" w:hRule="exact"/>
+          <w:trHeight w:hRule="exact" w:val="628"/>
         </w:trPr>
         <w:tc>
           <w:tcPr>
             <w:tcW w:w="2044" w:type="dxa"/>
             <w:gridSpan w:val="2"/>
             <w:tcBorders>
-              <w:top w:val="single" w:color="000000" w:sz="4" w:space="0"/>
-              <w:left w:val="single" w:color="000000" w:sz="4" w:space="0"/>
-              <w:bottom w:val="single" w:color="000000" w:sz="4" w:space="0"/>
-              <w:right w:val="single" w:color="000000" w:sz="4" w:space="0"/>
-            </w:tcBorders>
-          </w:tcPr>
-          <w:p>
-            <w:pPr>
-              <w:pStyle w:val="11"/>
+              <w:top w:val="single" w:sz="4" w:space="0" w:color="000000"/>
+              <w:left w:val="single" w:sz="4" w:space="0" w:color="000000"/>
+              <w:bottom w:val="single" w:sz="4" w:space="0" w:color="000000"/>
+              <w:right w:val="single" w:sz="4" w:space="0" w:color="000000"/>
+            </w:tcBorders>
+          </w:tcPr>
+          <w:p>
+            <w:pPr>
+              <w:pStyle w:val="TableParagraph"/>
               <w:spacing w:before="202" w:line="240" w:lineRule="auto"/>
               <w:ind w:left="151" w:right="0"/>
               <w:jc w:val="left"/>
               <w:rPr>
-                <w:rFonts w:ascii="宋体" w:hAnsi="宋体" w:eastAsia="宋体" w:cs="宋体"/>
-                <w:sz w:val="28"/>
-                <w:szCs w:val="28"/>
-              </w:rPr>
-            </w:pPr>
-            <w:r>
-              <w:rPr>
-                <w:rFonts w:ascii="宋体" w:hAnsi="宋体" w:eastAsia="宋体" w:cs="宋体"/>
+                <w:rFonts w:ascii="宋体" w:eastAsia="宋体" w:hAnsi="宋体" w:cs="宋体"/>
+                <w:sz w:val="28"/>
+                <w:szCs w:val="28"/>
+              </w:rPr>
+            </w:pPr>
+            <w:r>
+              <w:rPr>
+                <w:rFonts w:ascii="宋体" w:eastAsia="宋体" w:hAnsi="宋体" w:cs="宋体"/>
                 <w:b/>
                 <w:bCs/>
                 <w:sz w:val="28"/>
@@ -386,7 +396,7 @@
             </w:r>
             <w:r>
               <w:rPr>
-                <w:rFonts w:ascii="宋体" w:hAnsi="宋体" w:eastAsia="宋体" w:cs="宋体"/>
+                <w:rFonts w:ascii="宋体" w:eastAsia="宋体" w:hAnsi="宋体" w:cs="宋体"/>
                 <w:b/>
                 <w:bCs/>
                 <w:spacing w:val="-4"/>
@@ -397,7 +407,7 @@
             </w:r>
             <w:r>
               <w:rPr>
-                <w:rFonts w:ascii="宋体" w:hAnsi="宋体" w:eastAsia="宋体" w:cs="宋体"/>
+                <w:rFonts w:ascii="宋体" w:eastAsia="宋体" w:hAnsi="宋体" w:cs="宋体"/>
                 <w:b/>
                 <w:bCs/>
                 <w:sz w:val="28"/>
@@ -411,29 +421,29 @@
           <w:tcPr>
             <w:tcW w:w="2100" w:type="dxa"/>
             <w:tcBorders>
-              <w:top w:val="single" w:color="000000" w:sz="4" w:space="0"/>
-              <w:left w:val="single" w:color="000000" w:sz="4" w:space="0"/>
-              <w:bottom w:val="single" w:color="000000" w:sz="4" w:space="0"/>
-              <w:right w:val="single" w:color="000000" w:sz="4" w:space="0"/>
-            </w:tcBorders>
-          </w:tcPr>
-          <w:p>
-            <w:pPr>
-              <w:pStyle w:val="11"/>
+              <w:top w:val="single" w:sz="4" w:space="0" w:color="000000"/>
+              <w:left w:val="single" w:sz="4" w:space="0" w:color="000000"/>
+              <w:bottom w:val="single" w:sz="4" w:space="0" w:color="000000"/>
+              <w:right w:val="single" w:sz="4" w:space="0" w:color="000000"/>
+            </w:tcBorders>
+          </w:tcPr>
+          <w:p>
+            <w:pPr>
+              <w:pStyle w:val="TableParagraph"/>
               <w:spacing w:before="202" w:line="240" w:lineRule="auto"/>
               <w:ind w:left="151" w:right="0"/>
               <w:jc w:val="left"/>
               <w:rPr>
-                <w:rFonts w:hint="default" w:eastAsia="宋体"/>
-                <w:lang w:val="en-US" w:eastAsia="zh-CN"/>
-              </w:rPr>
-            </w:pPr>
-            <w:r>
-              <w:rPr>
-                <w:rFonts w:hint="eastAsia" w:eastAsia="宋体"/>
-                <w:lang w:val="en-US" w:eastAsia="zh-CN"/>
-              </w:rPr>
-              <w:t>吴杰-质量部</w:t>
+                <w:rFonts w:eastAsia="宋体" w:hint="default"/>
+                <w:lang w:val="en-US" w:eastAsia="zh-CN"/>
+              </w:rPr>
+            </w:pPr>
+            <w:r>
+              <w:rPr>
+                <w:rFonts w:eastAsia="宋体" w:hint="eastAsia"/>
+                <w:lang w:val="en-US" w:eastAsia="zh-CN"/>
+              </w:rPr>
+              <w:t>刘鑫楠-质量部</w:t>
             </w:r>
           </w:p>
         </w:tc>
@@ -441,27 +451,27 @@
           <w:tcPr>
             <w:tcW w:w="1275" w:type="dxa"/>
             <w:tcBorders>
-              <w:top w:val="single" w:color="000000" w:sz="4" w:space="0"/>
-              <w:left w:val="single" w:color="000000" w:sz="4" w:space="0"/>
-              <w:bottom w:val="single" w:color="000000" w:sz="4" w:space="0"/>
-              <w:right w:val="single" w:color="000000" w:sz="4" w:space="0"/>
-            </w:tcBorders>
-          </w:tcPr>
-          <w:p>
-            <w:pPr>
-              <w:pStyle w:val="11"/>
+              <w:top w:val="single" w:sz="4" w:space="0" w:color="000000"/>
+              <w:left w:val="single" w:sz="4" w:space="0" w:color="000000"/>
+              <w:bottom w:val="single" w:sz="4" w:space="0" w:color="000000"/>
+              <w:right w:val="single" w:sz="4" w:space="0" w:color="000000"/>
+            </w:tcBorders>
+          </w:tcPr>
+          <w:p>
+            <w:pPr>
+              <w:pStyle w:val="TableParagraph"/>
               <w:spacing w:before="202" w:line="240" w:lineRule="auto"/>
               <w:ind w:left="-219" w:right="0"/>
               <w:jc w:val="left"/>
               <w:rPr>
-                <w:rFonts w:ascii="宋体" w:hAnsi="宋体" w:eastAsia="宋体" w:cs="宋体"/>
-                <w:sz w:val="28"/>
-                <w:szCs w:val="28"/>
-              </w:rPr>
-            </w:pPr>
-            <w:r>
-              <w:rPr>
-                <w:rFonts w:ascii="宋体" w:hAnsi="宋体" w:eastAsia="宋体" w:cs="宋体"/>
+                <w:rFonts w:ascii="宋体" w:eastAsia="宋体" w:hAnsi="宋体" w:cs="宋体"/>
+                <w:sz w:val="28"/>
+                <w:szCs w:val="28"/>
+              </w:rPr>
+            </w:pPr>
+            <w:r>
+              <w:rPr>
+                <w:rFonts w:ascii="宋体" w:eastAsia="宋体" w:hAnsi="宋体" w:cs="宋体"/>
                 <w:sz w:val="28"/>
                 <w:szCs w:val="28"/>
               </w:rPr>
@@ -469,7 +479,7 @@
             </w:r>
             <w:r>
               <w:rPr>
-                <w:rFonts w:ascii="宋体" w:hAnsi="宋体" w:eastAsia="宋体" w:cs="宋体"/>
+                <w:rFonts w:ascii="宋体" w:eastAsia="宋体" w:hAnsi="宋体" w:cs="宋体"/>
                 <w:b/>
                 <w:bCs/>
                 <w:sz w:val="28"/>
@@ -484,15 +494,15 @@
             <w:tcW w:w="3109" w:type="dxa"/>
             <w:gridSpan w:val="2"/>
             <w:tcBorders>
-              <w:top w:val="single" w:color="000000" w:sz="4" w:space="0"/>
-              <w:left w:val="single" w:color="000000" w:sz="4" w:space="0"/>
-              <w:bottom w:val="single" w:color="000000" w:sz="4" w:space="0"/>
-              <w:right w:val="single" w:color="000000" w:sz="4" w:space="0"/>
-            </w:tcBorders>
-          </w:tcPr>
-          <w:p>
-            <w:pPr>
-              <w:pStyle w:val="11"/>
+              <w:top w:val="single" w:sz="4" w:space="0" w:color="000000"/>
+              <w:left w:val="single" w:sz="4" w:space="0" w:color="000000"/>
+              <w:bottom w:val="single" w:sz="4" w:space="0" w:color="000000"/>
+              <w:right w:val="single" w:sz="4" w:space="0" w:color="000000"/>
+            </w:tcBorders>
+          </w:tcPr>
+          <w:p>
+            <w:pPr>
+              <w:pStyle w:val="TableParagraph"/>
               <w:spacing w:before="202" w:line="240" w:lineRule="auto"/>
               <w:ind w:left="151" w:right="0"/>
               <w:jc w:val="left"/>
@@ -511,6 +521,9 @@
       </w:tr>
       <w:tr>
         <w:tblPrEx>
+          <w:tblW w:w="0" w:type="auto"/>
+          <w:tblInd w:w="104" w:type="dxa"/>
+          <w:tblLayout w:type="fixed"/>
           <w:tblCellMar>
             <w:top w:w="0" w:type="dxa"/>
             <w:left w:w="0" w:type="dxa"/>
@@ -519,22 +532,22 @@
           </w:tblCellMar>
         </w:tblPrEx>
         <w:trPr>
-          <w:trHeight w:val="692" w:hRule="exact"/>
+          <w:trHeight w:hRule="exact" w:val="692"/>
         </w:trPr>
         <w:tc>
           <w:tcPr>
             <w:tcW w:w="8528" w:type="dxa"/>
             <w:gridSpan w:val="6"/>
             <w:tcBorders>
-              <w:top w:val="single" w:color="000000" w:sz="4" w:space="0"/>
-              <w:left w:val="single" w:color="000000" w:sz="4" w:space="0"/>
-              <w:bottom w:val="single" w:color="000000" w:sz="4" w:space="0"/>
-              <w:right w:val="single" w:color="000000" w:sz="4" w:space="0"/>
-            </w:tcBorders>
-          </w:tcPr>
-          <w:p>
-            <w:pPr>
-              <w:pStyle w:val="11"/>
+              <w:top w:val="single" w:sz="4" w:space="0" w:color="000000"/>
+              <w:left w:val="single" w:sz="4" w:space="0" w:color="000000"/>
+              <w:bottom w:val="single" w:sz="4" w:space="0" w:color="000000"/>
+              <w:right w:val="single" w:sz="4" w:space="0" w:color="000000"/>
+            </w:tcBorders>
+          </w:tcPr>
+          <w:p>
+            <w:pPr>
+              <w:pStyle w:val="TableParagraph"/>
               <w:spacing w:before="202" w:line="240" w:lineRule="auto"/>
               <w:ind w:left="151" w:right="0"/>
               <w:jc w:val="left"/>
@@ -545,7 +558,7 @@
             </w:pPr>
             <w:r>
               <w:rPr>
-                <w:rFonts w:ascii="宋体" w:hAnsi="宋体" w:eastAsia="宋体" w:cs="宋体"/>
+                <w:rFonts w:ascii="宋体" w:eastAsia="宋体" w:hAnsi="宋体" w:cs="宋体"/>
                 <w:b/>
                 <w:bCs/>
                 <w:sz w:val="28"/>
@@ -555,18 +568,18 @@
             </w:r>
             <w:r>
               <w:rPr>
-                <w:rFonts w:hint="eastAsia" w:ascii="宋体" w:hAnsi="宋体" w:eastAsia="宋体" w:cs="宋体"/>
+                <w:rFonts w:ascii="宋体" w:eastAsia="宋体" w:hAnsi="宋体" w:cs="宋体" w:hint="eastAsia"/>
                 <w:b/>
                 <w:bCs/>
                 <w:sz w:val="28"/>
                 <w:szCs w:val="28"/>
                 <w:lang w:eastAsia="zh-CN"/>
               </w:rPr>
-              <w:t>YNTD-ITSS-0506 工作交接管理办法</w:t>
-            </w:r>
-            <w:r>
-              <w:rPr>
-                <w:rFonts w:ascii="宋体" w:hAnsi="宋体" w:eastAsia="宋体" w:cs="宋体"/>
+              <w:t>HXDL-ITSS-0506 工作交接管理办法</w:t>
+            </w:r>
+            <w:r>
+              <w:rPr>
+                <w:rFonts w:ascii="宋体" w:eastAsia="宋体" w:hAnsi="宋体" w:cs="宋体"/>
                 <w:b/>
                 <w:bCs/>
                 <w:sz w:val="28"/>
@@ -577,12 +590,12 @@
           </w:p>
           <w:p>
             <w:pPr>
-              <w:pStyle w:val="11"/>
+              <w:pStyle w:val="TableParagraph"/>
               <w:spacing w:before="203" w:line="240" w:lineRule="auto"/>
               <w:ind w:left="151" w:right="0"/>
               <w:jc w:val="left"/>
               <w:rPr>
-                <w:rFonts w:hint="eastAsia" w:ascii="宋体" w:hAnsi="宋体" w:eastAsia="宋体" w:cs="宋体"/>
+                <w:rFonts w:ascii="宋体" w:eastAsia="宋体" w:hAnsi="宋体" w:cs="宋体" w:hint="eastAsia"/>
                 <w:sz w:val="28"/>
                 <w:szCs w:val="28"/>
                 <w:lang w:eastAsia="zh-CN"/>
@@ -600,6 +613,9 @@
       </w:tr>
       <w:tr>
         <w:tblPrEx>
+          <w:tblW w:w="0" w:type="auto"/>
+          <w:tblInd w:w="104" w:type="dxa"/>
+          <w:tblLayout w:type="fixed"/>
           <w:tblCellMar>
             <w:top w:w="0" w:type="dxa"/>
             <w:left w:w="0" w:type="dxa"/>
@@ -608,22 +624,22 @@
           </w:tblCellMar>
         </w:tblPrEx>
         <w:trPr>
-          <w:trHeight w:val="3829" w:hRule="exact"/>
+          <w:trHeight w:hRule="exact" w:val="3829"/>
         </w:trPr>
         <w:tc>
           <w:tcPr>
             <w:tcW w:w="8528" w:type="dxa"/>
             <w:gridSpan w:val="6"/>
             <w:tcBorders>
-              <w:top w:val="single" w:color="000000" w:sz="4" w:space="0"/>
-              <w:left w:val="single" w:color="000000" w:sz="4" w:space="0"/>
-              <w:bottom w:val="single" w:color="000000" w:sz="4" w:space="0"/>
-              <w:right w:val="single" w:color="000000" w:sz="4" w:space="0"/>
-            </w:tcBorders>
-          </w:tcPr>
-          <w:p>
-            <w:pPr>
-              <w:pStyle w:val="11"/>
+              <w:top w:val="single" w:sz="4" w:space="0" w:color="000000"/>
+              <w:left w:val="single" w:sz="4" w:space="0" w:color="000000"/>
+              <w:bottom w:val="single" w:sz="4" w:space="0" w:color="000000"/>
+              <w:right w:val="single" w:sz="4" w:space="0" w:color="000000"/>
+            </w:tcBorders>
+          </w:tcPr>
+          <w:p>
+            <w:pPr>
+              <w:pStyle w:val="TableParagraph"/>
               <w:keepNext w:val="0"/>
               <w:keepLines w:val="0"/>
               <w:pageBreakBefore w:val="0"/>
@@ -663,13 +679,13 @@
             </w:r>
             <w:r>
               <w:rPr>
-                <w:rFonts w:hint="eastAsia" w:eastAsia="宋体"/>
+                <w:rFonts w:eastAsia="宋体" w:hint="eastAsia"/>
                 <w:lang w:eastAsia="zh-CN"/>
               </w:rPr>
-              <w:t>YNTD-ITSS-0506 工作交接管理办法</w:t>
-            </w:r>
-            <w:bookmarkStart w:id="1" w:name="_GoBack"/>
-            <w:bookmarkEnd w:id="1"/>
+              <w:t>HXDL-ITSS-0506 工作交接管理办法</w:t>
+            </w:r>
+            <w:bookmarkStart w:id="0" w:name="_GoBack"/>
+            <w:bookmarkEnd w:id="0"/>
             <w:r>
               <w:rPr>
                 <w:rFonts w:hint="eastAsia"/>
@@ -682,7 +698,7 @@
           </w:p>
           <w:p>
             <w:pPr>
-              <w:pStyle w:val="11"/>
+              <w:pStyle w:val="TableParagraph"/>
               <w:keepNext w:val="0"/>
               <w:keepLines w:val="0"/>
               <w:pageBreakBefore w:val="0"/>
@@ -701,7 +717,7 @@
               <w:adjustRightInd/>
               <w:snapToGrid/>
               <w:spacing w:before="203" w:line="120" w:lineRule="auto"/>
-              <w:ind w:left="425" w:leftChars="0" w:right="0" w:rightChars="0" w:hanging="425" w:firstLineChars="0"/>
+              <w:ind w:left="425" w:right="0" w:hanging="425" w:leftChars="0" w:rightChars="0" w:firstLineChars="0"/>
               <w:jc w:val="left"/>
               <w:textAlignment w:val="auto"/>
               <w:rPr>
@@ -719,7 +735,7 @@
           </w:p>
           <w:p>
             <w:pPr>
-              <w:pStyle w:val="11"/>
+              <w:pStyle w:val="TableParagraph"/>
               <w:keepNext w:val="0"/>
               <w:keepLines w:val="0"/>
               <w:pageBreakBefore w:val="0"/>
@@ -738,7 +754,7 @@
               <w:adjustRightInd/>
               <w:snapToGrid/>
               <w:spacing w:before="203" w:line="120" w:lineRule="auto"/>
-              <w:ind w:left="425" w:leftChars="0" w:right="0" w:rightChars="0" w:hanging="425" w:firstLineChars="0"/>
+              <w:ind w:left="425" w:right="0" w:hanging="425" w:leftChars="0" w:rightChars="0" w:firstLineChars="0"/>
               <w:jc w:val="left"/>
               <w:textAlignment w:val="auto"/>
               <w:rPr>
@@ -756,7 +772,7 @@
           </w:p>
           <w:p>
             <w:pPr>
-              <w:pStyle w:val="11"/>
+              <w:pStyle w:val="TableParagraph"/>
               <w:keepNext w:val="0"/>
               <w:keepLines w:val="0"/>
               <w:pageBreakBefore w:val="0"/>
@@ -775,7 +791,7 @@
               <w:adjustRightInd/>
               <w:snapToGrid/>
               <w:spacing w:before="203" w:line="120" w:lineRule="auto"/>
-              <w:ind w:left="425" w:leftChars="0" w:right="0" w:rightChars="0" w:hanging="425" w:firstLineChars="0"/>
+              <w:ind w:left="425" w:right="0" w:hanging="425" w:leftChars="0" w:rightChars="0" w:firstLineChars="0"/>
               <w:jc w:val="left"/>
               <w:textAlignment w:val="auto"/>
               <w:rPr>
@@ -783,7 +799,7 @@
                 <w:lang w:val="en-US" w:eastAsia="zh-CN"/>
               </w:rPr>
             </w:pPr>
-            <w:bookmarkStart w:id="0" w:name="_Toc20500"/>
+            <w:bookmarkStart w:id="1" w:name="_Toc20500"/>
             <w:r>
               <w:rPr>
                 <w:rFonts w:hint="default"/>
@@ -791,11 +807,11 @@
               </w:rPr>
               <w:t>交接流程与职责</w:t>
             </w:r>
-            <w:bookmarkEnd w:id="0"/>
-          </w:p>
-          <w:p>
-            <w:pPr>
-              <w:pStyle w:val="11"/>
+            <w:bookmarkEnd w:id="1"/>
+          </w:p>
+          <w:p>
+            <w:pPr>
+              <w:pStyle w:val="TableParagraph"/>
               <w:keepNext w:val="0"/>
               <w:keepLines w:val="0"/>
               <w:pageBreakBefore w:val="0"/>
@@ -814,11 +830,11 @@
               <w:adjustRightInd/>
               <w:snapToGrid/>
               <w:spacing w:before="203" w:line="120" w:lineRule="auto"/>
-              <w:ind w:left="425" w:leftChars="0" w:right="0" w:rightChars="0" w:hanging="425" w:firstLineChars="0"/>
+              <w:ind w:left="425" w:right="0" w:hanging="425" w:leftChars="0" w:rightChars="0" w:firstLineChars="0"/>
               <w:jc w:val="left"/>
               <w:textAlignment w:val="auto"/>
               <w:rPr>
-                <w:rFonts w:hint="default" w:eastAsia="宋体"/>
+                <w:rFonts w:eastAsia="宋体" w:hint="default"/>
                 <w:lang w:val="en-US" w:eastAsia="zh-CN"/>
               </w:rPr>
             </w:pPr>
@@ -834,6 +850,9 @@
       </w:tr>
       <w:tr>
         <w:tblPrEx>
+          <w:tblW w:w="0" w:type="auto"/>
+          <w:tblInd w:w="104" w:type="dxa"/>
+          <w:tblLayout w:type="fixed"/>
           <w:tblCellMar>
             <w:top w:w="0" w:type="dxa"/>
             <w:left w:w="0" w:type="dxa"/>
@@ -842,34 +861,34 @@
           </w:tblCellMar>
         </w:tblPrEx>
         <w:trPr>
-          <w:trHeight w:val="634" w:hRule="exact"/>
+          <w:trHeight w:hRule="exact" w:val="634"/>
         </w:trPr>
         <w:tc>
           <w:tcPr>
             <w:tcW w:w="8528" w:type="dxa"/>
             <w:gridSpan w:val="6"/>
             <w:tcBorders>
-              <w:top w:val="single" w:color="000000" w:sz="4" w:space="0"/>
-              <w:left w:val="single" w:color="000000" w:sz="4" w:space="0"/>
-              <w:bottom w:val="single" w:color="000000" w:sz="4" w:space="0"/>
-              <w:right w:val="single" w:color="000000" w:sz="4" w:space="0"/>
-            </w:tcBorders>
-          </w:tcPr>
-          <w:p>
-            <w:pPr>
-              <w:pStyle w:val="11"/>
+              <w:top w:val="single" w:sz="4" w:space="0" w:color="000000"/>
+              <w:left w:val="single" w:sz="4" w:space="0" w:color="000000"/>
+              <w:bottom w:val="single" w:sz="4" w:space="0" w:color="000000"/>
+              <w:right w:val="single" w:sz="4" w:space="0" w:color="000000"/>
+            </w:tcBorders>
+          </w:tcPr>
+          <w:p>
+            <w:pPr>
+              <w:pStyle w:val="TableParagraph"/>
               <w:spacing w:before="86" w:line="240" w:lineRule="auto"/>
               <w:ind w:left="103" w:right="0"/>
               <w:jc w:val="left"/>
               <w:rPr>
-                <w:rFonts w:ascii="宋体" w:hAnsi="宋体" w:eastAsia="宋体" w:cs="宋体"/>
-                <w:sz w:val="28"/>
-                <w:szCs w:val="28"/>
-              </w:rPr>
-            </w:pPr>
-            <w:r>
-              <w:rPr>
-                <w:rFonts w:ascii="宋体" w:hAnsi="宋体" w:eastAsia="宋体" w:cs="宋体"/>
+                <w:rFonts w:ascii="宋体" w:eastAsia="宋体" w:hAnsi="宋体" w:cs="宋体"/>
+                <w:sz w:val="28"/>
+                <w:szCs w:val="28"/>
+              </w:rPr>
+            </w:pPr>
+            <w:r>
+              <w:rPr>
+                <w:rFonts w:ascii="宋体" w:eastAsia="宋体" w:hAnsi="宋体" w:cs="宋体"/>
                 <w:sz w:val="28"/>
                 <w:szCs w:val="28"/>
               </w:rPr>
@@ -880,6 +899,9 @@
       </w:tr>
       <w:tr>
         <w:tblPrEx>
+          <w:tblW w:w="0" w:type="auto"/>
+          <w:tblInd w:w="104" w:type="dxa"/>
+          <w:tblLayout w:type="fixed"/>
           <w:tblCellMar>
             <w:top w:w="0" w:type="dxa"/>
             <w:left w:w="0" w:type="dxa"/>
@@ -888,33 +910,33 @@
           </w:tblCellMar>
         </w:tblPrEx>
         <w:trPr>
-          <w:trHeight w:val="531" w:hRule="exact"/>
+          <w:trHeight w:hRule="exact" w:val="531"/>
         </w:trPr>
         <w:tc>
           <w:tcPr>
             <w:tcW w:w="764" w:type="dxa"/>
             <w:tcBorders>
-              <w:top w:val="single" w:color="000000" w:sz="4" w:space="0"/>
-              <w:left w:val="single" w:color="000000" w:sz="4" w:space="0"/>
-              <w:bottom w:val="single" w:color="000000" w:sz="4" w:space="0"/>
-              <w:right w:val="single" w:color="000000" w:sz="4" w:space="0"/>
-            </w:tcBorders>
-          </w:tcPr>
-          <w:p>
-            <w:pPr>
-              <w:pStyle w:val="11"/>
+              <w:top w:val="single" w:sz="4" w:space="0" w:color="000000"/>
+              <w:left w:val="single" w:sz="4" w:space="0" w:color="000000"/>
+              <w:bottom w:val="single" w:sz="4" w:space="0" w:color="000000"/>
+              <w:right w:val="single" w:sz="4" w:space="0" w:color="000000"/>
+            </w:tcBorders>
+          </w:tcPr>
+          <w:p>
+            <w:pPr>
+              <w:pStyle w:val="TableParagraph"/>
               <w:spacing w:before="98" w:line="240" w:lineRule="auto"/>
               <w:ind w:left="178" w:right="0"/>
               <w:jc w:val="left"/>
               <w:rPr>
-                <w:rFonts w:ascii="宋体" w:hAnsi="宋体" w:eastAsia="宋体" w:cs="宋体"/>
+                <w:rFonts w:ascii="宋体" w:eastAsia="宋体" w:hAnsi="宋体" w:cs="宋体"/>
                 <w:sz w:val="20"/>
                 <w:szCs w:val="20"/>
               </w:rPr>
             </w:pPr>
             <w:r>
               <w:rPr>
-                <w:rFonts w:ascii="宋体" w:hAnsi="宋体" w:eastAsia="宋体" w:cs="宋体"/>
+                <w:rFonts w:ascii="宋体" w:eastAsia="宋体" w:hAnsi="宋体" w:cs="宋体"/>
                 <w:b/>
                 <w:bCs/>
                 <w:sz w:val="20"/>
@@ -928,27 +950,27 @@
           <w:tcPr>
             <w:tcW w:w="1280" w:type="dxa"/>
             <w:tcBorders>
-              <w:top w:val="single" w:color="000000" w:sz="4" w:space="0"/>
-              <w:left w:val="single" w:color="000000" w:sz="4" w:space="0"/>
-              <w:bottom w:val="single" w:color="000000" w:sz="4" w:space="0"/>
-              <w:right w:val="single" w:color="000000" w:sz="4" w:space="0"/>
-            </w:tcBorders>
-          </w:tcPr>
-          <w:p>
-            <w:pPr>
-              <w:pStyle w:val="11"/>
+              <w:top w:val="single" w:sz="4" w:space="0" w:color="000000"/>
+              <w:left w:val="single" w:sz="4" w:space="0" w:color="000000"/>
+              <w:bottom w:val="single" w:sz="4" w:space="0" w:color="000000"/>
+              <w:right w:val="single" w:sz="4" w:space="0" w:color="000000"/>
+            </w:tcBorders>
+          </w:tcPr>
+          <w:p>
+            <w:pPr>
+              <w:pStyle w:val="TableParagraph"/>
               <w:spacing w:before="98" w:line="240" w:lineRule="auto"/>
               <w:ind w:left="395" w:right="0"/>
               <w:jc w:val="left"/>
               <w:rPr>
-                <w:rFonts w:ascii="宋体" w:hAnsi="宋体" w:eastAsia="宋体" w:cs="宋体"/>
+                <w:rFonts w:ascii="宋体" w:eastAsia="宋体" w:hAnsi="宋体" w:cs="宋体"/>
                 <w:sz w:val="20"/>
                 <w:szCs w:val="20"/>
               </w:rPr>
             </w:pPr>
             <w:r>
               <w:rPr>
-                <w:rFonts w:ascii="宋体" w:hAnsi="宋体" w:eastAsia="宋体" w:cs="宋体"/>
+                <w:rFonts w:ascii="宋体" w:eastAsia="宋体" w:hAnsi="宋体" w:cs="宋体"/>
                 <w:b/>
                 <w:bCs/>
                 <w:sz w:val="20"/>
@@ -962,20 +984,20 @@
           <w:tcPr>
             <w:tcW w:w="2100" w:type="dxa"/>
             <w:tcBorders>
-              <w:top w:val="single" w:color="000000" w:sz="4" w:space="0"/>
-              <w:left w:val="single" w:color="000000" w:sz="4" w:space="0"/>
-              <w:bottom w:val="single" w:color="000000" w:sz="4" w:space="0"/>
-              <w:right w:val="single" w:color="000000" w:sz="4" w:space="0"/>
-            </w:tcBorders>
-          </w:tcPr>
-          <w:p>
-            <w:pPr>
-              <w:pStyle w:val="11"/>
+              <w:top w:val="single" w:sz="4" w:space="0" w:color="000000"/>
+              <w:left w:val="single" w:sz="4" w:space="0" w:color="000000"/>
+              <w:bottom w:val="single" w:sz="4" w:space="0" w:color="000000"/>
+              <w:right w:val="single" w:sz="4" w:space="0" w:color="000000"/>
+            </w:tcBorders>
+          </w:tcPr>
+          <w:p>
+            <w:pPr>
+              <w:pStyle w:val="TableParagraph"/>
               <w:spacing w:before="98" w:line="240" w:lineRule="auto"/>
               <w:ind w:left="395" w:right="0"/>
               <w:jc w:val="left"/>
               <w:rPr>
-                <w:rFonts w:ascii="宋体" w:hAnsi="宋体" w:eastAsia="宋体" w:cs="宋体"/>
+                <w:rFonts w:ascii="宋体" w:eastAsia="宋体" w:hAnsi="宋体" w:cs="宋体"/>
                 <w:b/>
                 <w:bCs/>
                 <w:sz w:val="20"/>
@@ -984,7 +1006,7 @@
             </w:pPr>
             <w:r>
               <w:rPr>
-                <w:rFonts w:ascii="宋体" w:hAnsi="宋体" w:eastAsia="宋体" w:cs="宋体"/>
+                <w:rFonts w:ascii="宋体" w:eastAsia="宋体" w:hAnsi="宋体" w:cs="宋体"/>
                 <w:b/>
                 <w:bCs/>
                 <w:sz w:val="20"/>
@@ -998,20 +1020,20 @@
           <w:tcPr>
             <w:tcW w:w="1275" w:type="dxa"/>
             <w:tcBorders>
-              <w:top w:val="single" w:color="000000" w:sz="4" w:space="0"/>
-              <w:left w:val="single" w:color="000000" w:sz="4" w:space="0"/>
-              <w:bottom w:val="single" w:color="000000" w:sz="4" w:space="0"/>
-              <w:right w:val="single" w:color="000000" w:sz="4" w:space="0"/>
-            </w:tcBorders>
-          </w:tcPr>
-          <w:p>
-            <w:pPr>
-              <w:pStyle w:val="11"/>
+              <w:top w:val="single" w:sz="4" w:space="0" w:color="000000"/>
+              <w:left w:val="single" w:sz="4" w:space="0" w:color="000000"/>
+              <w:bottom w:val="single" w:sz="4" w:space="0" w:color="000000"/>
+              <w:right w:val="single" w:sz="4" w:space="0" w:color="000000"/>
+            </w:tcBorders>
+          </w:tcPr>
+          <w:p>
+            <w:pPr>
+              <w:pStyle w:val="TableParagraph"/>
               <w:spacing w:before="98" w:line="240" w:lineRule="auto"/>
               <w:ind w:left="395" w:right="0"/>
               <w:jc w:val="left"/>
               <w:rPr>
-                <w:rFonts w:ascii="宋体" w:hAnsi="宋体" w:eastAsia="宋体" w:cs="宋体"/>
+                <w:rFonts w:ascii="宋体" w:eastAsia="宋体" w:hAnsi="宋体" w:cs="宋体"/>
                 <w:b/>
                 <w:bCs/>
                 <w:sz w:val="20"/>
@@ -1020,7 +1042,7 @@
             </w:pPr>
             <w:r>
               <w:rPr>
-                <w:rFonts w:ascii="宋体" w:hAnsi="宋体" w:eastAsia="宋体" w:cs="宋体"/>
+                <w:rFonts w:ascii="宋体" w:eastAsia="宋体" w:hAnsi="宋体" w:cs="宋体"/>
                 <w:b/>
                 <w:bCs/>
                 <w:sz w:val="20"/>
@@ -1034,20 +1056,20 @@
           <w:tcPr>
             <w:tcW w:w="1305" w:type="dxa"/>
             <w:tcBorders>
-              <w:top w:val="single" w:color="000000" w:sz="4" w:space="0"/>
-              <w:left w:val="single" w:color="000000" w:sz="4" w:space="0"/>
-              <w:bottom w:val="single" w:color="000000" w:sz="4" w:space="0"/>
-              <w:right w:val="single" w:color="000000" w:sz="4" w:space="0"/>
-            </w:tcBorders>
-          </w:tcPr>
-          <w:p>
-            <w:pPr>
-              <w:pStyle w:val="11"/>
+              <w:top w:val="single" w:sz="4" w:space="0" w:color="000000"/>
+              <w:left w:val="single" w:sz="4" w:space="0" w:color="000000"/>
+              <w:bottom w:val="single" w:sz="4" w:space="0" w:color="000000"/>
+              <w:right w:val="single" w:sz="4" w:space="0" w:color="000000"/>
+            </w:tcBorders>
+          </w:tcPr>
+          <w:p>
+            <w:pPr>
+              <w:pStyle w:val="TableParagraph"/>
               <w:spacing w:before="98" w:line="240" w:lineRule="auto"/>
               <w:ind w:left="395" w:right="0"/>
               <w:jc w:val="left"/>
               <w:rPr>
-                <w:rFonts w:ascii="宋体" w:hAnsi="宋体" w:eastAsia="宋体" w:cs="宋体"/>
+                <w:rFonts w:ascii="宋体" w:eastAsia="宋体" w:hAnsi="宋体" w:cs="宋体"/>
                 <w:b/>
                 <w:bCs/>
                 <w:sz w:val="20"/>
@@ -1056,7 +1078,7 @@
             </w:pPr>
             <w:r>
               <w:rPr>
-                <w:rFonts w:ascii="宋体" w:hAnsi="宋体" w:eastAsia="宋体" w:cs="宋体"/>
+                <w:rFonts w:ascii="宋体" w:eastAsia="宋体" w:hAnsi="宋体" w:cs="宋体"/>
                 <w:b/>
                 <w:bCs/>
                 <w:sz w:val="20"/>
@@ -1070,20 +1092,20 @@
           <w:tcPr>
             <w:tcW w:w="1804" w:type="dxa"/>
             <w:tcBorders>
-              <w:top w:val="single" w:color="000000" w:sz="4" w:space="0"/>
-              <w:left w:val="single" w:color="000000" w:sz="4" w:space="0"/>
-              <w:bottom w:val="single" w:color="000000" w:sz="4" w:space="0"/>
-              <w:right w:val="single" w:color="000000" w:sz="4" w:space="0"/>
-            </w:tcBorders>
-          </w:tcPr>
-          <w:p>
-            <w:pPr>
-              <w:pStyle w:val="11"/>
+              <w:top w:val="single" w:sz="4" w:space="0" w:color="000000"/>
+              <w:left w:val="single" w:sz="4" w:space="0" w:color="000000"/>
+              <w:bottom w:val="single" w:sz="4" w:space="0" w:color="000000"/>
+              <w:right w:val="single" w:sz="4" w:space="0" w:color="000000"/>
+            </w:tcBorders>
+          </w:tcPr>
+          <w:p>
+            <w:pPr>
+              <w:pStyle w:val="TableParagraph"/>
               <w:spacing w:before="98" w:line="240" w:lineRule="auto"/>
               <w:ind w:left="395" w:right="0"/>
               <w:jc w:val="left"/>
               <w:rPr>
-                <w:rFonts w:ascii="宋体" w:hAnsi="宋体" w:eastAsia="宋体" w:cs="宋体"/>
+                <w:rFonts w:ascii="宋体" w:eastAsia="宋体" w:hAnsi="宋体" w:cs="宋体"/>
                 <w:b/>
                 <w:bCs/>
                 <w:sz w:val="20"/>
@@ -1092,7 +1114,7 @@
             </w:pPr>
             <w:r>
               <w:rPr>
-                <w:rFonts w:ascii="宋体" w:hAnsi="宋体" w:eastAsia="宋体" w:cs="宋体"/>
+                <w:rFonts w:ascii="宋体" w:eastAsia="宋体" w:hAnsi="宋体" w:cs="宋体"/>
                 <w:b/>
                 <w:bCs/>
                 <w:sz w:val="20"/>
@@ -1105,6 +1127,9 @@
       </w:tr>
       <w:tr>
         <w:tblPrEx>
+          <w:tblW w:w="0" w:type="auto"/>
+          <w:tblInd w:w="104" w:type="dxa"/>
+          <w:tblLayout w:type="fixed"/>
           <w:tblCellMar>
             <w:top w:w="0" w:type="dxa"/>
             <w:left w:w="0" w:type="dxa"/>
@@ -1113,16 +1138,16 @@
           </w:tblCellMar>
         </w:tblPrEx>
         <w:trPr>
-          <w:trHeight w:val="634" w:hRule="exact"/>
+          <w:trHeight w:hRule="exact" w:val="634"/>
         </w:trPr>
         <w:tc>
           <w:tcPr>
             <w:tcW w:w="764" w:type="dxa"/>
             <w:tcBorders>
-              <w:top w:val="single" w:color="000000" w:sz="4" w:space="0"/>
-              <w:left w:val="single" w:color="000000" w:sz="4" w:space="0"/>
-              <w:bottom w:val="single" w:color="000000" w:sz="4" w:space="0"/>
-              <w:right w:val="single" w:color="000000" w:sz="4" w:space="0"/>
+              <w:top w:val="single" w:sz="4" w:space="0" w:color="000000"/>
+              <w:left w:val="single" w:sz="4" w:space="0" w:color="000000"/>
+              <w:bottom w:val="single" w:sz="4" w:space="0" w:color="000000"/>
+              <w:right w:val="single" w:sz="4" w:space="0" w:color="000000"/>
             </w:tcBorders>
           </w:tcPr>
           <w:p>
@@ -1131,15 +1156,15 @@
               <w:ind w:left="102" w:right="0"/>
               <w:jc w:val="left"/>
               <w:rPr>
-                <w:rFonts w:hint="eastAsia" w:ascii="宋体" w:hAnsi="宋体" w:eastAsia="宋体" w:cs="宋体"/>
-                <w:sz w:val="28"/>
-                <w:szCs w:val="28"/>
-                <w:lang w:val="en-US" w:eastAsia="zh-CN"/>
-              </w:rPr>
-            </w:pPr>
-            <w:r>
-              <w:rPr>
-                <w:rFonts w:hint="eastAsia" w:ascii="宋体" w:hAnsi="宋体" w:eastAsia="宋体" w:cs="宋体"/>
+                <w:rFonts w:ascii="宋体" w:eastAsia="宋体" w:hAnsi="宋体" w:cs="宋体" w:hint="eastAsia"/>
+                <w:sz w:val="28"/>
+                <w:szCs w:val="28"/>
+                <w:lang w:val="en-US" w:eastAsia="zh-CN"/>
+              </w:rPr>
+            </w:pPr>
+            <w:r>
+              <w:rPr>
+                <w:rFonts w:ascii="宋体" w:eastAsia="宋体" w:hAnsi="宋体" w:cs="宋体" w:hint="eastAsia"/>
                 <w:sz w:val="28"/>
                 <w:szCs w:val="28"/>
                 <w:lang w:val="en-US" w:eastAsia="zh-CN"/>
@@ -1152,20 +1177,20 @@
           <w:tcPr>
             <w:tcW w:w="1280" w:type="dxa"/>
             <w:tcBorders>
-              <w:top w:val="single" w:color="000000" w:sz="4" w:space="0"/>
-              <w:left w:val="single" w:color="000000" w:sz="4" w:space="0"/>
-              <w:bottom w:val="single" w:color="000000" w:sz="4" w:space="0"/>
-              <w:right w:val="single" w:color="000000" w:sz="4" w:space="0"/>
+              <w:top w:val="single" w:sz="4" w:space="0" w:color="000000"/>
+              <w:left w:val="single" w:sz="4" w:space="0" w:color="000000"/>
+              <w:bottom w:val="single" w:sz="4" w:space="0" w:color="000000"/>
+              <w:right w:val="single" w:sz="4" w:space="0" w:color="000000"/>
             </w:tcBorders>
             <w:vAlign w:val="center"/>
           </w:tcPr>
           <w:p>
             <w:pPr>
               <w:spacing w:before="110" w:line="240" w:lineRule="auto"/>
-              <w:ind w:left="102" w:leftChars="0" w:right="0" w:rightChars="0"/>
-              <w:jc w:val="left"/>
-              <w:rPr>
-                <w:rFonts w:hint="default" w:ascii="宋体" w:hAnsi="宋体" w:eastAsia="宋体" w:cs="宋体"/>
+              <w:ind w:left="102" w:right="0" w:leftChars="0" w:rightChars="0"/>
+              <w:jc w:val="left"/>
+              <w:rPr>
+                <w:rFonts w:ascii="宋体" w:eastAsia="宋体" w:hAnsi="宋体" w:cs="宋体" w:hint="default"/>
                 <w:sz w:val="28"/>
                 <w:szCs w:val="28"/>
                 <w:highlight w:val="none"/>
@@ -1174,13 +1199,13 @@
             </w:pPr>
             <w:r>
               <w:rPr>
-                <w:rFonts w:hint="eastAsia" w:ascii="宋体" w:hAnsi="宋体" w:eastAsia="宋体" w:cs="宋体"/>
+                <w:rFonts w:ascii="宋体" w:eastAsia="宋体" w:hAnsi="宋体" w:cs="宋体" w:hint="eastAsia"/>
                 <w:sz w:val="28"/>
                 <w:szCs w:val="28"/>
                 <w:highlight w:val="none"/>
                 <w:lang w:val="en-US" w:eastAsia="zh-CN"/>
               </w:rPr>
-              <w:t>谢广胜</w:t>
+              <w:t>赵川华</w:t>
             </w:r>
           </w:p>
         </w:tc>
@@ -1188,20 +1213,20 @@
           <w:tcPr>
             <w:tcW w:w="2100" w:type="dxa"/>
             <w:tcBorders>
-              <w:top w:val="single" w:color="000000" w:sz="4" w:space="0"/>
-              <w:left w:val="single" w:color="000000" w:sz="4" w:space="0"/>
-              <w:bottom w:val="single" w:color="000000" w:sz="4" w:space="0"/>
-              <w:right w:val="single" w:color="000000" w:sz="4" w:space="0"/>
+              <w:top w:val="single" w:sz="4" w:space="0" w:color="000000"/>
+              <w:left w:val="single" w:sz="4" w:space="0" w:color="000000"/>
+              <w:bottom w:val="single" w:sz="4" w:space="0" w:color="000000"/>
+              <w:right w:val="single" w:sz="4" w:space="0" w:color="000000"/>
             </w:tcBorders>
             <w:vAlign w:val="center"/>
           </w:tcPr>
           <w:p>
             <w:pPr>
               <w:spacing w:before="110" w:line="240" w:lineRule="auto"/>
-              <w:ind w:left="102" w:leftChars="0" w:right="0" w:rightChars="0"/>
-              <w:jc w:val="left"/>
-              <w:rPr>
-                <w:rFonts w:hint="default" w:ascii="宋体" w:hAnsi="宋体" w:eastAsia="宋体" w:cs="宋体"/>
+              <w:ind w:left="102" w:right="0" w:leftChars="0" w:rightChars="0"/>
+              <w:jc w:val="left"/>
+              <w:rPr>
+                <w:rFonts w:ascii="宋体" w:eastAsia="宋体" w:hAnsi="宋体" w:cs="宋体" w:hint="default"/>
                 <w:sz w:val="28"/>
                 <w:szCs w:val="28"/>
                 <w:highlight w:val="yellow"/>
@@ -1210,14 +1235,14 @@
             </w:pPr>
             <w:r>
               <w:rPr>
-                <w:rFonts w:hint="eastAsia" w:ascii="宋体" w:hAnsi="宋体" w:eastAsia="宋体" w:cs="宋体"/>
+                <w:rFonts w:ascii="宋体" w:eastAsia="宋体" w:hAnsi="宋体" w:cs="宋体" w:hint="eastAsia"/>
                 <w:sz w:val="28"/>
                 <w:szCs w:val="28"/>
                 <w:highlight w:val="none"/>
-                <w:shd w:val="clear" w:fill="FFFF00"/>
-                <w:lang w:val="en-US" w:eastAsia="zh-CN"/>
-              </w:rPr>
-              <w:t>谢广胜</w:t>
+                <w:shd w:val="clear" w:color="auto" w:fill="FFFF00"/>
+                <w:lang w:val="en-US" w:eastAsia="zh-CN"/>
+              </w:rPr>
+              <w:t>赵川华</w:t>
             </w:r>
           </w:p>
         </w:tc>
@@ -1225,10 +1250,10 @@
           <w:tcPr>
             <w:tcW w:w="1275" w:type="dxa"/>
             <w:tcBorders>
-              <w:top w:val="single" w:color="000000" w:sz="4" w:space="0"/>
-              <w:left w:val="single" w:color="000000" w:sz="4" w:space="0"/>
-              <w:bottom w:val="single" w:color="000000" w:sz="4" w:space="0"/>
-              <w:right w:val="single" w:color="000000" w:sz="4" w:space="0"/>
+              <w:top w:val="single" w:sz="4" w:space="0" w:color="000000"/>
+              <w:left w:val="single" w:sz="4" w:space="0" w:color="000000"/>
+              <w:bottom w:val="single" w:sz="4" w:space="0" w:color="000000"/>
+              <w:right w:val="single" w:sz="4" w:space="0" w:color="000000"/>
             </w:tcBorders>
           </w:tcPr>
           <w:p>
@@ -1237,15 +1262,15 @@
               <w:ind w:left="102" w:right="0"/>
               <w:jc w:val="left"/>
               <w:rPr>
-                <w:rFonts w:hint="eastAsia" w:ascii="宋体" w:hAnsi="宋体" w:eastAsia="宋体" w:cs="宋体"/>
-                <w:sz w:val="28"/>
-                <w:szCs w:val="28"/>
-                <w:lang w:val="en-US" w:eastAsia="zh-CN"/>
-              </w:rPr>
-            </w:pPr>
-            <w:r>
-              <w:rPr>
-                <w:rFonts w:hint="eastAsia" w:ascii="宋体" w:hAnsi="宋体" w:eastAsia="宋体" w:cs="宋体"/>
+                <w:rFonts w:ascii="宋体" w:eastAsia="宋体" w:hAnsi="宋体" w:cs="宋体" w:hint="eastAsia"/>
+                <w:sz w:val="28"/>
+                <w:szCs w:val="28"/>
+                <w:lang w:val="en-US" w:eastAsia="zh-CN"/>
+              </w:rPr>
+            </w:pPr>
+            <w:r>
+              <w:rPr>
+                <w:rFonts w:ascii="宋体" w:eastAsia="宋体" w:hAnsi="宋体" w:cs="宋体" w:hint="eastAsia"/>
                 <w:sz w:val="28"/>
                 <w:szCs w:val="28"/>
                 <w:lang w:val="en-US" w:eastAsia="zh-CN"/>
@@ -1258,10 +1283,10 @@
           <w:tcPr>
             <w:tcW w:w="1305" w:type="dxa"/>
             <w:tcBorders>
-              <w:top w:val="single" w:color="000000" w:sz="4" w:space="0"/>
-              <w:left w:val="single" w:color="000000" w:sz="4" w:space="0"/>
-              <w:bottom w:val="single" w:color="000000" w:sz="4" w:space="0"/>
-              <w:right w:val="single" w:color="000000" w:sz="4" w:space="0"/>
+              <w:top w:val="single" w:sz="4" w:space="0" w:color="000000"/>
+              <w:left w:val="single" w:sz="4" w:space="0" w:color="000000"/>
+              <w:bottom w:val="single" w:sz="4" w:space="0" w:color="000000"/>
+              <w:right w:val="single" w:sz="4" w:space="0" w:color="000000"/>
             </w:tcBorders>
           </w:tcPr>
           <w:p>
@@ -1270,20 +1295,20 @@
               <w:ind w:left="102" w:right="0"/>
               <w:jc w:val="left"/>
               <w:rPr>
-                <w:rFonts w:hint="default" w:ascii="宋体" w:hAnsi="宋体" w:eastAsia="宋体" w:cs="宋体"/>
-                <w:sz w:val="28"/>
-                <w:szCs w:val="28"/>
-                <w:lang w:val="en-US" w:eastAsia="zh-CN"/>
-              </w:rPr>
-            </w:pPr>
-            <w:r>
-              <w:rPr>
-                <w:rFonts w:hint="eastAsia" w:ascii="宋体" w:hAnsi="宋体" w:eastAsia="宋体" w:cs="宋体"/>
-                <w:sz w:val="28"/>
-                <w:szCs w:val="28"/>
-                <w:lang w:val="en-US" w:eastAsia="zh-CN"/>
-              </w:rPr>
-              <w:t>赵建中</w:t>
+                <w:rFonts w:ascii="宋体" w:eastAsia="宋体" w:hAnsi="宋体" w:cs="宋体" w:hint="default"/>
+                <w:sz w:val="28"/>
+                <w:szCs w:val="28"/>
+                <w:lang w:val="en-US" w:eastAsia="zh-CN"/>
+              </w:rPr>
+            </w:pPr>
+            <w:r>
+              <w:rPr>
+                <w:rFonts w:ascii="宋体" w:eastAsia="宋体" w:hAnsi="宋体" w:cs="宋体" w:hint="eastAsia"/>
+                <w:sz w:val="28"/>
+                <w:szCs w:val="28"/>
+                <w:lang w:val="en-US" w:eastAsia="zh-CN"/>
+              </w:rPr>
+              <w:t>张智宏</w:t>
             </w:r>
           </w:p>
         </w:tc>
@@ -1291,16 +1316,16 @@
           <w:tcPr>
             <w:tcW w:w="1804" w:type="dxa"/>
             <w:tcBorders>
-              <w:top w:val="single" w:color="000000" w:sz="4" w:space="0"/>
-              <w:left w:val="single" w:color="000000" w:sz="4" w:space="0"/>
-              <w:bottom w:val="single" w:color="000000" w:sz="4" w:space="0"/>
-              <w:right w:val="single" w:color="000000" w:sz="4" w:space="0"/>
+              <w:top w:val="single" w:sz="4" w:space="0" w:color="000000"/>
+              <w:left w:val="single" w:sz="4" w:space="0" w:color="000000"/>
+              <w:bottom w:val="single" w:sz="4" w:space="0" w:color="000000"/>
+              <w:right w:val="single" w:sz="4" w:space="0" w:color="000000"/>
             </w:tcBorders>
           </w:tcPr>
           <w:p>
             <w:pPr>
               <w:spacing w:before="110" w:line="240" w:lineRule="auto"/>
-              <w:ind w:left="102" w:leftChars="0" w:right="0" w:rightChars="0"/>
+              <w:ind w:left="102" w:right="0" w:leftChars="0" w:rightChars="0"/>
               <w:jc w:val="left"/>
               <w:rPr>
                 <w:highlight w:val="yellow"/>
@@ -1308,19 +1333,22 @@
             </w:pPr>
             <w:r>
               <w:rPr>
-                <w:rFonts w:hint="eastAsia" w:ascii="宋体" w:hAnsi="宋体" w:eastAsia="宋体" w:cs="宋体"/>
-                <w:sz w:val="28"/>
-                <w:szCs w:val="28"/>
-                <w:shd w:val="clear" w:fill="FFFF00"/>
-                <w:lang w:val="en-US" w:eastAsia="zh-CN"/>
-              </w:rPr>
-              <w:t>赵建中</w:t>
+                <w:rFonts w:ascii="宋体" w:eastAsia="宋体" w:hAnsi="宋体" w:cs="宋体" w:hint="eastAsia"/>
+                <w:sz w:val="28"/>
+                <w:szCs w:val="28"/>
+                <w:shd w:val="clear" w:color="auto" w:fill="FFFF00"/>
+                <w:lang w:val="en-US" w:eastAsia="zh-CN"/>
+              </w:rPr>
+              <w:t>张智宏</w:t>
             </w:r>
           </w:p>
         </w:tc>
       </w:tr>
       <w:tr>
         <w:tblPrEx>
+          <w:tblW w:w="0" w:type="auto"/>
+          <w:tblInd w:w="104" w:type="dxa"/>
+          <w:tblLayout w:type="fixed"/>
           <w:tblCellMar>
             <w:top w:w="0" w:type="dxa"/>
             <w:left w:w="0" w:type="dxa"/>
@@ -1329,16 +1357,16 @@
           </w:tblCellMar>
         </w:tblPrEx>
         <w:trPr>
-          <w:trHeight w:val="634" w:hRule="exact"/>
+          <w:trHeight w:hRule="exact" w:val="634"/>
         </w:trPr>
         <w:tc>
           <w:tcPr>
             <w:tcW w:w="764" w:type="dxa"/>
             <w:tcBorders>
-              <w:top w:val="single" w:color="000000" w:sz="4" w:space="0"/>
-              <w:left w:val="single" w:color="000000" w:sz="4" w:space="0"/>
-              <w:bottom w:val="single" w:color="000000" w:sz="4" w:space="0"/>
-              <w:right w:val="single" w:color="000000" w:sz="4" w:space="0"/>
+              <w:top w:val="single" w:sz="4" w:space="0" w:color="000000"/>
+              <w:left w:val="single" w:sz="4" w:space="0" w:color="000000"/>
+              <w:bottom w:val="single" w:sz="4" w:space="0" w:color="000000"/>
+              <w:right w:val="single" w:sz="4" w:space="0" w:color="000000"/>
             </w:tcBorders>
           </w:tcPr>
           <w:p>
@@ -1347,15 +1375,15 @@
               <w:ind w:left="102" w:right="0"/>
               <w:jc w:val="left"/>
               <w:rPr>
-                <w:rFonts w:hint="eastAsia" w:ascii="宋体" w:hAnsi="宋体" w:eastAsia="宋体" w:cs="宋体"/>
-                <w:sz w:val="28"/>
-                <w:szCs w:val="28"/>
-                <w:lang w:val="en-US" w:eastAsia="zh-CN"/>
-              </w:rPr>
-            </w:pPr>
-            <w:r>
-              <w:rPr>
-                <w:rFonts w:hint="eastAsia" w:ascii="宋体" w:hAnsi="宋体" w:eastAsia="宋体" w:cs="宋体"/>
+                <w:rFonts w:ascii="宋体" w:eastAsia="宋体" w:hAnsi="宋体" w:cs="宋体" w:hint="eastAsia"/>
+                <w:sz w:val="28"/>
+                <w:szCs w:val="28"/>
+                <w:lang w:val="en-US" w:eastAsia="zh-CN"/>
+              </w:rPr>
+            </w:pPr>
+            <w:r>
+              <w:rPr>
+                <w:rFonts w:ascii="宋体" w:eastAsia="宋体" w:hAnsi="宋体" w:cs="宋体" w:hint="eastAsia"/>
                 <w:sz w:val="28"/>
                 <w:szCs w:val="28"/>
                 <w:lang w:val="en-US" w:eastAsia="zh-CN"/>
@@ -1368,20 +1396,20 @@
           <w:tcPr>
             <w:tcW w:w="1280" w:type="dxa"/>
             <w:tcBorders>
-              <w:top w:val="single" w:color="000000" w:sz="4" w:space="0"/>
-              <w:left w:val="single" w:color="000000" w:sz="4" w:space="0"/>
-              <w:bottom w:val="single" w:color="000000" w:sz="4" w:space="0"/>
-              <w:right w:val="single" w:color="000000" w:sz="4" w:space="0"/>
+              <w:top w:val="single" w:sz="4" w:space="0" w:color="000000"/>
+              <w:left w:val="single" w:sz="4" w:space="0" w:color="000000"/>
+              <w:bottom w:val="single" w:sz="4" w:space="0" w:color="000000"/>
+              <w:right w:val="single" w:sz="4" w:space="0" w:color="000000"/>
             </w:tcBorders>
             <w:vAlign w:val="center"/>
           </w:tcPr>
           <w:p>
             <w:pPr>
               <w:spacing w:before="110" w:line="240" w:lineRule="auto"/>
-              <w:ind w:left="102" w:leftChars="0" w:right="0" w:rightChars="0"/>
-              <w:jc w:val="left"/>
-              <w:rPr>
-                <w:rFonts w:hint="default" w:ascii="宋体" w:hAnsi="宋体" w:eastAsia="宋体" w:cs="宋体"/>
+              <w:ind w:left="102" w:right="0" w:leftChars="0" w:rightChars="0"/>
+              <w:jc w:val="left"/>
+              <w:rPr>
+                <w:rFonts w:ascii="宋体" w:eastAsia="宋体" w:hAnsi="宋体" w:cs="宋体" w:hint="default"/>
                 <w:sz w:val="28"/>
                 <w:szCs w:val="28"/>
                 <w:highlight w:val="none"/>
@@ -1390,13 +1418,13 @@
             </w:pPr>
             <w:r>
               <w:rPr>
-                <w:rFonts w:hint="eastAsia" w:ascii="宋体" w:hAnsi="宋体" w:eastAsia="宋体" w:cs="宋体"/>
+                <w:rFonts w:ascii="宋体" w:eastAsia="宋体" w:hAnsi="宋体" w:cs="宋体" w:hint="eastAsia"/>
                 <w:sz w:val="28"/>
                 <w:szCs w:val="28"/>
                 <w:highlight w:val="none"/>
                 <w:lang w:val="en-US" w:eastAsia="zh-CN"/>
               </w:rPr>
-              <w:t>马忠</w:t>
+              <w:t>郑运龙</w:t>
             </w:r>
           </w:p>
         </w:tc>
@@ -1404,20 +1432,20 @@
           <w:tcPr>
             <w:tcW w:w="2100" w:type="dxa"/>
             <w:tcBorders>
-              <w:top w:val="single" w:color="000000" w:sz="4" w:space="0"/>
-              <w:left w:val="single" w:color="000000" w:sz="4" w:space="0"/>
-              <w:bottom w:val="single" w:color="000000" w:sz="4" w:space="0"/>
-              <w:right w:val="single" w:color="000000" w:sz="4" w:space="0"/>
+              <w:top w:val="single" w:sz="4" w:space="0" w:color="000000"/>
+              <w:left w:val="single" w:sz="4" w:space="0" w:color="000000"/>
+              <w:bottom w:val="single" w:sz="4" w:space="0" w:color="000000"/>
+              <w:right w:val="single" w:sz="4" w:space="0" w:color="000000"/>
             </w:tcBorders>
             <w:vAlign w:val="center"/>
           </w:tcPr>
           <w:p>
             <w:pPr>
               <w:spacing w:before="110" w:line="240" w:lineRule="auto"/>
-              <w:ind w:left="102" w:leftChars="0" w:right="0" w:rightChars="0"/>
-              <w:jc w:val="left"/>
-              <w:rPr>
-                <w:rFonts w:hint="default" w:ascii="宋体" w:hAnsi="宋体" w:eastAsia="宋体" w:cs="宋体"/>
+              <w:ind w:left="102" w:right="0" w:leftChars="0" w:rightChars="0"/>
+              <w:jc w:val="left"/>
+              <w:rPr>
+                <w:rFonts w:ascii="宋体" w:eastAsia="宋体" w:hAnsi="宋体" w:cs="宋体" w:hint="default"/>
                 <w:sz w:val="28"/>
                 <w:szCs w:val="28"/>
                 <w:highlight w:val="yellow"/>
@@ -1426,14 +1454,14 @@
             </w:pPr>
             <w:r>
               <w:rPr>
-                <w:rFonts w:hint="eastAsia" w:ascii="宋体" w:hAnsi="宋体" w:eastAsia="宋体" w:cs="宋体"/>
+                <w:rFonts w:ascii="宋体" w:eastAsia="宋体" w:hAnsi="宋体" w:cs="宋体" w:hint="eastAsia"/>
                 <w:sz w:val="28"/>
                 <w:szCs w:val="28"/>
                 <w:highlight w:val="none"/>
-                <w:shd w:val="clear" w:fill="FFFF00"/>
-                <w:lang w:val="en-US" w:eastAsia="zh-CN"/>
-              </w:rPr>
-              <w:t>马忠</w:t>
+                <w:shd w:val="clear" w:color="auto" w:fill="FFFF00"/>
+                <w:lang w:val="en-US" w:eastAsia="zh-CN"/>
+              </w:rPr>
+              <w:t>郑运龙</w:t>
             </w:r>
           </w:p>
         </w:tc>
@@ -1441,10 +1469,10 @@
           <w:tcPr>
             <w:tcW w:w="1275" w:type="dxa"/>
             <w:tcBorders>
-              <w:top w:val="single" w:color="000000" w:sz="4" w:space="0"/>
-              <w:left w:val="single" w:color="000000" w:sz="4" w:space="0"/>
-              <w:bottom w:val="single" w:color="000000" w:sz="4" w:space="0"/>
-              <w:right w:val="single" w:color="000000" w:sz="4" w:space="0"/>
+              <w:top w:val="single" w:sz="4" w:space="0" w:color="000000"/>
+              <w:left w:val="single" w:sz="4" w:space="0" w:color="000000"/>
+              <w:bottom w:val="single" w:sz="4" w:space="0" w:color="000000"/>
+              <w:right w:val="single" w:sz="4" w:space="0" w:color="000000"/>
             </w:tcBorders>
           </w:tcPr>
           <w:p>
@@ -1453,15 +1481,15 @@
               <w:ind w:left="102" w:right="0"/>
               <w:jc w:val="left"/>
               <w:rPr>
-                <w:rFonts w:hint="eastAsia" w:ascii="宋体" w:hAnsi="宋体" w:eastAsia="宋体" w:cs="宋体"/>
-                <w:sz w:val="28"/>
-                <w:szCs w:val="28"/>
-                <w:lang w:val="en-US" w:eastAsia="zh-CN"/>
-              </w:rPr>
-            </w:pPr>
-            <w:r>
-              <w:rPr>
-                <w:rFonts w:hint="eastAsia" w:ascii="宋体" w:hAnsi="宋体" w:eastAsia="宋体" w:cs="宋体"/>
+                <w:rFonts w:ascii="宋体" w:eastAsia="宋体" w:hAnsi="宋体" w:cs="宋体" w:hint="eastAsia"/>
+                <w:sz w:val="28"/>
+                <w:szCs w:val="28"/>
+                <w:lang w:val="en-US" w:eastAsia="zh-CN"/>
+              </w:rPr>
+            </w:pPr>
+            <w:r>
+              <w:rPr>
+                <w:rFonts w:ascii="宋体" w:eastAsia="宋体" w:hAnsi="宋体" w:cs="宋体" w:hint="eastAsia"/>
                 <w:sz w:val="28"/>
                 <w:szCs w:val="28"/>
                 <w:lang w:val="en-US" w:eastAsia="zh-CN"/>
@@ -1474,19 +1502,19 @@
           <w:tcPr>
             <w:tcW w:w="1305" w:type="dxa"/>
             <w:tcBorders>
-              <w:top w:val="single" w:color="000000" w:sz="4" w:space="0"/>
-              <w:left w:val="single" w:color="000000" w:sz="4" w:space="0"/>
-              <w:bottom w:val="single" w:color="000000" w:sz="4" w:space="0"/>
-              <w:right w:val="single" w:color="000000" w:sz="4" w:space="0"/>
+              <w:top w:val="single" w:sz="4" w:space="0" w:color="000000"/>
+              <w:left w:val="single" w:sz="4" w:space="0" w:color="000000"/>
+              <w:bottom w:val="single" w:sz="4" w:space="0" w:color="000000"/>
+              <w:right w:val="single" w:sz="4" w:space="0" w:color="000000"/>
             </w:tcBorders>
           </w:tcPr>
           <w:p>
             <w:pPr>
               <w:spacing w:before="110" w:line="240" w:lineRule="auto"/>
-              <w:ind w:left="102" w:leftChars="0" w:right="0" w:rightChars="0"/>
-              <w:jc w:val="left"/>
-              <w:rPr>
-                <w:rFonts w:hint="default" w:ascii="宋体" w:hAnsi="宋体" w:eastAsia="宋体" w:cs="宋体"/>
+              <w:ind w:left="102" w:right="0" w:leftChars="0" w:rightChars="0"/>
+              <w:jc w:val="left"/>
+              <w:rPr>
+                <w:rFonts w:ascii="宋体" w:eastAsia="宋体" w:hAnsi="宋体" w:cs="宋体" w:hint="default"/>
                 <w:sz w:val="28"/>
                 <w:szCs w:val="28"/>
                 <w:lang w:val="en-US" w:eastAsia="zh-CN"/>
@@ -1498,16 +1526,16 @@
           <w:tcPr>
             <w:tcW w:w="1804" w:type="dxa"/>
             <w:tcBorders>
-              <w:top w:val="single" w:color="000000" w:sz="4" w:space="0"/>
-              <w:left w:val="single" w:color="000000" w:sz="4" w:space="0"/>
-              <w:bottom w:val="single" w:color="000000" w:sz="4" w:space="0"/>
-              <w:right w:val="single" w:color="000000" w:sz="4" w:space="0"/>
+              <w:top w:val="single" w:sz="4" w:space="0" w:color="000000"/>
+              <w:left w:val="single" w:sz="4" w:space="0" w:color="000000"/>
+              <w:bottom w:val="single" w:sz="4" w:space="0" w:color="000000"/>
+              <w:right w:val="single" w:sz="4" w:space="0" w:color="000000"/>
             </w:tcBorders>
           </w:tcPr>
           <w:p>
             <w:pPr>
               <w:spacing w:before="110" w:line="240" w:lineRule="auto"/>
-              <w:ind w:left="102" w:leftChars="0" w:right="0" w:rightChars="0"/>
+              <w:ind w:left="102" w:right="0" w:leftChars="0" w:rightChars="0"/>
               <w:jc w:val="left"/>
               <w:rPr>
                 <w:highlight w:val="yellow"/>
@@ -1518,6 +1546,9 @@
       </w:tr>
       <w:tr>
         <w:tblPrEx>
+          <w:tblW w:w="0" w:type="auto"/>
+          <w:tblInd w:w="104" w:type="dxa"/>
+          <w:tblLayout w:type="fixed"/>
           <w:tblCellMar>
             <w:top w:w="0" w:type="dxa"/>
             <w:left w:w="0" w:type="dxa"/>
@@ -1526,16 +1557,16 @@
           </w:tblCellMar>
         </w:tblPrEx>
         <w:trPr>
-          <w:trHeight w:val="634" w:hRule="exact"/>
+          <w:trHeight w:hRule="exact" w:val="634"/>
         </w:trPr>
         <w:tc>
           <w:tcPr>
             <w:tcW w:w="764" w:type="dxa"/>
             <w:tcBorders>
-              <w:top w:val="single" w:color="000000" w:sz="4" w:space="0"/>
-              <w:left w:val="single" w:color="000000" w:sz="4" w:space="0"/>
-              <w:bottom w:val="single" w:color="000000" w:sz="4" w:space="0"/>
-              <w:right w:val="single" w:color="000000" w:sz="4" w:space="0"/>
+              <w:top w:val="single" w:sz="4" w:space="0" w:color="000000"/>
+              <w:left w:val="single" w:sz="4" w:space="0" w:color="000000"/>
+              <w:bottom w:val="single" w:sz="4" w:space="0" w:color="000000"/>
+              <w:right w:val="single" w:sz="4" w:space="0" w:color="000000"/>
             </w:tcBorders>
           </w:tcPr>
           <w:p>
@@ -1544,15 +1575,15 @@
               <w:ind w:left="102" w:right="0"/>
               <w:jc w:val="left"/>
               <w:rPr>
-                <w:rFonts w:hint="eastAsia" w:ascii="宋体" w:hAnsi="宋体" w:eastAsia="宋体" w:cs="宋体"/>
-                <w:sz w:val="28"/>
-                <w:szCs w:val="28"/>
-                <w:lang w:val="en-US" w:eastAsia="zh-CN"/>
-              </w:rPr>
-            </w:pPr>
-            <w:r>
-              <w:rPr>
-                <w:rFonts w:hint="eastAsia" w:ascii="宋体" w:hAnsi="宋体" w:eastAsia="宋体" w:cs="宋体"/>
+                <w:rFonts w:ascii="宋体" w:eastAsia="宋体" w:hAnsi="宋体" w:cs="宋体" w:hint="eastAsia"/>
+                <w:sz w:val="28"/>
+                <w:szCs w:val="28"/>
+                <w:lang w:val="en-US" w:eastAsia="zh-CN"/>
+              </w:rPr>
+            </w:pPr>
+            <w:r>
+              <w:rPr>
+                <w:rFonts w:ascii="宋体" w:eastAsia="宋体" w:hAnsi="宋体" w:cs="宋体" w:hint="eastAsia"/>
                 <w:sz w:val="28"/>
                 <w:szCs w:val="28"/>
                 <w:lang w:val="en-US" w:eastAsia="zh-CN"/>
@@ -1565,20 +1596,20 @@
           <w:tcPr>
             <w:tcW w:w="1280" w:type="dxa"/>
             <w:tcBorders>
-              <w:top w:val="single" w:color="000000" w:sz="4" w:space="0"/>
-              <w:left w:val="single" w:color="000000" w:sz="4" w:space="0"/>
-              <w:bottom w:val="single" w:color="000000" w:sz="4" w:space="0"/>
-              <w:right w:val="single" w:color="000000" w:sz="4" w:space="0"/>
+              <w:top w:val="single" w:sz="4" w:space="0" w:color="000000"/>
+              <w:left w:val="single" w:sz="4" w:space="0" w:color="000000"/>
+              <w:bottom w:val="single" w:sz="4" w:space="0" w:color="000000"/>
+              <w:right w:val="single" w:sz="4" w:space="0" w:color="000000"/>
             </w:tcBorders>
             <w:vAlign w:val="center"/>
           </w:tcPr>
           <w:p>
             <w:pPr>
               <w:spacing w:before="110" w:line="240" w:lineRule="auto"/>
-              <w:ind w:left="102" w:leftChars="0" w:right="0" w:rightChars="0"/>
-              <w:jc w:val="left"/>
-              <w:rPr>
-                <w:rFonts w:hint="default" w:ascii="宋体" w:hAnsi="宋体" w:eastAsia="宋体" w:cs="宋体"/>
+              <w:ind w:left="102" w:right="0" w:leftChars="0" w:rightChars="0"/>
+              <w:jc w:val="left"/>
+              <w:rPr>
+                <w:rFonts w:ascii="宋体" w:eastAsia="宋体" w:hAnsi="宋体" w:cs="宋体" w:hint="default"/>
                 <w:sz w:val="28"/>
                 <w:szCs w:val="28"/>
                 <w:highlight w:val="none"/>
@@ -1589,7 +1620,7 @@
               <w:rPr>
                 <w:rFonts w:hint="eastAsia"/>
               </w:rPr>
-              <w:t>阮郑</w:t>
+              <w:t>李欣雨</w:t>
             </w:r>
           </w:p>
         </w:tc>
@@ -1597,20 +1628,20 @@
           <w:tcPr>
             <w:tcW w:w="2100" w:type="dxa"/>
             <w:tcBorders>
-              <w:top w:val="single" w:color="000000" w:sz="4" w:space="0"/>
-              <w:left w:val="single" w:color="000000" w:sz="4" w:space="0"/>
-              <w:bottom w:val="single" w:color="000000" w:sz="4" w:space="0"/>
-              <w:right w:val="single" w:color="000000" w:sz="4" w:space="0"/>
+              <w:top w:val="single" w:sz="4" w:space="0" w:color="000000"/>
+              <w:left w:val="single" w:sz="4" w:space="0" w:color="000000"/>
+              <w:bottom w:val="single" w:sz="4" w:space="0" w:color="000000"/>
+              <w:right w:val="single" w:sz="4" w:space="0" w:color="000000"/>
             </w:tcBorders>
             <w:vAlign w:val="center"/>
           </w:tcPr>
           <w:p>
             <w:pPr>
               <w:spacing w:before="110" w:line="240" w:lineRule="auto"/>
-              <w:ind w:left="102" w:leftChars="0" w:right="0" w:rightChars="0"/>
-              <w:jc w:val="left"/>
-              <w:rPr>
-                <w:rFonts w:hint="default" w:ascii="宋体" w:hAnsi="宋体" w:eastAsia="宋体" w:cs="宋体"/>
+              <w:ind w:left="102" w:right="0" w:leftChars="0" w:rightChars="0"/>
+              <w:jc w:val="left"/>
+              <w:rPr>
+                <w:rFonts w:ascii="宋体" w:eastAsia="宋体" w:hAnsi="宋体" w:cs="宋体" w:hint="default"/>
                 <w:sz w:val="28"/>
                 <w:szCs w:val="28"/>
                 <w:highlight w:val="yellow"/>
@@ -1620,9 +1651,9 @@
             <w:r>
               <w:rPr>
                 <w:rFonts w:hint="eastAsia"/>
-                <w:shd w:val="clear" w:fill="FFFF00"/>
-              </w:rPr>
-              <w:t>阮郑</w:t>
+                <w:shd w:val="clear" w:color="auto" w:fill="FFFF00"/>
+              </w:rPr>
+              <w:t>李欣雨</w:t>
             </w:r>
           </w:p>
         </w:tc>
@@ -1630,10 +1661,10 @@
           <w:tcPr>
             <w:tcW w:w="1275" w:type="dxa"/>
             <w:tcBorders>
-              <w:top w:val="single" w:color="000000" w:sz="4" w:space="0"/>
-              <w:left w:val="single" w:color="000000" w:sz="4" w:space="0"/>
-              <w:bottom w:val="single" w:color="000000" w:sz="4" w:space="0"/>
-              <w:right w:val="single" w:color="000000" w:sz="4" w:space="0"/>
+              <w:top w:val="single" w:sz="4" w:space="0" w:color="000000"/>
+              <w:left w:val="single" w:sz="4" w:space="0" w:color="000000"/>
+              <w:bottom w:val="single" w:sz="4" w:space="0" w:color="000000"/>
+              <w:right w:val="single" w:sz="4" w:space="0" w:color="000000"/>
             </w:tcBorders>
           </w:tcPr>
           <w:p>
@@ -1642,15 +1673,15 @@
               <w:ind w:left="102" w:right="0"/>
               <w:jc w:val="left"/>
               <w:rPr>
-                <w:rFonts w:hint="eastAsia" w:ascii="宋体" w:hAnsi="宋体" w:eastAsia="宋体" w:cs="宋体"/>
-                <w:sz w:val="28"/>
-                <w:szCs w:val="28"/>
-                <w:lang w:val="en-US" w:eastAsia="zh-CN"/>
-              </w:rPr>
-            </w:pPr>
-            <w:r>
-              <w:rPr>
-                <w:rFonts w:hint="eastAsia" w:ascii="宋体" w:hAnsi="宋体" w:eastAsia="宋体" w:cs="宋体"/>
+                <w:rFonts w:ascii="宋体" w:eastAsia="宋体" w:hAnsi="宋体" w:cs="宋体" w:hint="eastAsia"/>
+                <w:sz w:val="28"/>
+                <w:szCs w:val="28"/>
+                <w:lang w:val="en-US" w:eastAsia="zh-CN"/>
+              </w:rPr>
+            </w:pPr>
+            <w:r>
+              <w:rPr>
+                <w:rFonts w:ascii="宋体" w:eastAsia="宋体" w:hAnsi="宋体" w:cs="宋体" w:hint="eastAsia"/>
                 <w:sz w:val="28"/>
                 <w:szCs w:val="28"/>
                 <w:lang w:val="en-US" w:eastAsia="zh-CN"/>
@@ -1663,10 +1694,10 @@
           <w:tcPr>
             <w:tcW w:w="1305" w:type="dxa"/>
             <w:tcBorders>
-              <w:top w:val="single" w:color="000000" w:sz="4" w:space="0"/>
-              <w:left w:val="single" w:color="000000" w:sz="4" w:space="0"/>
-              <w:bottom w:val="single" w:color="000000" w:sz="4" w:space="0"/>
-              <w:right w:val="single" w:color="000000" w:sz="4" w:space="0"/>
+              <w:top w:val="single" w:sz="4" w:space="0" w:color="000000"/>
+              <w:left w:val="single" w:sz="4" w:space="0" w:color="000000"/>
+              <w:bottom w:val="single" w:sz="4" w:space="0" w:color="000000"/>
+              <w:right w:val="single" w:sz="4" w:space="0" w:color="000000"/>
             </w:tcBorders>
           </w:tcPr>
           <w:p>
@@ -1675,7 +1706,7 @@
               <w:ind w:left="102" w:right="0"/>
               <w:jc w:val="left"/>
               <w:rPr>
-                <w:rFonts w:hint="default" w:ascii="宋体" w:hAnsi="宋体" w:eastAsia="宋体" w:cs="宋体"/>
+                <w:rFonts w:ascii="宋体" w:eastAsia="宋体" w:hAnsi="宋体" w:cs="宋体" w:hint="default"/>
                 <w:sz w:val="28"/>
                 <w:szCs w:val="28"/>
                 <w:lang w:val="en-US" w:eastAsia="zh-CN"/>
@@ -1687,16 +1718,16 @@
           <w:tcPr>
             <w:tcW w:w="1804" w:type="dxa"/>
             <w:tcBorders>
-              <w:top w:val="single" w:color="000000" w:sz="4" w:space="0"/>
-              <w:left w:val="single" w:color="000000" w:sz="4" w:space="0"/>
-              <w:bottom w:val="single" w:color="000000" w:sz="4" w:space="0"/>
-              <w:right w:val="single" w:color="000000" w:sz="4" w:space="0"/>
+              <w:top w:val="single" w:sz="4" w:space="0" w:color="000000"/>
+              <w:left w:val="single" w:sz="4" w:space="0" w:color="000000"/>
+              <w:bottom w:val="single" w:sz="4" w:space="0" w:color="000000"/>
+              <w:right w:val="single" w:sz="4" w:space="0" w:color="000000"/>
             </w:tcBorders>
           </w:tcPr>
           <w:p>
             <w:pPr>
               <w:spacing w:before="110" w:line="240" w:lineRule="auto"/>
-              <w:ind w:left="102" w:leftChars="0" w:right="0" w:rightChars="0"/>
+              <w:ind w:left="102" w:right="0" w:leftChars="0" w:rightChars="0"/>
               <w:jc w:val="left"/>
             </w:pPr>
           </w:p>
@@ -1704,6 +1735,9 @@
       </w:tr>
       <w:tr>
         <w:tblPrEx>
+          <w:tblW w:w="0" w:type="auto"/>
+          <w:tblInd w:w="104" w:type="dxa"/>
+          <w:tblLayout w:type="fixed"/>
           <w:tblCellMar>
             <w:top w:w="0" w:type="dxa"/>
             <w:left w:w="0" w:type="dxa"/>
@@ -1712,16 +1746,16 @@
           </w:tblCellMar>
         </w:tblPrEx>
         <w:trPr>
-          <w:trHeight w:val="634" w:hRule="exact"/>
+          <w:trHeight w:hRule="exact" w:val="634"/>
         </w:trPr>
         <w:tc>
           <w:tcPr>
             <w:tcW w:w="764" w:type="dxa"/>
             <w:tcBorders>
-              <w:top w:val="single" w:color="000000" w:sz="4" w:space="0"/>
-              <w:left w:val="single" w:color="000000" w:sz="4" w:space="0"/>
-              <w:bottom w:val="single" w:color="000000" w:sz="4" w:space="0"/>
-              <w:right w:val="single" w:color="000000" w:sz="4" w:space="0"/>
+              <w:top w:val="single" w:sz="4" w:space="0" w:color="000000"/>
+              <w:left w:val="single" w:sz="4" w:space="0" w:color="000000"/>
+              <w:bottom w:val="single" w:sz="4" w:space="0" w:color="000000"/>
+              <w:right w:val="single" w:sz="4" w:space="0" w:color="000000"/>
             </w:tcBorders>
           </w:tcPr>
           <w:p>
@@ -1730,15 +1764,15 @@
               <w:ind w:left="102" w:right="0"/>
               <w:jc w:val="left"/>
               <w:rPr>
-                <w:rFonts w:hint="eastAsia" w:ascii="宋体" w:hAnsi="宋体" w:eastAsia="宋体" w:cs="宋体"/>
-                <w:sz w:val="28"/>
-                <w:szCs w:val="28"/>
-                <w:lang w:val="en-US" w:eastAsia="zh-CN"/>
-              </w:rPr>
-            </w:pPr>
-            <w:r>
-              <w:rPr>
-                <w:rFonts w:hint="eastAsia" w:ascii="宋体" w:hAnsi="宋体" w:eastAsia="宋体" w:cs="宋体"/>
+                <w:rFonts w:ascii="宋体" w:eastAsia="宋体" w:hAnsi="宋体" w:cs="宋体" w:hint="eastAsia"/>
+                <w:sz w:val="28"/>
+                <w:szCs w:val="28"/>
+                <w:lang w:val="en-US" w:eastAsia="zh-CN"/>
+              </w:rPr>
+            </w:pPr>
+            <w:r>
+              <w:rPr>
+                <w:rFonts w:ascii="宋体" w:eastAsia="宋体" w:hAnsi="宋体" w:cs="宋体" w:hint="eastAsia"/>
                 <w:sz w:val="28"/>
                 <w:szCs w:val="28"/>
                 <w:lang w:val="en-US" w:eastAsia="zh-CN"/>
@@ -1751,20 +1785,20 @@
           <w:tcPr>
             <w:tcW w:w="1280" w:type="dxa"/>
             <w:tcBorders>
-              <w:top w:val="single" w:color="000000" w:sz="4" w:space="0"/>
-              <w:left w:val="single" w:color="000000" w:sz="4" w:space="0"/>
-              <w:bottom w:val="single" w:color="000000" w:sz="4" w:space="0"/>
-              <w:right w:val="single" w:color="000000" w:sz="4" w:space="0"/>
+              <w:top w:val="single" w:sz="4" w:space="0" w:color="000000"/>
+              <w:left w:val="single" w:sz="4" w:space="0" w:color="000000"/>
+              <w:bottom w:val="single" w:sz="4" w:space="0" w:color="000000"/>
+              <w:right w:val="single" w:sz="4" w:space="0" w:color="000000"/>
             </w:tcBorders>
             <w:vAlign w:val="center"/>
           </w:tcPr>
           <w:p>
             <w:pPr>
               <w:spacing w:before="110" w:line="240" w:lineRule="auto"/>
-              <w:ind w:left="102" w:leftChars="0" w:right="0" w:rightChars="0"/>
-              <w:jc w:val="left"/>
-              <w:rPr>
-                <w:rFonts w:hint="default" w:ascii="宋体" w:hAnsi="宋体" w:eastAsia="宋体" w:cs="宋体"/>
+              <w:ind w:left="102" w:right="0" w:leftChars="0" w:rightChars="0"/>
+              <w:jc w:val="left"/>
+              <w:rPr>
+                <w:rFonts w:ascii="宋体" w:eastAsia="宋体" w:hAnsi="宋体" w:cs="宋体" w:hint="default"/>
                 <w:sz w:val="28"/>
                 <w:szCs w:val="28"/>
                 <w:highlight w:val="none"/>
@@ -1773,13 +1807,13 @@
             </w:pPr>
             <w:r>
               <w:rPr>
-                <w:rFonts w:hint="eastAsia" w:ascii="宋体" w:hAnsi="宋体" w:eastAsia="宋体" w:cs="宋体"/>
+                <w:rFonts w:ascii="宋体" w:eastAsia="宋体" w:hAnsi="宋体" w:cs="宋体" w:hint="eastAsia"/>
                 <w:sz w:val="28"/>
                 <w:szCs w:val="28"/>
                 <w:highlight w:val="none"/>
                 <w:lang w:val="en-US" w:eastAsia="zh-CN"/>
               </w:rPr>
-              <w:t>吴杰</w:t>
+              <w:t>刘鑫楠</w:t>
             </w:r>
           </w:p>
         </w:tc>
@@ -1787,20 +1821,20 @@
           <w:tcPr>
             <w:tcW w:w="2100" w:type="dxa"/>
             <w:tcBorders>
-              <w:top w:val="single" w:color="000000" w:sz="4" w:space="0"/>
-              <w:left w:val="single" w:color="000000" w:sz="4" w:space="0"/>
-              <w:bottom w:val="single" w:color="000000" w:sz="4" w:space="0"/>
-              <w:right w:val="single" w:color="000000" w:sz="4" w:space="0"/>
+              <w:top w:val="single" w:sz="4" w:space="0" w:color="000000"/>
+              <w:left w:val="single" w:sz="4" w:space="0" w:color="000000"/>
+              <w:bottom w:val="single" w:sz="4" w:space="0" w:color="000000"/>
+              <w:right w:val="single" w:sz="4" w:space="0" w:color="000000"/>
             </w:tcBorders>
             <w:vAlign w:val="center"/>
           </w:tcPr>
           <w:p>
             <w:pPr>
               <w:spacing w:before="110" w:line="240" w:lineRule="auto"/>
-              <w:ind w:left="102" w:leftChars="0" w:right="0" w:rightChars="0"/>
-              <w:jc w:val="left"/>
-              <w:rPr>
-                <w:rFonts w:hint="default" w:ascii="宋体" w:hAnsi="宋体" w:eastAsia="宋体" w:cs="宋体"/>
+              <w:ind w:left="102" w:right="0" w:leftChars="0" w:rightChars="0"/>
+              <w:jc w:val="left"/>
+              <w:rPr>
+                <w:rFonts w:ascii="宋体" w:eastAsia="宋体" w:hAnsi="宋体" w:cs="宋体" w:hint="default"/>
                 <w:sz w:val="28"/>
                 <w:szCs w:val="28"/>
                 <w:highlight w:val="yellow"/>
@@ -1809,14 +1843,14 @@
             </w:pPr>
             <w:r>
               <w:rPr>
-                <w:rFonts w:hint="eastAsia" w:ascii="宋体" w:hAnsi="宋体" w:eastAsia="宋体" w:cs="宋体"/>
+                <w:rFonts w:ascii="宋体" w:eastAsia="宋体" w:hAnsi="宋体" w:cs="宋体" w:hint="eastAsia"/>
                 <w:sz w:val="28"/>
                 <w:szCs w:val="28"/>
                 <w:highlight w:val="none"/>
-                <w:shd w:val="clear" w:fill="FFFF00"/>
-                <w:lang w:val="en-US" w:eastAsia="zh-CN"/>
-              </w:rPr>
-              <w:t>吴杰</w:t>
+                <w:shd w:val="clear" w:color="auto" w:fill="FFFF00"/>
+                <w:lang w:val="en-US" w:eastAsia="zh-CN"/>
+              </w:rPr>
+              <w:t>刘鑫楠</w:t>
             </w:r>
           </w:p>
         </w:tc>
@@ -1824,10 +1858,10 @@
           <w:tcPr>
             <w:tcW w:w="1275" w:type="dxa"/>
             <w:tcBorders>
-              <w:top w:val="single" w:color="000000" w:sz="4" w:space="0"/>
-              <w:left w:val="single" w:color="000000" w:sz="4" w:space="0"/>
-              <w:bottom w:val="single" w:color="000000" w:sz="4" w:space="0"/>
-              <w:right w:val="single" w:color="000000" w:sz="4" w:space="0"/>
+              <w:top w:val="single" w:sz="4" w:space="0" w:color="000000"/>
+              <w:left w:val="single" w:sz="4" w:space="0" w:color="000000"/>
+              <w:bottom w:val="single" w:sz="4" w:space="0" w:color="000000"/>
+              <w:right w:val="single" w:sz="4" w:space="0" w:color="000000"/>
             </w:tcBorders>
           </w:tcPr>
           <w:p>
@@ -1836,15 +1870,15 @@
               <w:ind w:left="102" w:right="0"/>
               <w:jc w:val="left"/>
               <w:rPr>
-                <w:rFonts w:hint="eastAsia" w:ascii="宋体" w:hAnsi="宋体" w:eastAsia="宋体" w:cs="宋体"/>
-                <w:sz w:val="28"/>
-                <w:szCs w:val="28"/>
-                <w:lang w:val="en-US" w:eastAsia="zh-CN"/>
-              </w:rPr>
-            </w:pPr>
-            <w:r>
-              <w:rPr>
-                <w:rFonts w:hint="eastAsia" w:ascii="宋体" w:hAnsi="宋体" w:eastAsia="宋体" w:cs="宋体"/>
+                <w:rFonts w:ascii="宋体" w:eastAsia="宋体" w:hAnsi="宋体" w:cs="宋体" w:hint="eastAsia"/>
+                <w:sz w:val="28"/>
+                <w:szCs w:val="28"/>
+                <w:lang w:val="en-US" w:eastAsia="zh-CN"/>
+              </w:rPr>
+            </w:pPr>
+            <w:r>
+              <w:rPr>
+                <w:rFonts w:ascii="宋体" w:eastAsia="宋体" w:hAnsi="宋体" w:cs="宋体" w:hint="eastAsia"/>
                 <w:sz w:val="28"/>
                 <w:szCs w:val="28"/>
                 <w:lang w:val="en-US" w:eastAsia="zh-CN"/>
@@ -1857,10 +1891,10 @@
           <w:tcPr>
             <w:tcW w:w="1305" w:type="dxa"/>
             <w:tcBorders>
-              <w:top w:val="single" w:color="000000" w:sz="4" w:space="0"/>
-              <w:left w:val="single" w:color="000000" w:sz="4" w:space="0"/>
-              <w:bottom w:val="single" w:color="000000" w:sz="4" w:space="0"/>
-              <w:right w:val="single" w:color="000000" w:sz="4" w:space="0"/>
+              <w:top w:val="single" w:sz="4" w:space="0" w:color="000000"/>
+              <w:left w:val="single" w:sz="4" w:space="0" w:color="000000"/>
+              <w:bottom w:val="single" w:sz="4" w:space="0" w:color="000000"/>
+              <w:right w:val="single" w:sz="4" w:space="0" w:color="000000"/>
             </w:tcBorders>
           </w:tcPr>
           <w:p>
@@ -1869,7 +1903,7 @@
               <w:ind w:left="102" w:right="0"/>
               <w:jc w:val="left"/>
               <w:rPr>
-                <w:rFonts w:hint="default" w:ascii="宋体" w:hAnsi="宋体" w:eastAsia="宋体" w:cs="宋体"/>
+                <w:rFonts w:ascii="宋体" w:eastAsia="宋体" w:hAnsi="宋体" w:cs="宋体" w:hint="default"/>
                 <w:sz w:val="28"/>
                 <w:szCs w:val="28"/>
                 <w:lang w:val="en-US" w:eastAsia="zh-CN"/>
@@ -1881,10 +1915,10 @@
           <w:tcPr>
             <w:tcW w:w="1804" w:type="dxa"/>
             <w:tcBorders>
-              <w:top w:val="single" w:color="000000" w:sz="4" w:space="0"/>
-              <w:left w:val="single" w:color="000000" w:sz="4" w:space="0"/>
-              <w:bottom w:val="single" w:color="000000" w:sz="4" w:space="0"/>
-              <w:right w:val="single" w:color="000000" w:sz="4" w:space="0"/>
+              <w:top w:val="single" w:sz="4" w:space="0" w:color="000000"/>
+              <w:left w:val="single" w:sz="4" w:space="0" w:color="000000"/>
+              <w:bottom w:val="single" w:sz="4" w:space="0" w:color="000000"/>
+              <w:right w:val="single" w:sz="4" w:space="0" w:color="000000"/>
             </w:tcBorders>
           </w:tcPr>
           <w:p/>
@@ -1892,6 +1926,9 @@
       </w:tr>
       <w:tr>
         <w:tblPrEx>
+          <w:tblW w:w="0" w:type="auto"/>
+          <w:tblInd w:w="104" w:type="dxa"/>
+          <w:tblLayout w:type="fixed"/>
           <w:tblCellMar>
             <w:top w:w="0" w:type="dxa"/>
             <w:left w:w="0" w:type="dxa"/>
@@ -1900,23 +1937,23 @@
           </w:tblCellMar>
         </w:tblPrEx>
         <w:trPr>
-          <w:trHeight w:val="2904" w:hRule="exact"/>
+          <w:trHeight w:hRule="exact" w:val="2904"/>
         </w:trPr>
         <w:tc>
           <w:tcPr>
             <w:tcW w:w="8528" w:type="dxa"/>
             <w:gridSpan w:val="6"/>
             <w:tcBorders>
-              <w:top w:val="single" w:color="000000" w:sz="4" w:space="0"/>
-              <w:left w:val="single" w:color="000000" w:sz="4" w:space="0"/>
-              <w:bottom w:val="single" w:color="000000" w:sz="4" w:space="0"/>
-              <w:right w:val="single" w:color="000000" w:sz="4" w:space="0"/>
-            </w:tcBorders>
-          </w:tcPr>
-          <w:p>
-            <w:pPr>
-              <w:rPr>
-                <w:rFonts w:hint="eastAsia" w:eastAsia="宋体"/>
+              <w:top w:val="single" w:sz="4" w:space="0" w:color="000000"/>
+              <w:left w:val="single" w:sz="4" w:space="0" w:color="000000"/>
+              <w:bottom w:val="single" w:sz="4" w:space="0" w:color="000000"/>
+              <w:right w:val="single" w:sz="4" w:space="0" w:color="000000"/>
+            </w:tcBorders>
+          </w:tcPr>
+          <w:p>
+            <w:pPr>
+              <w:rPr>
+                <w:rFonts w:eastAsia="宋体" w:hint="eastAsia"/>
                 <w:b/>
                 <w:bCs/>
                 <w:sz w:val="28"/>
@@ -1928,7 +1965,7 @@
           <w:p>
             <w:pPr>
               <w:rPr>
-                <w:rFonts w:hint="eastAsia" w:eastAsia="宋体"/>
+                <w:rFonts w:eastAsia="宋体" w:hint="eastAsia"/>
                 <w:b/>
                 <w:bCs/>
                 <w:sz w:val="28"/>
@@ -1938,7 +1975,7 @@
             </w:pPr>
             <w:r>
               <w:rPr>
-                <w:rFonts w:hint="eastAsia" w:eastAsia="宋体"/>
+                <w:rFonts w:eastAsia="宋体" w:hint="eastAsia"/>
                 <w:b/>
                 <w:bCs/>
                 <w:sz w:val="28"/>
@@ -1951,7 +1988,7 @@
           <w:p>
             <w:pPr>
               <w:rPr>
-                <w:rFonts w:hint="eastAsia" w:eastAsia="宋体"/>
+                <w:rFonts w:eastAsia="宋体" w:hint="eastAsia"/>
                 <w:lang w:val="en-US" w:eastAsia="zh-CN"/>
               </w:rPr>
             </w:pPr>
@@ -1960,7 +1997,7 @@
             <w:pPr>
               <w:ind w:firstLine="440" w:firstLineChars="200"/>
               <w:rPr>
-                <w:rFonts w:hint="eastAsia" w:ascii="宋体" w:hAnsi="宋体" w:cs="Times New Roman" w:eastAsiaTheme="minorHAnsi"/>
+                <w:rFonts w:ascii="宋体" w:hAnsi="宋体" w:eastAsiaTheme="minorHAnsi" w:cs="Times New Roman" w:hint="eastAsia"/>
                 <w:sz w:val="22"/>
                 <w:szCs w:val="22"/>
                 <w:lang w:val="en-US" w:eastAsia="zh-CN" w:bidi="ar-SA"/>
@@ -1968,7 +2005,7 @@
             </w:pPr>
             <w:r>
               <w:rPr>
-                <w:rFonts w:hint="eastAsia" w:ascii="宋体" w:hAnsi="宋体" w:cs="Times New Roman" w:eastAsiaTheme="minorHAnsi"/>
+                <w:rFonts w:ascii="宋体" w:hAnsi="宋体" w:eastAsiaTheme="minorHAnsi" w:cs="Times New Roman" w:hint="eastAsia"/>
                 <w:sz w:val="22"/>
                 <w:szCs w:val="22"/>
                 <w:lang w:val="en-US" w:eastAsia="zh-CN" w:bidi="ar-SA"/>
@@ -1977,7 +2014,7 @@
             </w:r>
             <w:r>
               <w:rPr>
-                <w:rFonts w:hint="eastAsia" w:ascii="宋体" w:hAnsi="宋体" w:cs="Times New Roman"/>
+                <w:rFonts w:ascii="宋体" w:hAnsi="宋体" w:cs="Times New Roman" w:hint="eastAsia"/>
                 <w:sz w:val="22"/>
                 <w:szCs w:val="22"/>
                 <w:lang w:val="en-US" w:eastAsia="zh-CN" w:bidi="ar-SA"/>
@@ -1986,7 +2023,7 @@
             </w:r>
             <w:r>
               <w:rPr>
-                <w:rFonts w:hint="eastAsia" w:ascii="宋体" w:hAnsi="宋体" w:cs="Times New Roman" w:eastAsiaTheme="minorHAnsi"/>
+                <w:rFonts w:ascii="宋体" w:hAnsi="宋体" w:eastAsiaTheme="minorHAnsi" w:cs="Times New Roman" w:hint="eastAsia"/>
                 <w:sz w:val="22"/>
                 <w:szCs w:val="22"/>
                 <w:lang w:val="en-US" w:eastAsia="zh-CN" w:bidi="ar-SA"/>
@@ -1995,7 +2032,7 @@
             </w:r>
             <w:r>
               <w:rPr>
-                <w:rFonts w:hint="eastAsia" w:ascii="宋体" w:hAnsi="宋体" w:cs="Times New Roman"/>
+                <w:rFonts w:ascii="宋体" w:hAnsi="宋体" w:cs="Times New Roman" w:hint="eastAsia"/>
                 <w:sz w:val="22"/>
                 <w:szCs w:val="22"/>
                 <w:lang w:val="en-US" w:eastAsia="zh-CN" w:bidi="ar-SA"/>
@@ -2004,7 +2041,7 @@
             </w:r>
             <w:r>
               <w:rPr>
-                <w:rFonts w:hint="eastAsia" w:ascii="宋体" w:hAnsi="宋体" w:cs="Times New Roman" w:eastAsiaTheme="minorHAnsi"/>
+                <w:rFonts w:ascii="宋体" w:hAnsi="宋体" w:eastAsiaTheme="minorHAnsi" w:cs="Times New Roman" w:hint="eastAsia"/>
                 <w:sz w:val="22"/>
                 <w:szCs w:val="22"/>
                 <w:lang w:val="en-US" w:eastAsia="zh-CN" w:bidi="ar-SA"/>
@@ -2015,7 +2052,7 @@
           <w:p>
             <w:pPr>
               <w:rPr>
-                <w:rFonts w:hint="eastAsia" w:ascii="宋体" w:hAnsi="宋体" w:cs="Times New Roman" w:eastAsiaTheme="minorHAnsi"/>
+                <w:rFonts w:ascii="宋体" w:hAnsi="宋体" w:eastAsiaTheme="minorHAnsi" w:cs="Times New Roman" w:hint="eastAsia"/>
                 <w:sz w:val="22"/>
                 <w:szCs w:val="22"/>
                 <w:lang w:val="en-US" w:eastAsia="zh-CN" w:bidi="ar-SA"/>
@@ -2026,7 +2063,7 @@
             <w:pPr>
               <w:ind w:firstLine="440" w:firstLineChars="200"/>
               <w:rPr>
-                <w:rFonts w:hint="eastAsia" w:ascii="宋体" w:hAnsi="宋体" w:cs="Times New Roman" w:eastAsiaTheme="minorHAnsi"/>
+                <w:rFonts w:ascii="宋体" w:hAnsi="宋体" w:eastAsiaTheme="minorHAnsi" w:cs="Times New Roman" w:hint="eastAsia"/>
                 <w:sz w:val="22"/>
                 <w:szCs w:val="22"/>
                 <w:lang w:val="en-US" w:eastAsia="zh-CN" w:bidi="ar-SA"/>
@@ -2037,7 +2074,7 @@
             <w:pPr>
               <w:ind w:firstLine="440" w:firstLineChars="200"/>
               <w:rPr>
-                <w:rFonts w:hint="default" w:ascii="宋体" w:hAnsi="宋体" w:cs="Times New Roman" w:eastAsiaTheme="minorHAnsi"/>
+                <w:rFonts w:ascii="宋体" w:hAnsi="宋体" w:eastAsiaTheme="minorHAnsi" w:cs="Times New Roman" w:hint="default"/>
                 <w:sz w:val="22"/>
                 <w:szCs w:val="22"/>
                 <w:lang w:val="en-US" w:eastAsia="zh-CN" w:bidi="ar-SA"/>
@@ -2045,7 +2082,7 @@
             </w:pPr>
             <w:r>
               <w:rPr>
-                <w:rFonts w:hint="eastAsia" w:ascii="宋体" w:hAnsi="宋体" w:cs="Times New Roman"/>
+                <w:rFonts w:ascii="宋体" w:hAnsi="宋体" w:cs="Times New Roman" w:hint="eastAsia"/>
                 <w:sz w:val="22"/>
                 <w:szCs w:val="22"/>
                 <w:lang w:val="en-US" w:eastAsia="zh-CN" w:bidi="ar-SA"/>
@@ -2054,18 +2091,18 @@
             </w:r>
             <w:r>
               <w:rPr>
-                <w:rFonts w:hint="eastAsia" w:ascii="宋体" w:hAnsi="宋体" w:eastAsia="宋体" w:cs="宋体"/>
+                <w:rFonts w:ascii="宋体" w:eastAsia="宋体" w:hAnsi="宋体" w:cs="宋体" w:hint="eastAsia"/>
                 <w:sz w:val="28"/>
                 <w:szCs w:val="28"/>
                 <w:highlight w:val="none"/>
-                <w:shd w:val="clear" w:fill="FFFF00"/>
-                <w:lang w:val="en-US" w:eastAsia="zh-CN"/>
-              </w:rPr>
-              <w:t>吴杰</w:t>
-            </w:r>
-            <w:r>
-              <w:rPr>
-                <w:rFonts w:hint="eastAsia" w:ascii="宋体" w:hAnsi="宋体" w:cs="Times New Roman"/>
+                <w:shd w:val="clear" w:color="auto" w:fill="FFFF00"/>
+                <w:lang w:val="en-US" w:eastAsia="zh-CN"/>
+              </w:rPr>
+              <w:t>刘鑫楠</w:t>
+            </w:r>
+            <w:r>
+              <w:rPr>
+                <w:rFonts w:ascii="宋体" w:hAnsi="宋体" w:cs="Times New Roman" w:hint="eastAsia"/>
                 <w:sz w:val="22"/>
                 <w:szCs w:val="22"/>
                 <w:lang w:val="en-US" w:eastAsia="zh-CN" w:bidi="ar-SA"/>
@@ -2074,7 +2111,7 @@
             </w:r>
             <w:r>
               <w:rPr>
-                <w:rFonts w:hint="eastAsia" w:ascii="宋体" w:hAnsi="宋体" w:cs="Times New Roman"/>
+                <w:rFonts w:ascii="宋体" w:hAnsi="宋体" w:cs="Times New Roman" w:hint="eastAsia"/>
                 <w:sz w:val="22"/>
                 <w:szCs w:val="22"/>
                 <w:highlight w:val="yellow"/>
@@ -2092,72 +2129,22 @@
       <w:type w:val="continuous"/>
       <w:pgSz w:w="11910" w:h="16840"/>
       <w:pgMar w:top="1420" w:right="1560" w:bottom="280" w:left="1580" w:header="720" w:footer="720" w:gutter="0"/>
-      <w:cols w:space="720" w:num="1"/>
+      <w:cols w:num="1" w:space="720"/>
     </w:sectPr>
   </w:body>
 </w:document>
 </file>
 
-<file path=word/endnotes.xml><?xml version="1.0" encoding="utf-8"?>
-<w:endnotes xmlns:wpc="http://schemas.microsoft.com/office/word/2010/wordprocessingCanvas" xmlns:mc="http://schemas.openxmlformats.org/markup-compatibility/2006" xmlns:o="urn:schemas-microsoft-com:office:office" xmlns:r="http://schemas.openxmlformats.org/officeDocument/2006/relationships" xmlns:m="http://schemas.openxmlformats.org/officeDocument/2006/math" xmlns:v="urn:schemas-microsoft-com:vml" xmlns:wp14="http://schemas.microsoft.com/office/word/2010/wordprocessingDrawing" xmlns:wp="http://schemas.openxmlformats.org/drawingml/2006/wordprocessingDrawing" xmlns:w="http://schemas.openxmlformats.org/wordprocessingml/2006/main" xmlns:w14="http://schemas.microsoft.com/office/word/2010/wordml" xmlns:w15="http://schemas.microsoft.com/office/word/2012/wordml" xmlns:w10="urn:schemas-microsoft-com:office:word" xmlns:wpg="http://schemas.microsoft.com/office/word/2010/wordprocessingGroup" xmlns:wpi="http://schemas.microsoft.com/office/word/2010/wordprocessingInk" xmlns:wne="http://schemas.microsoft.com/office/word/2006/wordml" xmlns:wps="http://schemas.microsoft.com/office/word/2010/wordprocessingShape" xmlns:wpsCustomData="http://www.wps.cn/officeDocument/2013/wpsCustomData" mc:Ignorable="w14 w15 wp14">
-  <w:endnote w:type="separator" w:id="0">
-    <w:p>
-      <w:pPr>
-        <w:spacing w:line="240" w:lineRule="auto"/>
-      </w:pPr>
-      <w:r>
-        <w:separator/>
-      </w:r>
-    </w:p>
-  </w:endnote>
-  <w:endnote w:type="continuationSeparator" w:id="1">
-    <w:p>
-      <w:pPr>
-        <w:spacing w:line="240" w:lineRule="auto"/>
-      </w:pPr>
-      <w:r>
-        <w:continuationSeparator/>
-      </w:r>
-    </w:p>
-  </w:endnote>
-</w:endnotes>
-</file>
-
-<file path=word/footnotes.xml><?xml version="1.0" encoding="utf-8"?>
-<w:footnotes xmlns:wpc="http://schemas.microsoft.com/office/word/2010/wordprocessingCanvas" xmlns:mc="http://schemas.openxmlformats.org/markup-compatibility/2006" xmlns:o="urn:schemas-microsoft-com:office:office" xmlns:r="http://schemas.openxmlformats.org/officeDocument/2006/relationships" xmlns:m="http://schemas.openxmlformats.org/officeDocument/2006/math" xmlns:v="urn:schemas-microsoft-com:vml" xmlns:wp14="http://schemas.microsoft.com/office/word/2010/wordprocessingDrawing" xmlns:wp="http://schemas.openxmlformats.org/drawingml/2006/wordprocessingDrawing" xmlns:w="http://schemas.openxmlformats.org/wordprocessingml/2006/main" xmlns:w14="http://schemas.microsoft.com/office/word/2010/wordml" xmlns:w15="http://schemas.microsoft.com/office/word/2012/wordml" xmlns:w10="urn:schemas-microsoft-com:office:word" xmlns:wpg="http://schemas.microsoft.com/office/word/2010/wordprocessingGroup" xmlns:wpi="http://schemas.microsoft.com/office/word/2010/wordprocessingInk" xmlns:wne="http://schemas.microsoft.com/office/word/2006/wordml" xmlns:wps="http://schemas.microsoft.com/office/word/2010/wordprocessingShape" xmlns:wpsCustomData="http://www.wps.cn/officeDocument/2013/wpsCustomData" mc:Ignorable="w14 w15 wp14">
-  <w:footnote w:type="separator" w:id="0">
-    <w:p>
-      <w:pPr>
-        <w:spacing w:before="0" w:after="0" w:line="240" w:lineRule="auto"/>
-      </w:pPr>
-      <w:r>
-        <w:separator/>
-      </w:r>
-    </w:p>
-  </w:footnote>
-  <w:footnote w:type="continuationSeparator" w:id="1">
-    <w:p>
-      <w:pPr>
-        <w:spacing w:before="0" w:after="0" w:line="240" w:lineRule="auto"/>
-      </w:pPr>
-      <w:r>
-        <w:continuationSeparator/>
-      </w:r>
-    </w:p>
-  </w:footnote>
-</w:footnotes>
-</file>
-
 <file path=word/numbering.xml><?xml version="1.0" encoding="utf-8"?>
-<w:numbering xmlns:wpc="http://schemas.microsoft.com/office/word/2010/wordprocessingCanvas" xmlns:mc="http://schemas.openxmlformats.org/markup-compatibility/2006" xmlns:o="urn:schemas-microsoft-com:office:office" xmlns:r="http://schemas.openxmlformats.org/officeDocument/2006/relationships" xmlns:m="http://schemas.openxmlformats.org/officeDocument/2006/math" xmlns:v="urn:schemas-microsoft-com:vml" xmlns:wp14="http://schemas.microsoft.com/office/word/2010/wordprocessingDrawing" xmlns:wp="http://schemas.openxmlformats.org/drawingml/2006/wordprocessingDrawing" xmlns:w10="urn:schemas-microsoft-com:office:word" xmlns:w="http://schemas.openxmlformats.org/wordprocessingml/2006/main" xmlns:w14="http://schemas.microsoft.com/office/word/2010/wordml" xmlns:wpg="http://schemas.microsoft.com/office/word/2010/wordprocessingGroup" xmlns:wpi="http://schemas.microsoft.com/office/word/2010/wordprocessingInk" xmlns:wne="http://schemas.microsoft.com/office/word/2006/wordml" xmlns:wps="http://schemas.microsoft.com/office/word/2010/wordprocessingShape" xmlns:wpsCustomData="http://www.wps.cn/officeDocument/2013/wpsCustomData" mc:Ignorable="w14 wp14">
+<w:numbering xmlns:wpc="http://schemas.microsoft.com/office/word/2010/wordprocessingCanvas" xmlns:mc="http://schemas.openxmlformats.org/markup-compatibility/2006" xmlns:o="urn:schemas-microsoft-com:office:office" xmlns:r="http://schemas.openxmlformats.org/officeDocument/2006/relationships" xmlns:m="http://schemas.openxmlformats.org/officeDocument/2006/math" xmlns:v="urn:schemas-microsoft-com:vml" xmlns:wp14="http://schemas.microsoft.com/office/word/2010/wordprocessingDrawing" xmlns:wp="http://schemas.openxmlformats.org/drawingml/2006/wordprocessingDrawing" xmlns:w10="urn:schemas-microsoft-com:office:word" xmlns:w="http://schemas.openxmlformats.org/wordprocessingml/2006/main" xmlns:w14="http://schemas.microsoft.com/office/word/2010/wordml" xmlns:w15="http://schemas.microsoft.com/office/word/2012/wordml" xmlns:wne="http://schemas.microsoft.com/office/word/2006/wordml" xmlns:wpg="http://schemas.microsoft.com/office/word/2010/wordprocessingGroup" xmlns:wpi="http://schemas.microsoft.com/office/word/2010/wordprocessingInk" xmlns:wps="http://schemas.microsoft.com/office/word/2010/wordprocessingShape" mc:Ignorable="w14 w15 wp14">
   <w:abstractNum w:abstractNumId="0">
     <w:nsid w:val="8E964DCE"/>
     <w:multiLevelType w:val="multilevel"/>
     <w:tmpl w:val="8E964DCE"/>
-    <w:lvl w:ilvl="0" w:tentative="0">
+    <w:lvl w:ilvl="0">
       <w:start w:val="1"/>
       <w:numFmt w:val="decimal"/>
-      <w:pStyle w:val="2"/>
+      <w:pStyle w:val="Heading1"/>
       <w:lvlText w:val="%1."/>
       <w:lvlJc w:val="left"/>
       <w:pPr>
@@ -2167,7 +2154,7 @@
         <w:rFonts w:hint="default"/>
       </w:rPr>
     </w:lvl>
-    <w:lvl w:ilvl="1" w:tentative="0">
+    <w:lvl w:ilvl="1">
       <w:start w:val="1"/>
       <w:numFmt w:val="decimal"/>
       <w:lvlText w:val="%1.%2."/>
@@ -2179,7 +2166,7 @@
         <w:rFonts w:hint="default"/>
       </w:rPr>
     </w:lvl>
-    <w:lvl w:ilvl="2" w:tentative="0">
+    <w:lvl w:ilvl="2">
       <w:start w:val="1"/>
       <w:numFmt w:val="decimal"/>
       <w:lvlText w:val="%1.%2.%3."/>
@@ -2191,7 +2178,7 @@
         <w:rFonts w:hint="default"/>
       </w:rPr>
     </w:lvl>
-    <w:lvl w:ilvl="3" w:tentative="0">
+    <w:lvl w:ilvl="3">
       <w:start w:val="1"/>
       <w:numFmt w:val="decimal"/>
       <w:lvlText w:val="%1.%2.%3.%4."/>
@@ -2203,7 +2190,7 @@
         <w:rFonts w:hint="default"/>
       </w:rPr>
     </w:lvl>
-    <w:lvl w:ilvl="4" w:tentative="0">
+    <w:lvl w:ilvl="4">
       <w:start w:val="1"/>
       <w:numFmt w:val="decimal"/>
       <w:lvlText w:val="%1.%2.%3.%4.%5."/>
@@ -2215,7 +2202,7 @@
         <w:rFonts w:hint="default"/>
       </w:rPr>
     </w:lvl>
-    <w:lvl w:ilvl="5" w:tentative="0">
+    <w:lvl w:ilvl="5">
       <w:start w:val="1"/>
       <w:numFmt w:val="decimal"/>
       <w:lvlText w:val="%1.%2.%3.%4.%5.%6."/>
@@ -2227,7 +2214,7 @@
         <w:rFonts w:hint="default"/>
       </w:rPr>
     </w:lvl>
-    <w:lvl w:ilvl="6" w:tentative="0">
+    <w:lvl w:ilvl="6">
       <w:start w:val="1"/>
       <w:numFmt w:val="decimal"/>
       <w:lvlText w:val="%1.%2.%3.%4.%5.%6.%7."/>
@@ -2239,7 +2226,7 @@
         <w:rFonts w:hint="default"/>
       </w:rPr>
     </w:lvl>
-    <w:lvl w:ilvl="7" w:tentative="0">
+    <w:lvl w:ilvl="7">
       <w:start w:val="1"/>
       <w:numFmt w:val="decimal"/>
       <w:lvlText w:val="%1.%2.%3.%4.%5.%6.%7.%8."/>
@@ -2251,7 +2238,7 @@
         <w:rFonts w:hint="default"/>
       </w:rPr>
     </w:lvl>
-    <w:lvl w:ilvl="8" w:tentative="0">
+    <w:lvl w:ilvl="8">
       <w:start w:val="1"/>
       <w:numFmt w:val="decimal"/>
       <w:lvlText w:val="%1.%2.%3.%4.%5.%6.%7.%8.%9."/>
@@ -2268,7 +2255,7 @@
     <w:nsid w:val="BA133590"/>
     <w:multiLevelType w:val="singleLevel"/>
     <w:tmpl w:val="BA133590"/>
-    <w:lvl w:ilvl="0" w:tentative="0">
+    <w:lvl w:ilvl="0">
       <w:start w:val="1"/>
       <w:numFmt w:val="decimal"/>
       <w:lvlText w:val="%1."/>
@@ -2291,287 +2278,285 @@
 </file>
 
 <file path=word/styles.xml><?xml version="1.0" encoding="utf-8"?>
-<w:styles xmlns:mc="http://schemas.openxmlformats.org/markup-compatibility/2006" xmlns:o="urn:schemas-microsoft-com:office:office" xmlns:r="http://schemas.openxmlformats.org/officeDocument/2006/relationships" xmlns:m="http://schemas.openxmlformats.org/officeDocument/2006/math" xmlns:v="urn:schemas-microsoft-com:vml" xmlns:w="http://schemas.openxmlformats.org/wordprocessingml/2006/main" xmlns:w14="http://schemas.microsoft.com/office/word/2010/wordml" xmlns:w10="urn:schemas-microsoft-com:office:word" xmlns:sl="http://schemas.openxmlformats.org/schemaLibrary/2006/main" xmlns:wpsCustomData="http://www.wps.cn/officeDocument/2013/wpsCustomData" mc:Ignorable="w14">
+<w:styles xmlns:mc="http://schemas.openxmlformats.org/markup-compatibility/2006" xmlns:r="http://schemas.openxmlformats.org/officeDocument/2006/relationships" xmlns:w="http://schemas.openxmlformats.org/wordprocessingml/2006/main" xmlns:w14="http://schemas.microsoft.com/office/word/2010/wordml" xmlns:w15="http://schemas.microsoft.com/office/word/2012/wordml" mc:Ignorable="w14 w15">
   <w:docDefaults>
     <w:rPrDefault>
       <w:rPr>
-        <w:rFonts w:ascii="Times New Roman" w:hAnsi="Times New Roman" w:eastAsia="宋体" w:cs="Times New Roman"/>
+        <w:rFonts w:ascii="Times New Roman" w:eastAsia="宋体" w:hAnsi="Times New Roman" w:cs="Times New Roman"/>
       </w:rPr>
     </w:rPrDefault>
     <w:pPrDefault/>
   </w:docDefaults>
-  <w:latentStyles w:count="260" w:defQFormat="0" w:defUnhideWhenUsed="1" w:defSemiHidden="1" w:defUIPriority="99" w:defLockedState="0">
-    <w:lsdException w:qFormat="1" w:unhideWhenUsed="0" w:uiPriority="1" w:semiHidden="0" w:name="Normal"/>
-    <w:lsdException w:qFormat="1" w:unhideWhenUsed="0" w:uiPriority="0" w:semiHidden="0" w:name="heading 1"/>
-    <w:lsdException w:qFormat="1" w:uiPriority="0" w:name="heading 2"/>
-    <w:lsdException w:qFormat="1" w:uiPriority="0" w:name="heading 3"/>
-    <w:lsdException w:qFormat="1" w:uiPriority="0" w:name="heading 4"/>
-    <w:lsdException w:qFormat="1" w:uiPriority="0" w:name="heading 5"/>
-    <w:lsdException w:qFormat="1" w:uiPriority="0" w:name="heading 6"/>
-    <w:lsdException w:qFormat="1" w:uiPriority="0" w:name="heading 7"/>
-    <w:lsdException w:qFormat="1" w:uiPriority="0" w:name="heading 8"/>
-    <w:lsdException w:qFormat="1" w:uiPriority="0" w:name="heading 9"/>
-    <w:lsdException w:unhideWhenUsed="0" w:uiPriority="0" w:semiHidden="0" w:name="index 1"/>
-    <w:lsdException w:unhideWhenUsed="0" w:uiPriority="0" w:semiHidden="0" w:name="index 2"/>
-    <w:lsdException w:unhideWhenUsed="0" w:uiPriority="0" w:semiHidden="0" w:name="index 3"/>
-    <w:lsdException w:unhideWhenUsed="0" w:uiPriority="0" w:semiHidden="0" w:name="index 4"/>
-    <w:lsdException w:unhideWhenUsed="0" w:uiPriority="0" w:semiHidden="0" w:name="index 5"/>
-    <w:lsdException w:unhideWhenUsed="0" w:uiPriority="0" w:semiHidden="0" w:name="index 6"/>
-    <w:lsdException w:unhideWhenUsed="0" w:uiPriority="0" w:semiHidden="0" w:name="index 7"/>
-    <w:lsdException w:unhideWhenUsed="0" w:uiPriority="0" w:semiHidden="0" w:name="index 8"/>
-    <w:lsdException w:unhideWhenUsed="0" w:uiPriority="0" w:semiHidden="0" w:name="index 9"/>
-    <w:lsdException w:qFormat="1" w:uiPriority="39" w:semiHidden="0" w:name="toc 1"/>
-    <w:lsdException w:qFormat="1" w:uiPriority="39" w:semiHidden="0" w:name="toc 2"/>
-    <w:lsdException w:unhideWhenUsed="0" w:uiPriority="0" w:semiHidden="0" w:name="toc 3"/>
-    <w:lsdException w:unhideWhenUsed="0" w:uiPriority="0" w:semiHidden="0" w:name="toc 4"/>
-    <w:lsdException w:unhideWhenUsed="0" w:uiPriority="0" w:semiHidden="0" w:name="toc 5"/>
-    <w:lsdException w:unhideWhenUsed="0" w:uiPriority="0" w:semiHidden="0" w:name="toc 6"/>
-    <w:lsdException w:unhideWhenUsed="0" w:uiPriority="0" w:semiHidden="0" w:name="toc 7"/>
-    <w:lsdException w:unhideWhenUsed="0" w:uiPriority="0" w:semiHidden="0" w:name="toc 8"/>
-    <w:lsdException w:unhideWhenUsed="0" w:uiPriority="0" w:semiHidden="0" w:name="toc 9"/>
-    <w:lsdException w:unhideWhenUsed="0" w:uiPriority="0" w:semiHidden="0" w:name="Normal Indent"/>
-    <w:lsdException w:unhideWhenUsed="0" w:uiPriority="0" w:semiHidden="0" w:name="footnote text"/>
-    <w:lsdException w:unhideWhenUsed="0" w:uiPriority="0" w:semiHidden="0" w:name="annotation text"/>
-    <w:lsdException w:unhideWhenUsed="0" w:uiPriority="0" w:semiHidden="0" w:name="header"/>
-    <w:lsdException w:unhideWhenUsed="0" w:uiPriority="0" w:semiHidden="0" w:name="footer"/>
-    <w:lsdException w:unhideWhenUsed="0" w:uiPriority="0" w:semiHidden="0" w:name="index heading"/>
-    <w:lsdException w:qFormat="1" w:uiPriority="0" w:name="caption"/>
-    <w:lsdException w:unhideWhenUsed="0" w:uiPriority="0" w:semiHidden="0" w:name="table of figures"/>
-    <w:lsdException w:unhideWhenUsed="0" w:uiPriority="0" w:semiHidden="0" w:name="envelope address"/>
-    <w:lsdException w:unhideWhenUsed="0" w:uiPriority="0" w:semiHidden="0" w:name="envelope return"/>
-    <w:lsdException w:unhideWhenUsed="0" w:uiPriority="0" w:semiHidden="0" w:name="footnote reference"/>
-    <w:lsdException w:unhideWhenUsed="0" w:uiPriority="0" w:semiHidden="0" w:name="annotation reference"/>
-    <w:lsdException w:unhideWhenUsed="0" w:uiPriority="0" w:semiHidden="0" w:name="line number"/>
-    <w:lsdException w:unhideWhenUsed="0" w:uiPriority="0" w:semiHidden="0" w:name="page number"/>
-    <w:lsdException w:unhideWhenUsed="0" w:uiPriority="0" w:semiHidden="0" w:name="endnote reference"/>
-    <w:lsdException w:unhideWhenUsed="0" w:uiPriority="0" w:semiHidden="0" w:name="endnote text"/>
-    <w:lsdException w:unhideWhenUsed="0" w:uiPriority="0" w:semiHidden="0" w:name="table of authorities"/>
-    <w:lsdException w:unhideWhenUsed="0" w:uiPriority="0" w:semiHidden="0" w:name="macro"/>
-    <w:lsdException w:unhideWhenUsed="0" w:uiPriority="0" w:semiHidden="0" w:name="toa heading"/>
-    <w:lsdException w:unhideWhenUsed="0" w:uiPriority="0" w:semiHidden="0" w:name="List"/>
-    <w:lsdException w:unhideWhenUsed="0" w:uiPriority="0" w:semiHidden="0" w:name="List Bullet"/>
-    <w:lsdException w:unhideWhenUsed="0" w:uiPriority="0" w:semiHidden="0" w:name="List Number"/>
-    <w:lsdException w:unhideWhenUsed="0" w:uiPriority="0" w:semiHidden="0" w:name="List 2"/>
-    <w:lsdException w:unhideWhenUsed="0" w:uiPriority="0" w:semiHidden="0" w:name="List 3"/>
-    <w:lsdException w:unhideWhenUsed="0" w:uiPriority="0" w:semiHidden="0" w:name="List 4"/>
-    <w:lsdException w:unhideWhenUsed="0" w:uiPriority="0" w:semiHidden="0" w:name="List 5"/>
-    <w:lsdException w:unhideWhenUsed="0" w:uiPriority="0" w:semiHidden="0" w:name="List Bullet 2"/>
-    <w:lsdException w:unhideWhenUsed="0" w:uiPriority="0" w:semiHidden="0" w:name="List Bullet 3"/>
-    <w:lsdException w:unhideWhenUsed="0" w:uiPriority="0" w:semiHidden="0" w:name="List Bullet 4"/>
-    <w:lsdException w:unhideWhenUsed="0" w:uiPriority="0" w:semiHidden="0" w:name="List Bullet 5"/>
-    <w:lsdException w:unhideWhenUsed="0" w:uiPriority="0" w:semiHidden="0" w:name="List Number 2"/>
-    <w:lsdException w:unhideWhenUsed="0" w:uiPriority="0" w:semiHidden="0" w:name="List Number 3"/>
-    <w:lsdException w:unhideWhenUsed="0" w:uiPriority="0" w:semiHidden="0" w:name="List Number 4"/>
-    <w:lsdException w:unhideWhenUsed="0" w:uiPriority="0" w:semiHidden="0" w:name="List Number 5"/>
-    <w:lsdException w:qFormat="1" w:unhideWhenUsed="0" w:uiPriority="0" w:semiHidden="0" w:name="Title"/>
-    <w:lsdException w:unhideWhenUsed="0" w:uiPriority="0" w:semiHidden="0" w:name="Closing"/>
-    <w:lsdException w:unhideWhenUsed="0" w:uiPriority="0" w:semiHidden="0" w:name="Signature"/>
-    <w:lsdException w:qFormat="1" w:uiPriority="1" w:name="Default Paragraph Font"/>
-    <w:lsdException w:qFormat="1" w:unhideWhenUsed="0" w:uiPriority="1" w:semiHidden="0" w:name="Body Text"/>
-    <w:lsdException w:unhideWhenUsed="0" w:uiPriority="0" w:semiHidden="0" w:name="Body Text Indent"/>
-    <w:lsdException w:unhideWhenUsed="0" w:uiPriority="0" w:semiHidden="0" w:name="List Continue"/>
-    <w:lsdException w:unhideWhenUsed="0" w:uiPriority="0" w:semiHidden="0" w:name="List Continue 2"/>
-    <w:lsdException w:unhideWhenUsed="0" w:uiPriority="0" w:semiHidden="0" w:name="List Continue 3"/>
-    <w:lsdException w:unhideWhenUsed="0" w:uiPriority="0" w:semiHidden="0" w:name="List Continue 4"/>
-    <w:lsdException w:unhideWhenUsed="0" w:uiPriority="0" w:semiHidden="0" w:name="List Continue 5"/>
-    <w:lsdException w:unhideWhenUsed="0" w:uiPriority="0" w:semiHidden="0" w:name="Message Header"/>
-    <w:lsdException w:qFormat="1" w:unhideWhenUsed="0" w:uiPriority="0" w:semiHidden="0" w:name="Subtitle"/>
-    <w:lsdException w:unhideWhenUsed="0" w:uiPriority="0" w:semiHidden="0" w:name="Salutation"/>
-    <w:lsdException w:unhideWhenUsed="0" w:uiPriority="0" w:semiHidden="0" w:name="Date"/>
-    <w:lsdException w:unhideWhenUsed="0" w:uiPriority="0" w:semiHidden="0" w:name="Body Text First Indent"/>
-    <w:lsdException w:unhideWhenUsed="0" w:uiPriority="0" w:semiHidden="0" w:name="Body Text First Indent 2"/>
-    <w:lsdException w:uiPriority="99" w:name="Note Heading"/>
-    <w:lsdException w:unhideWhenUsed="0" w:uiPriority="0" w:semiHidden="0" w:name="Body Text 2"/>
-    <w:lsdException w:unhideWhenUsed="0" w:uiPriority="0" w:semiHidden="0" w:name="Body Text 3"/>
-    <w:lsdException w:unhideWhenUsed="0" w:uiPriority="0" w:semiHidden="0" w:name="Body Text Indent 2"/>
-    <w:lsdException w:unhideWhenUsed="0" w:uiPriority="0" w:semiHidden="0" w:name="Body Text Indent 3"/>
-    <w:lsdException w:unhideWhenUsed="0" w:uiPriority="0" w:semiHidden="0" w:name="Block Text"/>
-    <w:lsdException w:qFormat="1" w:uiPriority="99" w:semiHidden="0" w:name="Hyperlink"/>
-    <w:lsdException w:unhideWhenUsed="0" w:uiPriority="0" w:semiHidden="0" w:name="FollowedHyperlink"/>
-    <w:lsdException w:qFormat="1" w:unhideWhenUsed="0" w:uiPriority="0" w:semiHidden="0" w:name="Strong"/>
-    <w:lsdException w:qFormat="1" w:unhideWhenUsed="0" w:uiPriority="0" w:semiHidden="0" w:name="Emphasis"/>
-    <w:lsdException w:unhideWhenUsed="0" w:uiPriority="0" w:semiHidden="0" w:name="Document Map"/>
-    <w:lsdException w:unhideWhenUsed="0" w:uiPriority="0" w:semiHidden="0" w:name="Plain Text"/>
-    <w:lsdException w:unhideWhenUsed="0" w:uiPriority="0" w:semiHidden="0" w:name="E-mail Signature"/>
-    <w:lsdException w:unhideWhenUsed="0" w:uiPriority="0" w:semiHidden="0" w:name="Normal (Web)"/>
-    <w:lsdException w:unhideWhenUsed="0" w:uiPriority="0" w:semiHidden="0" w:name="HTML Acronym"/>
-    <w:lsdException w:unhideWhenUsed="0" w:uiPriority="0" w:semiHidden="0" w:name="HTML Address"/>
-    <w:lsdException w:unhideWhenUsed="0" w:uiPriority="0" w:semiHidden="0" w:name="HTML Cite"/>
-    <w:lsdException w:unhideWhenUsed="0" w:uiPriority="0" w:semiHidden="0" w:name="HTML Code"/>
-    <w:lsdException w:unhideWhenUsed="0" w:uiPriority="0" w:semiHidden="0" w:name="HTML Definition"/>
-    <w:lsdException w:unhideWhenUsed="0" w:uiPriority="0" w:semiHidden="0" w:name="HTML Keyboard"/>
-    <w:lsdException w:unhideWhenUsed="0" w:uiPriority="0" w:semiHidden="0" w:name="HTML Preformatted"/>
-    <w:lsdException w:unhideWhenUsed="0" w:uiPriority="0" w:semiHidden="0" w:name="HTML Sample"/>
-    <w:lsdException w:unhideWhenUsed="0" w:uiPriority="0" w:semiHidden="0" w:name="HTML Typewriter"/>
-    <w:lsdException w:unhideWhenUsed="0" w:uiPriority="0" w:semiHidden="0" w:name="HTML Variable"/>
-    <w:lsdException w:qFormat="1" w:unhideWhenUsed="0" w:uiPriority="0" w:name="Normal Table"/>
-    <w:lsdException w:unhideWhenUsed="0" w:uiPriority="0" w:semiHidden="0" w:name="annotation subject"/>
-    <w:lsdException w:unhideWhenUsed="0" w:uiPriority="0" w:semiHidden="0" w:name="Table Simple 1"/>
-    <w:lsdException w:unhideWhenUsed="0" w:uiPriority="0" w:semiHidden="0" w:name="Table Simple 2"/>
-    <w:lsdException w:unhideWhenUsed="0" w:uiPriority="0" w:semiHidden="0" w:name="Table Simple 3"/>
-    <w:lsdException w:unhideWhenUsed="0" w:uiPriority="0" w:semiHidden="0" w:name="Table Classic 1"/>
-    <w:lsdException w:unhideWhenUsed="0" w:uiPriority="0" w:semiHidden="0" w:name="Table Classic 2"/>
-    <w:lsdException w:unhideWhenUsed="0" w:uiPriority="0" w:semiHidden="0" w:name="Table Classic 3"/>
-    <w:lsdException w:unhideWhenUsed="0" w:uiPriority="0" w:semiHidden="0" w:name="Table Classic 4"/>
-    <w:lsdException w:unhideWhenUsed="0" w:uiPriority="0" w:semiHidden="0" w:name="Table Colorful 1"/>
-    <w:lsdException w:unhideWhenUsed="0" w:uiPriority="0" w:semiHidden="0" w:name="Table Colorful 2"/>
-    <w:lsdException w:unhideWhenUsed="0" w:uiPriority="0" w:semiHidden="0" w:name="Table Colorful 3"/>
-    <w:lsdException w:unhideWhenUsed="0" w:uiPriority="0" w:semiHidden="0" w:name="Table Columns 1"/>
-    <w:lsdException w:unhideWhenUsed="0" w:uiPriority="0" w:semiHidden="0" w:name="Table Columns 2"/>
-    <w:lsdException w:unhideWhenUsed="0" w:uiPriority="0" w:semiHidden="0" w:name="Table Columns 3"/>
-    <w:lsdException w:unhideWhenUsed="0" w:uiPriority="0" w:semiHidden="0" w:name="Table Columns 4"/>
-    <w:lsdException w:unhideWhenUsed="0" w:uiPriority="0" w:semiHidden="0" w:name="Table Columns 5"/>
-    <w:lsdException w:unhideWhenUsed="0" w:uiPriority="0" w:semiHidden="0" w:name="Table Grid 1"/>
-    <w:lsdException w:unhideWhenUsed="0" w:uiPriority="0" w:semiHidden="0" w:name="Table Grid 2"/>
-    <w:lsdException w:unhideWhenUsed="0" w:uiPriority="0" w:semiHidden="0" w:name="Table Grid 3"/>
-    <w:lsdException w:unhideWhenUsed="0" w:uiPriority="0" w:semiHidden="0" w:name="Table Grid 4"/>
-    <w:lsdException w:unhideWhenUsed="0" w:uiPriority="0" w:semiHidden="0" w:name="Table Grid 5"/>
-    <w:lsdException w:unhideWhenUsed="0" w:uiPriority="0" w:semiHidden="0" w:name="Table Grid 6"/>
-    <w:lsdException w:unhideWhenUsed="0" w:uiPriority="0" w:semiHidden="0" w:name="Table Grid 7"/>
-    <w:lsdException w:unhideWhenUsed="0" w:uiPriority="0" w:semiHidden="0" w:name="Table Grid 8"/>
-    <w:lsdException w:unhideWhenUsed="0" w:uiPriority="0" w:semiHidden="0" w:name="Table List 1"/>
-    <w:lsdException w:unhideWhenUsed="0" w:uiPriority="0" w:semiHidden="0" w:name="Table List 2"/>
-    <w:lsdException w:unhideWhenUsed="0" w:uiPriority="0" w:semiHidden="0" w:name="Table List 3"/>
-    <w:lsdException w:unhideWhenUsed="0" w:uiPriority="0" w:semiHidden="0" w:name="Table List 4"/>
-    <w:lsdException w:unhideWhenUsed="0" w:uiPriority="0" w:semiHidden="0" w:name="Table List 5"/>
-    <w:lsdException w:unhideWhenUsed="0" w:uiPriority="0" w:semiHidden="0" w:name="Table List 6"/>
-    <w:lsdException w:unhideWhenUsed="0" w:uiPriority="0" w:semiHidden="0" w:name="Table List 7"/>
-    <w:lsdException w:unhideWhenUsed="0" w:uiPriority="0" w:semiHidden="0" w:name="Table List 8"/>
-    <w:lsdException w:unhideWhenUsed="0" w:uiPriority="0" w:semiHidden="0" w:name="Table 3D effects 1"/>
-    <w:lsdException w:unhideWhenUsed="0" w:uiPriority="0" w:semiHidden="0" w:name="Table 3D effects 2"/>
-    <w:lsdException w:unhideWhenUsed="0" w:uiPriority="0" w:semiHidden="0" w:name="Table 3D effects 3"/>
-    <w:lsdException w:unhideWhenUsed="0" w:uiPriority="0" w:semiHidden="0" w:name="Table Contemporary"/>
-    <w:lsdException w:unhideWhenUsed="0" w:uiPriority="0" w:semiHidden="0" w:name="Table Elegant"/>
-    <w:lsdException w:unhideWhenUsed="0" w:uiPriority="0" w:semiHidden="0" w:name="Table Professional"/>
-    <w:lsdException w:unhideWhenUsed="0" w:uiPriority="0" w:semiHidden="0" w:name="Table Subtle 1"/>
-    <w:lsdException w:unhideWhenUsed="0" w:uiPriority="0" w:semiHidden="0" w:name="Table Subtle 2"/>
-    <w:lsdException w:unhideWhenUsed="0" w:uiPriority="0" w:semiHidden="0" w:name="Table Web 1"/>
-    <w:lsdException w:unhideWhenUsed="0" w:uiPriority="0" w:semiHidden="0" w:name="Table Web 2"/>
-    <w:lsdException w:unhideWhenUsed="0" w:uiPriority="0" w:semiHidden="0" w:name="Table Web 3"/>
-    <w:lsdException w:unhideWhenUsed="0" w:uiPriority="0" w:semiHidden="0" w:name="Balloon Text"/>
-    <w:lsdException w:unhideWhenUsed="0" w:uiPriority="0" w:semiHidden="0" w:name="Table Grid"/>
-    <w:lsdException w:unhideWhenUsed="0" w:uiPriority="0" w:semiHidden="0" w:name="Table Theme"/>
-    <w:lsdException w:unhideWhenUsed="0" w:uiPriority="60" w:semiHidden="0" w:name="Light Shading"/>
-    <w:lsdException w:unhideWhenUsed="0" w:uiPriority="61" w:semiHidden="0" w:name="Light List"/>
-    <w:lsdException w:unhideWhenUsed="0" w:uiPriority="62" w:semiHidden="0" w:name="Light Grid"/>
-    <w:lsdException w:unhideWhenUsed="0" w:uiPriority="63" w:semiHidden="0" w:name="Medium Shading 1"/>
-    <w:lsdException w:unhideWhenUsed="0" w:uiPriority="64" w:semiHidden="0" w:name="Medium Shading 2"/>
-    <w:lsdException w:unhideWhenUsed="0" w:uiPriority="65" w:semiHidden="0" w:name="Medium List 1"/>
-    <w:lsdException w:unhideWhenUsed="0" w:uiPriority="66" w:semiHidden="0" w:name="Medium List 2"/>
-    <w:lsdException w:unhideWhenUsed="0" w:uiPriority="67" w:semiHidden="0" w:name="Medium Grid 1"/>
-    <w:lsdException w:unhideWhenUsed="0" w:uiPriority="68" w:semiHidden="0" w:name="Medium Grid 2"/>
-    <w:lsdException w:unhideWhenUsed="0" w:uiPriority="69" w:semiHidden="0" w:name="Medium Grid 3"/>
-    <w:lsdException w:unhideWhenUsed="0" w:uiPriority="70" w:semiHidden="0" w:name="Dark List"/>
-    <w:lsdException w:unhideWhenUsed="0" w:uiPriority="71" w:semiHidden="0" w:name="Colorful Shading"/>
-    <w:lsdException w:unhideWhenUsed="0" w:uiPriority="72" w:semiHidden="0" w:name="Colorful List"/>
-    <w:lsdException w:unhideWhenUsed="0" w:uiPriority="73" w:semiHidden="0" w:name="Colorful Grid"/>
-    <w:lsdException w:unhideWhenUsed="0" w:uiPriority="60" w:semiHidden="0" w:name="Light Shading Accent 1"/>
-    <w:lsdException w:unhideWhenUsed="0" w:uiPriority="61" w:semiHidden="0" w:name="Light List Accent 1"/>
-    <w:lsdException w:unhideWhenUsed="0" w:uiPriority="62" w:semiHidden="0" w:name="Light Grid Accent 1"/>
-    <w:lsdException w:unhideWhenUsed="0" w:uiPriority="63" w:semiHidden="0" w:name="Medium Shading 1 Accent 1"/>
-    <w:lsdException w:unhideWhenUsed="0" w:uiPriority="64" w:semiHidden="0" w:name="Medium Shading 2 Accent 1"/>
-    <w:lsdException w:unhideWhenUsed="0" w:uiPriority="65" w:semiHidden="0" w:name="Medium List 1 Accent 1"/>
-    <w:lsdException w:qFormat="1" w:unhideWhenUsed="0" w:uiPriority="1" w:semiHidden="0" w:name="List Paragraph"/>
-    <w:lsdException w:unhideWhenUsed="0" w:uiPriority="66" w:semiHidden="0" w:name="Medium List 2 Accent 1"/>
-    <w:lsdException w:unhideWhenUsed="0" w:uiPriority="67" w:semiHidden="0" w:name="Medium Grid 1 Accent 1"/>
-    <w:lsdException w:unhideWhenUsed="0" w:uiPriority="68" w:semiHidden="0" w:name="Medium Grid 2 Accent 1"/>
-    <w:lsdException w:unhideWhenUsed="0" w:uiPriority="69" w:semiHidden="0" w:name="Medium Grid 3 Accent 1"/>
-    <w:lsdException w:unhideWhenUsed="0" w:uiPriority="70" w:semiHidden="0" w:name="Dark List Accent 1"/>
-    <w:lsdException w:unhideWhenUsed="0" w:uiPriority="71" w:semiHidden="0" w:name="Colorful Shading Accent 1"/>
-    <w:lsdException w:unhideWhenUsed="0" w:uiPriority="72" w:semiHidden="0" w:name="Colorful List Accent 1"/>
-    <w:lsdException w:unhideWhenUsed="0" w:uiPriority="73" w:semiHidden="0" w:name="Colorful Grid Accent 1"/>
-    <w:lsdException w:unhideWhenUsed="0" w:uiPriority="60" w:semiHidden="0" w:name="Light Shading Accent 2"/>
-    <w:lsdException w:unhideWhenUsed="0" w:uiPriority="61" w:semiHidden="0" w:name="Light List Accent 2"/>
-    <w:lsdException w:unhideWhenUsed="0" w:uiPriority="62" w:semiHidden="0" w:name="Light Grid Accent 2"/>
-    <w:lsdException w:unhideWhenUsed="0" w:uiPriority="63" w:semiHidden="0" w:name="Medium Shading 1 Accent 2"/>
-    <w:lsdException w:unhideWhenUsed="0" w:uiPriority="64" w:semiHidden="0" w:name="Medium Shading 2 Accent 2"/>
-    <w:lsdException w:unhideWhenUsed="0" w:uiPriority="65" w:semiHidden="0" w:name="Medium List 1 Accent 2"/>
-    <w:lsdException w:unhideWhenUsed="0" w:uiPriority="66" w:semiHidden="0" w:name="Medium List 2 Accent 2"/>
-    <w:lsdException w:unhideWhenUsed="0" w:uiPriority="67" w:semiHidden="0" w:name="Medium Grid 1 Accent 2"/>
-    <w:lsdException w:unhideWhenUsed="0" w:uiPriority="68" w:semiHidden="0" w:name="Medium Grid 2 Accent 2"/>
-    <w:lsdException w:unhideWhenUsed="0" w:uiPriority="69" w:semiHidden="0" w:name="Medium Grid 3 Accent 2"/>
-    <w:lsdException w:unhideWhenUsed="0" w:uiPriority="70" w:semiHidden="0" w:name="Dark List Accent 2"/>
-    <w:lsdException w:unhideWhenUsed="0" w:uiPriority="71" w:semiHidden="0" w:name="Colorful Shading Accent 2"/>
-    <w:lsdException w:unhideWhenUsed="0" w:uiPriority="72" w:semiHidden="0" w:name="Colorful List Accent 2"/>
-    <w:lsdException w:unhideWhenUsed="0" w:uiPriority="73" w:semiHidden="0" w:name="Colorful Grid Accent 2"/>
-    <w:lsdException w:unhideWhenUsed="0" w:uiPriority="60" w:semiHidden="0" w:name="Light Shading Accent 3"/>
-    <w:lsdException w:unhideWhenUsed="0" w:uiPriority="61" w:semiHidden="0" w:name="Light List Accent 3"/>
-    <w:lsdException w:unhideWhenUsed="0" w:uiPriority="62" w:semiHidden="0" w:name="Light Grid Accent 3"/>
-    <w:lsdException w:unhideWhenUsed="0" w:uiPriority="63" w:semiHidden="0" w:name="Medium Shading 1 Accent 3"/>
-    <w:lsdException w:unhideWhenUsed="0" w:uiPriority="64" w:semiHidden="0" w:name="Medium Shading 2 Accent 3"/>
-    <w:lsdException w:unhideWhenUsed="0" w:uiPriority="65" w:semiHidden="0" w:name="Medium List 1 Accent 3"/>
-    <w:lsdException w:unhideWhenUsed="0" w:uiPriority="66" w:semiHidden="0" w:name="Medium List 2 Accent 3"/>
-    <w:lsdException w:unhideWhenUsed="0" w:uiPriority="67" w:semiHidden="0" w:name="Medium Grid 1 Accent 3"/>
-    <w:lsdException w:unhideWhenUsed="0" w:uiPriority="68" w:semiHidden="0" w:name="Medium Grid 2 Accent 3"/>
-    <w:lsdException w:unhideWhenUsed="0" w:uiPriority="69" w:semiHidden="0" w:name="Medium Grid 3 Accent 3"/>
-    <w:lsdException w:unhideWhenUsed="0" w:uiPriority="70" w:semiHidden="0" w:name="Dark List Accent 3"/>
-    <w:lsdException w:unhideWhenUsed="0" w:uiPriority="71" w:semiHidden="0" w:name="Colorful Shading Accent 3"/>
-    <w:lsdException w:unhideWhenUsed="0" w:uiPriority="72" w:semiHidden="0" w:name="Colorful List Accent 3"/>
-    <w:lsdException w:unhideWhenUsed="0" w:uiPriority="73" w:semiHidden="0" w:name="Colorful Grid Accent 3"/>
-    <w:lsdException w:unhideWhenUsed="0" w:uiPriority="60" w:semiHidden="0" w:name="Light Shading Accent 4"/>
-    <w:lsdException w:unhideWhenUsed="0" w:uiPriority="61" w:semiHidden="0" w:name="Light List Accent 4"/>
-    <w:lsdException w:unhideWhenUsed="0" w:uiPriority="62" w:semiHidden="0" w:name="Light Grid Accent 4"/>
-    <w:lsdException w:unhideWhenUsed="0" w:uiPriority="63" w:semiHidden="0" w:name="Medium Shading 1 Accent 4"/>
-    <w:lsdException w:unhideWhenUsed="0" w:uiPriority="64" w:semiHidden="0" w:name="Medium Shading 2 Accent 4"/>
-    <w:lsdException w:unhideWhenUsed="0" w:uiPriority="65" w:semiHidden="0" w:name="Medium List 1 Accent 4"/>
-    <w:lsdException w:unhideWhenUsed="0" w:uiPriority="66" w:semiHidden="0" w:name="Medium List 2 Accent 4"/>
-    <w:lsdException w:unhideWhenUsed="0" w:uiPriority="67" w:semiHidden="0" w:name="Medium Grid 1 Accent 4"/>
-    <w:lsdException w:unhideWhenUsed="0" w:uiPriority="68" w:semiHidden="0" w:name="Medium Grid 2 Accent 4"/>
-    <w:lsdException w:unhideWhenUsed="0" w:uiPriority="69" w:semiHidden="0" w:name="Medium Grid 3 Accent 4"/>
-    <w:lsdException w:unhideWhenUsed="0" w:uiPriority="70" w:semiHidden="0" w:name="Dark List Accent 4"/>
-    <w:lsdException w:unhideWhenUsed="0" w:uiPriority="71" w:semiHidden="0" w:name="Colorful Shading Accent 4"/>
-    <w:lsdException w:unhideWhenUsed="0" w:uiPriority="72" w:semiHidden="0" w:name="Colorful List Accent 4"/>
-    <w:lsdException w:unhideWhenUsed="0" w:uiPriority="73" w:semiHidden="0" w:name="Colorful Grid Accent 4"/>
-    <w:lsdException w:unhideWhenUsed="0" w:uiPriority="60" w:semiHidden="0" w:name="Light Shading Accent 5"/>
-    <w:lsdException w:unhideWhenUsed="0" w:uiPriority="61" w:semiHidden="0" w:name="Light List Accent 5"/>
-    <w:lsdException w:unhideWhenUsed="0" w:uiPriority="62" w:semiHidden="0" w:name="Light Grid Accent 5"/>
-    <w:lsdException w:unhideWhenUsed="0" w:uiPriority="63" w:semiHidden="0" w:name="Medium Shading 1 Accent 5"/>
-    <w:lsdException w:unhideWhenUsed="0" w:uiPriority="64" w:semiHidden="0" w:name="Medium Shading 2 Accent 5"/>
-    <w:lsdException w:unhideWhenUsed="0" w:uiPriority="65" w:semiHidden="0" w:name="Medium List 1 Accent 5"/>
-    <w:lsdException w:unhideWhenUsed="0" w:uiPriority="66" w:semiHidden="0" w:name="Medium List 2 Accent 5"/>
-    <w:lsdException w:unhideWhenUsed="0" w:uiPriority="67" w:semiHidden="0" w:name="Medium Grid 1 Accent 5"/>
-    <w:lsdException w:unhideWhenUsed="0" w:uiPriority="68" w:semiHidden="0" w:name="Medium Grid 2 Accent 5"/>
-    <w:lsdException w:unhideWhenUsed="0" w:uiPriority="69" w:semiHidden="0" w:name="Medium Grid 3 Accent 5"/>
-    <w:lsdException w:unhideWhenUsed="0" w:uiPriority="70" w:semiHidden="0" w:name="Dark List Accent 5"/>
-    <w:lsdException w:unhideWhenUsed="0" w:uiPriority="71" w:semiHidden="0" w:name="Colorful Shading Accent 5"/>
-    <w:lsdException w:unhideWhenUsed="0" w:uiPriority="72" w:semiHidden="0" w:name="Colorful List Accent 5"/>
-    <w:lsdException w:unhideWhenUsed="0" w:uiPriority="73" w:semiHidden="0" w:name="Colorful Grid Accent 5"/>
-    <w:lsdException w:unhideWhenUsed="0" w:uiPriority="60" w:semiHidden="0" w:name="Light Shading Accent 6"/>
-    <w:lsdException w:unhideWhenUsed="0" w:uiPriority="61" w:semiHidden="0" w:name="Light List Accent 6"/>
-    <w:lsdException w:unhideWhenUsed="0" w:uiPriority="62" w:semiHidden="0" w:name="Light Grid Accent 6"/>
-    <w:lsdException w:unhideWhenUsed="0" w:uiPriority="63" w:semiHidden="0" w:name="Medium Shading 1 Accent 6"/>
-    <w:lsdException w:unhideWhenUsed="0" w:uiPriority="64" w:semiHidden="0" w:name="Medium Shading 2 Accent 6"/>
-    <w:lsdException w:unhideWhenUsed="0" w:uiPriority="65" w:semiHidden="0" w:name="Medium List 1 Accent 6"/>
-    <w:lsdException w:unhideWhenUsed="0" w:uiPriority="66" w:semiHidden="0" w:name="Medium List 2 Accent 6"/>
-    <w:lsdException w:unhideWhenUsed="0" w:uiPriority="67" w:semiHidden="0" w:name="Medium Grid 1 Accent 6"/>
-    <w:lsdException w:unhideWhenUsed="0" w:uiPriority="68" w:semiHidden="0" w:name="Medium Grid 2 Accent 6"/>
-    <w:lsdException w:unhideWhenUsed="0" w:uiPriority="69" w:semiHidden="0" w:name="Medium Grid 3 Accent 6"/>
-    <w:lsdException w:unhideWhenUsed="0" w:uiPriority="70" w:semiHidden="0" w:name="Dark List Accent 6"/>
-    <w:lsdException w:unhideWhenUsed="0" w:uiPriority="71" w:semiHidden="0" w:name="Colorful Shading Accent 6"/>
-    <w:lsdException w:unhideWhenUsed="0" w:uiPriority="72" w:semiHidden="0" w:name="Colorful List Accent 6"/>
-    <w:lsdException w:unhideWhenUsed="0" w:uiPriority="73" w:semiHidden="0" w:name="Colorful Grid Accent 6"/>
+  <w:latentStyles w:defLockedState="0" w:defUIPriority="99" w:defSemiHidden="1" w:defUnhideWhenUsed="1" w:defQFormat="0" w:count="260">
+    <w:lsdException w:name="Normal" w:semiHidden="0" w:uiPriority="1" w:unhideWhenUsed="0" w:qFormat="1"/>
+    <w:lsdException w:name="heading 1" w:semiHidden="0" w:uiPriority="0" w:unhideWhenUsed="0" w:qFormat="1"/>
+    <w:lsdException w:name="heading 2" w:uiPriority="0" w:qFormat="1"/>
+    <w:lsdException w:name="heading 3" w:uiPriority="0" w:qFormat="1"/>
+    <w:lsdException w:name="heading 4" w:uiPriority="0" w:qFormat="1"/>
+    <w:lsdException w:name="heading 5" w:uiPriority="0" w:qFormat="1"/>
+    <w:lsdException w:name="heading 6" w:uiPriority="0" w:qFormat="1"/>
+    <w:lsdException w:name="heading 7" w:uiPriority="0" w:qFormat="1"/>
+    <w:lsdException w:name="heading 8" w:uiPriority="0" w:qFormat="1"/>
+    <w:lsdException w:name="heading 9" w:uiPriority="0" w:qFormat="1"/>
+    <w:lsdException w:name="index 1" w:semiHidden="0" w:uiPriority="0" w:unhideWhenUsed="0"/>
+    <w:lsdException w:name="index 2" w:semiHidden="0" w:uiPriority="0" w:unhideWhenUsed="0"/>
+    <w:lsdException w:name="index 3" w:semiHidden="0" w:uiPriority="0" w:unhideWhenUsed="0"/>
+    <w:lsdException w:name="index 4" w:semiHidden="0" w:uiPriority="0" w:unhideWhenUsed="0"/>
+    <w:lsdException w:name="index 5" w:semiHidden="0" w:uiPriority="0" w:unhideWhenUsed="0"/>
+    <w:lsdException w:name="index 6" w:semiHidden="0" w:uiPriority="0" w:unhideWhenUsed="0"/>
+    <w:lsdException w:name="index 7" w:semiHidden="0" w:uiPriority="0" w:unhideWhenUsed="0"/>
+    <w:lsdException w:name="index 8" w:semiHidden="0" w:uiPriority="0" w:unhideWhenUsed="0"/>
+    <w:lsdException w:name="index 9" w:semiHidden="0" w:uiPriority="0" w:unhideWhenUsed="0"/>
+    <w:lsdException w:name="toc 1" w:semiHidden="0" w:uiPriority="39" w:qFormat="1"/>
+    <w:lsdException w:name="toc 2" w:semiHidden="0" w:uiPriority="39" w:qFormat="1"/>
+    <w:lsdException w:name="toc 3" w:semiHidden="0" w:uiPriority="0" w:unhideWhenUsed="0"/>
+    <w:lsdException w:name="toc 4" w:semiHidden="0" w:uiPriority="0" w:unhideWhenUsed="0"/>
+    <w:lsdException w:name="toc 5" w:semiHidden="0" w:uiPriority="0" w:unhideWhenUsed="0"/>
+    <w:lsdException w:name="toc 6" w:semiHidden="0" w:uiPriority="0" w:unhideWhenUsed="0"/>
+    <w:lsdException w:name="toc 7" w:semiHidden="0" w:uiPriority="0" w:unhideWhenUsed="0"/>
+    <w:lsdException w:name="toc 8" w:semiHidden="0" w:uiPriority="0" w:unhideWhenUsed="0"/>
+    <w:lsdException w:name="toc 9" w:semiHidden="0" w:uiPriority="0" w:unhideWhenUsed="0"/>
+    <w:lsdException w:name="Normal Indent" w:semiHidden="0" w:uiPriority="0" w:unhideWhenUsed="0"/>
+    <w:lsdException w:name="footnote text" w:semiHidden="0" w:uiPriority="0" w:unhideWhenUsed="0"/>
+    <w:lsdException w:name="annotation text" w:semiHidden="0" w:uiPriority="0" w:unhideWhenUsed="0"/>
+    <w:lsdException w:name="header" w:semiHidden="0" w:uiPriority="0" w:unhideWhenUsed="0"/>
+    <w:lsdException w:name="footer" w:semiHidden="0" w:uiPriority="0" w:unhideWhenUsed="0"/>
+    <w:lsdException w:name="index heading" w:semiHidden="0" w:uiPriority="0" w:unhideWhenUsed="0"/>
+    <w:lsdException w:name="caption" w:uiPriority="0" w:qFormat="1"/>
+    <w:lsdException w:name="table of figures" w:semiHidden="0" w:uiPriority="0" w:unhideWhenUsed="0"/>
+    <w:lsdException w:name="envelope address" w:semiHidden="0" w:uiPriority="0" w:unhideWhenUsed="0"/>
+    <w:lsdException w:name="envelope return" w:semiHidden="0" w:uiPriority="0" w:unhideWhenUsed="0"/>
+    <w:lsdException w:name="footnote reference" w:semiHidden="0" w:uiPriority="0" w:unhideWhenUsed="0"/>
+    <w:lsdException w:name="annotation reference" w:semiHidden="0" w:uiPriority="0" w:unhideWhenUsed="0"/>
+    <w:lsdException w:name="line number" w:semiHidden="0" w:uiPriority="0" w:unhideWhenUsed="0"/>
+    <w:lsdException w:name="page number" w:semiHidden="0" w:uiPriority="0" w:unhideWhenUsed="0"/>
+    <w:lsdException w:name="endnote reference" w:semiHidden="0" w:uiPriority="0" w:unhideWhenUsed="0"/>
+    <w:lsdException w:name="endnote text" w:semiHidden="0" w:uiPriority="0" w:unhideWhenUsed="0"/>
+    <w:lsdException w:name="table of authorities" w:semiHidden="0" w:uiPriority="0" w:unhideWhenUsed="0"/>
+    <w:lsdException w:name="macro" w:semiHidden="0" w:uiPriority="0" w:unhideWhenUsed="0"/>
+    <w:lsdException w:name="toa heading" w:semiHidden="0" w:uiPriority="0" w:unhideWhenUsed="0"/>
+    <w:lsdException w:name="List" w:semiHidden="0" w:uiPriority="0" w:unhideWhenUsed="0"/>
+    <w:lsdException w:name="List Bullet" w:semiHidden="0" w:uiPriority="0" w:unhideWhenUsed="0"/>
+    <w:lsdException w:name="List Number" w:semiHidden="0" w:uiPriority="0" w:unhideWhenUsed="0"/>
+    <w:lsdException w:name="List 2" w:semiHidden="0" w:uiPriority="0" w:unhideWhenUsed="0"/>
+    <w:lsdException w:name="List 3" w:semiHidden="0" w:uiPriority="0" w:unhideWhenUsed="0"/>
+    <w:lsdException w:name="List 4" w:semiHidden="0" w:uiPriority="0" w:unhideWhenUsed="0"/>
+    <w:lsdException w:name="List 5" w:semiHidden="0" w:uiPriority="0" w:unhideWhenUsed="0"/>
+    <w:lsdException w:name="List Bullet 2" w:semiHidden="0" w:uiPriority="0" w:unhideWhenUsed="0"/>
+    <w:lsdException w:name="List Bullet 3" w:semiHidden="0" w:uiPriority="0" w:unhideWhenUsed="0"/>
+    <w:lsdException w:name="List Bullet 4" w:semiHidden="0" w:uiPriority="0" w:unhideWhenUsed="0"/>
+    <w:lsdException w:name="List Bullet 5" w:semiHidden="0" w:uiPriority="0" w:unhideWhenUsed="0"/>
+    <w:lsdException w:name="List Number 2" w:semiHidden="0" w:uiPriority="0" w:unhideWhenUsed="0"/>
+    <w:lsdException w:name="List Number 3" w:semiHidden="0" w:uiPriority="0" w:unhideWhenUsed="0"/>
+    <w:lsdException w:name="List Number 4" w:semiHidden="0" w:uiPriority="0" w:unhideWhenUsed="0"/>
+    <w:lsdException w:name="List Number 5" w:semiHidden="0" w:uiPriority="0" w:unhideWhenUsed="0"/>
+    <w:lsdException w:name="Title" w:semiHidden="0" w:uiPriority="0" w:unhideWhenUsed="0" w:qFormat="1"/>
+    <w:lsdException w:name="Closing" w:semiHidden="0" w:uiPriority="0" w:unhideWhenUsed="0"/>
+    <w:lsdException w:name="Signature" w:semiHidden="0" w:uiPriority="0" w:unhideWhenUsed="0"/>
+    <w:lsdException w:name="Default Paragraph Font" w:uiPriority="1" w:qFormat="1"/>
+    <w:lsdException w:name="Body Text" w:semiHidden="0" w:uiPriority="1" w:unhideWhenUsed="0" w:qFormat="1"/>
+    <w:lsdException w:name="Body Text Indent" w:semiHidden="0" w:uiPriority="0" w:unhideWhenUsed="0"/>
+    <w:lsdException w:name="List Continue" w:semiHidden="0" w:uiPriority="0" w:unhideWhenUsed="0"/>
+    <w:lsdException w:name="List Continue 2" w:semiHidden="0" w:uiPriority="0" w:unhideWhenUsed="0"/>
+    <w:lsdException w:name="List Continue 3" w:semiHidden="0" w:uiPriority="0" w:unhideWhenUsed="0"/>
+    <w:lsdException w:name="List Continue 4" w:semiHidden="0" w:uiPriority="0" w:unhideWhenUsed="0"/>
+    <w:lsdException w:name="List Continue 5" w:semiHidden="0" w:uiPriority="0" w:unhideWhenUsed="0"/>
+    <w:lsdException w:name="Message Header" w:semiHidden="0" w:uiPriority="0" w:unhideWhenUsed="0"/>
+    <w:lsdException w:name="Subtitle" w:semiHidden="0" w:uiPriority="0" w:unhideWhenUsed="0" w:qFormat="1"/>
+    <w:lsdException w:name="Salutation" w:semiHidden="0" w:uiPriority="0" w:unhideWhenUsed="0"/>
+    <w:lsdException w:name="Date" w:semiHidden="0" w:uiPriority="0" w:unhideWhenUsed="0"/>
+    <w:lsdException w:name="Body Text First Indent" w:semiHidden="0" w:uiPriority="0" w:unhideWhenUsed="0"/>
+    <w:lsdException w:name="Body Text First Indent 2" w:semiHidden="0" w:uiPriority="0" w:unhideWhenUsed="0"/>
+    <w:lsdException w:name="Body Text 2" w:semiHidden="0" w:uiPriority="0" w:unhideWhenUsed="0"/>
+    <w:lsdException w:name="Body Text 3" w:semiHidden="0" w:uiPriority="0" w:unhideWhenUsed="0"/>
+    <w:lsdException w:name="Body Text Indent 2" w:semiHidden="0" w:uiPriority="0" w:unhideWhenUsed="0"/>
+    <w:lsdException w:name="Body Text Indent 3" w:semiHidden="0" w:uiPriority="0" w:unhideWhenUsed="0"/>
+    <w:lsdException w:name="Block Text" w:semiHidden="0" w:uiPriority="0" w:unhideWhenUsed="0"/>
+    <w:lsdException w:name="Hyperlink" w:semiHidden="0" w:qFormat="1"/>
+    <w:lsdException w:name="FollowedHyperlink" w:semiHidden="0" w:uiPriority="0" w:unhideWhenUsed="0"/>
+    <w:lsdException w:name="Strong" w:semiHidden="0" w:uiPriority="0" w:unhideWhenUsed="0" w:qFormat="1"/>
+    <w:lsdException w:name="Emphasis" w:semiHidden="0" w:uiPriority="0" w:unhideWhenUsed="0" w:qFormat="1"/>
+    <w:lsdException w:name="Document Map" w:semiHidden="0" w:uiPriority="0" w:unhideWhenUsed="0"/>
+    <w:lsdException w:name="Plain Text" w:semiHidden="0" w:uiPriority="0" w:unhideWhenUsed="0"/>
+    <w:lsdException w:name="E-mail Signature" w:semiHidden="0" w:uiPriority="0" w:unhideWhenUsed="0"/>
+    <w:lsdException w:name="Normal (Web)" w:semiHidden="0" w:uiPriority="0" w:unhideWhenUsed="0"/>
+    <w:lsdException w:name="HTML Acronym" w:semiHidden="0" w:uiPriority="0" w:unhideWhenUsed="0"/>
+    <w:lsdException w:name="HTML Address" w:semiHidden="0" w:uiPriority="0" w:unhideWhenUsed="0"/>
+    <w:lsdException w:name="HTML Cite" w:semiHidden="0" w:uiPriority="0" w:unhideWhenUsed="0"/>
+    <w:lsdException w:name="HTML Code" w:semiHidden="0" w:uiPriority="0" w:unhideWhenUsed="0"/>
+    <w:lsdException w:name="HTML Definition" w:semiHidden="0" w:uiPriority="0" w:unhideWhenUsed="0"/>
+    <w:lsdException w:name="HTML Keyboard" w:semiHidden="0" w:uiPriority="0" w:unhideWhenUsed="0"/>
+    <w:lsdException w:name="HTML Preformatted" w:semiHidden="0" w:uiPriority="0" w:unhideWhenUsed="0"/>
+    <w:lsdException w:name="HTML Sample" w:semiHidden="0" w:uiPriority="0" w:unhideWhenUsed="0"/>
+    <w:lsdException w:name="HTML Typewriter" w:semiHidden="0" w:uiPriority="0" w:unhideWhenUsed="0"/>
+    <w:lsdException w:name="HTML Variable" w:semiHidden="0" w:uiPriority="0" w:unhideWhenUsed="0"/>
+    <w:lsdException w:name="Normal Table" w:uiPriority="0" w:unhideWhenUsed="0" w:qFormat="1"/>
+    <w:lsdException w:name="annotation subject" w:semiHidden="0" w:uiPriority="0" w:unhideWhenUsed="0"/>
+    <w:lsdException w:name="Table Simple 1" w:semiHidden="0" w:uiPriority="0" w:unhideWhenUsed="0"/>
+    <w:lsdException w:name="Table Simple 2" w:semiHidden="0" w:uiPriority="0" w:unhideWhenUsed="0"/>
+    <w:lsdException w:name="Table Simple 3" w:semiHidden="0" w:uiPriority="0" w:unhideWhenUsed="0"/>
+    <w:lsdException w:name="Table Classic 1" w:semiHidden="0" w:uiPriority="0" w:unhideWhenUsed="0"/>
+    <w:lsdException w:name="Table Classic 2" w:semiHidden="0" w:uiPriority="0" w:unhideWhenUsed="0"/>
+    <w:lsdException w:name="Table Classic 3" w:semiHidden="0" w:uiPriority="0" w:unhideWhenUsed="0"/>
+    <w:lsdException w:name="Table Classic 4" w:semiHidden="0" w:uiPriority="0" w:unhideWhenUsed="0"/>
+    <w:lsdException w:name="Table Colorful 1" w:semiHidden="0" w:uiPriority="0" w:unhideWhenUsed="0"/>
+    <w:lsdException w:name="Table Colorful 2" w:semiHidden="0" w:uiPriority="0" w:unhideWhenUsed="0"/>
+    <w:lsdException w:name="Table Colorful 3" w:semiHidden="0" w:uiPriority="0" w:unhideWhenUsed="0"/>
+    <w:lsdException w:name="Table Columns 1" w:semiHidden="0" w:uiPriority="0" w:unhideWhenUsed="0"/>
+    <w:lsdException w:name="Table Columns 2" w:semiHidden="0" w:uiPriority="0" w:unhideWhenUsed="0"/>
+    <w:lsdException w:name="Table Columns 3" w:semiHidden="0" w:uiPriority="0" w:unhideWhenUsed="0"/>
+    <w:lsdException w:name="Table Columns 4" w:semiHidden="0" w:uiPriority="0" w:unhideWhenUsed="0"/>
+    <w:lsdException w:name="Table Columns 5" w:semiHidden="0" w:uiPriority="0" w:unhideWhenUsed="0"/>
+    <w:lsdException w:name="Table Grid 1" w:semiHidden="0" w:uiPriority="0" w:unhideWhenUsed="0"/>
+    <w:lsdException w:name="Table Grid 2" w:semiHidden="0" w:uiPriority="0" w:unhideWhenUsed="0"/>
+    <w:lsdException w:name="Table Grid 3" w:semiHidden="0" w:uiPriority="0" w:unhideWhenUsed="0"/>
+    <w:lsdException w:name="Table Grid 4" w:semiHidden="0" w:uiPriority="0" w:unhideWhenUsed="0"/>
+    <w:lsdException w:name="Table Grid 5" w:semiHidden="0" w:uiPriority="0" w:unhideWhenUsed="0"/>
+    <w:lsdException w:name="Table Grid 6" w:semiHidden="0" w:uiPriority="0" w:unhideWhenUsed="0"/>
+    <w:lsdException w:name="Table Grid 7" w:semiHidden="0" w:uiPriority="0" w:unhideWhenUsed="0"/>
+    <w:lsdException w:name="Table Grid 8" w:semiHidden="0" w:uiPriority="0" w:unhideWhenUsed="0"/>
+    <w:lsdException w:name="Table List 1" w:semiHidden="0" w:uiPriority="0" w:unhideWhenUsed="0"/>
+    <w:lsdException w:name="Table List 2" w:semiHidden="0" w:uiPriority="0" w:unhideWhenUsed="0"/>
+    <w:lsdException w:name="Table List 3" w:semiHidden="0" w:uiPriority="0" w:unhideWhenUsed="0"/>
+    <w:lsdException w:name="Table List 4" w:semiHidden="0" w:uiPriority="0" w:unhideWhenUsed="0"/>
+    <w:lsdException w:name="Table List 5" w:semiHidden="0" w:uiPriority="0" w:unhideWhenUsed="0"/>
+    <w:lsdException w:name="Table List 6" w:semiHidden="0" w:uiPriority="0" w:unhideWhenUsed="0"/>
+    <w:lsdException w:name="Table List 7" w:semiHidden="0" w:uiPriority="0" w:unhideWhenUsed="0"/>
+    <w:lsdException w:name="Table List 8" w:semiHidden="0" w:uiPriority="0" w:unhideWhenUsed="0"/>
+    <w:lsdException w:name="Table 3D effects 1" w:semiHidden="0" w:uiPriority="0" w:unhideWhenUsed="0"/>
+    <w:lsdException w:name="Table 3D effects 2" w:semiHidden="0" w:uiPriority="0" w:unhideWhenUsed="0"/>
+    <w:lsdException w:name="Table 3D effects 3" w:semiHidden="0" w:uiPriority="0" w:unhideWhenUsed="0"/>
+    <w:lsdException w:name="Table Contemporary" w:semiHidden="0" w:uiPriority="0" w:unhideWhenUsed="0"/>
+    <w:lsdException w:name="Table Elegant" w:semiHidden="0" w:uiPriority="0" w:unhideWhenUsed="0"/>
+    <w:lsdException w:name="Table Professional" w:semiHidden="0" w:uiPriority="0" w:unhideWhenUsed="0"/>
+    <w:lsdException w:name="Table Subtle 1" w:semiHidden="0" w:uiPriority="0" w:unhideWhenUsed="0"/>
+    <w:lsdException w:name="Table Subtle 2" w:semiHidden="0" w:uiPriority="0" w:unhideWhenUsed="0"/>
+    <w:lsdException w:name="Table Web 1" w:semiHidden="0" w:uiPriority="0" w:unhideWhenUsed="0"/>
+    <w:lsdException w:name="Table Web 2" w:semiHidden="0" w:uiPriority="0" w:unhideWhenUsed="0"/>
+    <w:lsdException w:name="Table Web 3" w:semiHidden="0" w:uiPriority="0" w:unhideWhenUsed="0"/>
+    <w:lsdException w:name="Balloon Text" w:semiHidden="0" w:uiPriority="0" w:unhideWhenUsed="0"/>
+    <w:lsdException w:name="Table Grid" w:semiHidden="0" w:uiPriority="0" w:unhideWhenUsed="0"/>
+    <w:lsdException w:name="Table Theme" w:semiHidden="0" w:uiPriority="0" w:unhideWhenUsed="0"/>
+    <w:lsdException w:name="Light Shading" w:semiHidden="0" w:uiPriority="60" w:unhideWhenUsed="0"/>
+    <w:lsdException w:name="Light List" w:semiHidden="0" w:uiPriority="61" w:unhideWhenUsed="0"/>
+    <w:lsdException w:name="Light Grid" w:semiHidden="0" w:uiPriority="62" w:unhideWhenUsed="0"/>
+    <w:lsdException w:name="Medium Shading 1" w:semiHidden="0" w:uiPriority="63" w:unhideWhenUsed="0"/>
+    <w:lsdException w:name="Medium Shading 2" w:semiHidden="0" w:uiPriority="64" w:unhideWhenUsed="0"/>
+    <w:lsdException w:name="Medium List 1" w:semiHidden="0" w:uiPriority="65" w:unhideWhenUsed="0"/>
+    <w:lsdException w:name="Medium List 2" w:semiHidden="0" w:uiPriority="66" w:unhideWhenUsed="0"/>
+    <w:lsdException w:name="Medium Grid 1" w:semiHidden="0" w:uiPriority="67" w:unhideWhenUsed="0"/>
+    <w:lsdException w:name="Medium Grid 2" w:semiHidden="0" w:uiPriority="68" w:unhideWhenUsed="0"/>
+    <w:lsdException w:name="Medium Grid 3" w:semiHidden="0" w:uiPriority="69" w:unhideWhenUsed="0"/>
+    <w:lsdException w:name="Dark List" w:semiHidden="0" w:uiPriority="70" w:unhideWhenUsed="0"/>
+    <w:lsdException w:name="Colorful Shading" w:semiHidden="0" w:uiPriority="71" w:unhideWhenUsed="0"/>
+    <w:lsdException w:name="Colorful List" w:semiHidden="0" w:uiPriority="72" w:unhideWhenUsed="0"/>
+    <w:lsdException w:name="Colorful Grid" w:semiHidden="0" w:uiPriority="73" w:unhideWhenUsed="0"/>
+    <w:lsdException w:name="Light Shading Accent 1" w:semiHidden="0" w:uiPriority="60" w:unhideWhenUsed="0"/>
+    <w:lsdException w:name="Light List Accent 1" w:semiHidden="0" w:uiPriority="61" w:unhideWhenUsed="0"/>
+    <w:lsdException w:name="Light Grid Accent 1" w:semiHidden="0" w:uiPriority="62" w:unhideWhenUsed="0"/>
+    <w:lsdException w:name="Medium Shading 1 Accent 1" w:semiHidden="0" w:uiPriority="63" w:unhideWhenUsed="0"/>
+    <w:lsdException w:name="Medium Shading 2 Accent 1" w:semiHidden="0" w:uiPriority="64" w:unhideWhenUsed="0"/>
+    <w:lsdException w:name="Medium List 1 Accent 1" w:semiHidden="0" w:uiPriority="65" w:unhideWhenUsed="0"/>
+    <w:lsdException w:name="List Paragraph" w:semiHidden="0" w:uiPriority="1" w:unhideWhenUsed="0" w:qFormat="1"/>
+    <w:lsdException w:name="Medium List 2 Accent 1" w:semiHidden="0" w:uiPriority="66" w:unhideWhenUsed="0"/>
+    <w:lsdException w:name="Medium Grid 1 Accent 1" w:semiHidden="0" w:uiPriority="67" w:unhideWhenUsed="0"/>
+    <w:lsdException w:name="Medium Grid 2 Accent 1" w:semiHidden="0" w:uiPriority="68" w:unhideWhenUsed="0"/>
+    <w:lsdException w:name="Medium Grid 3 Accent 1" w:semiHidden="0" w:uiPriority="69" w:unhideWhenUsed="0"/>
+    <w:lsdException w:name="Dark List Accent 1" w:semiHidden="0" w:uiPriority="70" w:unhideWhenUsed="0"/>
+    <w:lsdException w:name="Colorful Shading Accent 1" w:semiHidden="0" w:uiPriority="71" w:unhideWhenUsed="0"/>
+    <w:lsdException w:name="Colorful List Accent 1" w:semiHidden="0" w:uiPriority="72" w:unhideWhenUsed="0"/>
+    <w:lsdException w:name="Colorful Grid Accent 1" w:semiHidden="0" w:uiPriority="73" w:unhideWhenUsed="0"/>
+    <w:lsdException w:name="Light Shading Accent 2" w:semiHidden="0" w:uiPriority="60" w:unhideWhenUsed="0"/>
+    <w:lsdException w:name="Light List Accent 2" w:semiHidden="0" w:uiPriority="61" w:unhideWhenUsed="0"/>
+    <w:lsdException w:name="Light Grid Accent 2" w:semiHidden="0" w:uiPriority="62" w:unhideWhenUsed="0"/>
+    <w:lsdException w:name="Medium Shading 1 Accent 2" w:semiHidden="0" w:uiPriority="63" w:unhideWhenUsed="0"/>
+    <w:lsdException w:name="Medium Shading 2 Accent 2" w:semiHidden="0" w:uiPriority="64" w:unhideWhenUsed="0"/>
+    <w:lsdException w:name="Medium List 1 Accent 2" w:semiHidden="0" w:uiPriority="65" w:unhideWhenUsed="0"/>
+    <w:lsdException w:name="Medium List 2 Accent 2" w:semiHidden="0" w:uiPriority="66" w:unhideWhenUsed="0"/>
+    <w:lsdException w:name="Medium Grid 1 Accent 2" w:semiHidden="0" w:uiPriority="67" w:unhideWhenUsed="0"/>
+    <w:lsdException w:name="Medium Grid 2 Accent 2" w:semiHidden="0" w:uiPriority="68" w:unhideWhenUsed="0"/>
+    <w:lsdException w:name="Medium Grid 3 Accent 2" w:semiHidden="0" w:uiPriority="69" w:unhideWhenUsed="0"/>
+    <w:lsdException w:name="Dark List Accent 2" w:semiHidden="0" w:uiPriority="70" w:unhideWhenUsed="0"/>
+    <w:lsdException w:name="Colorful Shading Accent 2" w:semiHidden="0" w:uiPriority="71" w:unhideWhenUsed="0"/>
+    <w:lsdException w:name="Colorful List Accent 2" w:semiHidden="0" w:uiPriority="72" w:unhideWhenUsed="0"/>
+    <w:lsdException w:name="Colorful Grid Accent 2" w:semiHidden="0" w:uiPriority="73" w:unhideWhenUsed="0"/>
+    <w:lsdException w:name="Light Shading Accent 3" w:semiHidden="0" w:uiPriority="60" w:unhideWhenUsed="0"/>
+    <w:lsdException w:name="Light List Accent 3" w:semiHidden="0" w:uiPriority="61" w:unhideWhenUsed="0"/>
+    <w:lsdException w:name="Light Grid Accent 3" w:semiHidden="0" w:uiPriority="62" w:unhideWhenUsed="0"/>
+    <w:lsdException w:name="Medium Shading 1 Accent 3" w:semiHidden="0" w:uiPriority="63" w:unhideWhenUsed="0"/>
+    <w:lsdException w:name="Medium Shading 2 Accent 3" w:semiHidden="0" w:uiPriority="64" w:unhideWhenUsed="0"/>
+    <w:lsdException w:name="Medium List 1 Accent 3" w:semiHidden="0" w:uiPriority="65" w:unhideWhenUsed="0"/>
+    <w:lsdException w:name="Medium List 2 Accent 3" w:semiHidden="0" w:uiPriority="66" w:unhideWhenUsed="0"/>
+    <w:lsdException w:name="Medium Grid 1 Accent 3" w:semiHidden="0" w:uiPriority="67" w:unhideWhenUsed="0"/>
+    <w:lsdException w:name="Medium Grid 2 Accent 3" w:semiHidden="0" w:uiPriority="68" w:unhideWhenUsed="0"/>
+    <w:lsdException w:name="Medium Grid 3 Accent 3" w:semiHidden="0" w:uiPriority="69" w:unhideWhenUsed="0"/>
+    <w:lsdException w:name="Dark List Accent 3" w:semiHidden="0" w:uiPriority="70" w:unhideWhenUsed="0"/>
+    <w:lsdException w:name="Colorful Shading Accent 3" w:semiHidden="0" w:uiPriority="71" w:unhideWhenUsed="0"/>
+    <w:lsdException w:name="Colorful List Accent 3" w:semiHidden="0" w:uiPriority="72" w:unhideWhenUsed="0"/>
+    <w:lsdException w:name="Colorful Grid Accent 3" w:semiHidden="0" w:uiPriority="73" w:unhideWhenUsed="0"/>
+    <w:lsdException w:name="Light Shading Accent 4" w:semiHidden="0" w:uiPriority="60" w:unhideWhenUsed="0"/>
+    <w:lsdException w:name="Light List Accent 4" w:semiHidden="0" w:uiPriority="61" w:unhideWhenUsed="0"/>
+    <w:lsdException w:name="Light Grid Accent 4" w:semiHidden="0" w:uiPriority="62" w:unhideWhenUsed="0"/>
+    <w:lsdException w:name="Medium Shading 1 Accent 4" w:semiHidden="0" w:uiPriority="63" w:unhideWhenUsed="0"/>
+    <w:lsdException w:name="Medium Shading 2 Accent 4" w:semiHidden="0" w:uiPriority="64" w:unhideWhenUsed="0"/>
+    <w:lsdException w:name="Medium List 1 Accent 4" w:semiHidden="0" w:uiPriority="65" w:unhideWhenUsed="0"/>
+    <w:lsdException w:name="Medium List 2 Accent 4" w:semiHidden="0" w:uiPriority="66" w:unhideWhenUsed="0"/>
+    <w:lsdException w:name="Medium Grid 1 Accent 4" w:semiHidden="0" w:uiPriority="67" w:unhideWhenUsed="0"/>
+    <w:lsdException w:name="Medium Grid 2 Accent 4" w:semiHidden="0" w:uiPriority="68" w:unhideWhenUsed="0"/>
+    <w:lsdException w:name="Medium Grid 3 Accent 4" w:semiHidden="0" w:uiPriority="69" w:unhideWhenUsed="0"/>
+    <w:lsdException w:name="Dark List Accent 4" w:semiHidden="0" w:uiPriority="70" w:unhideWhenUsed="0"/>
+    <w:lsdException w:name="Colorful Shading Accent 4" w:semiHidden="0" w:uiPriority="71" w:unhideWhenUsed="0"/>
+    <w:lsdException w:name="Colorful List Accent 4" w:semiHidden="0" w:uiPriority="72" w:unhideWhenUsed="0"/>
+    <w:lsdException w:name="Colorful Grid Accent 4" w:semiHidden="0" w:uiPriority="73" w:unhideWhenUsed="0"/>
+    <w:lsdException w:name="Light Shading Accent 5" w:semiHidden="0" w:uiPriority="60" w:unhideWhenUsed="0"/>
+    <w:lsdException w:name="Light List Accent 5" w:semiHidden="0" w:uiPriority="61" w:unhideWhenUsed="0"/>
+    <w:lsdException w:name="Light Grid Accent 5" w:semiHidden="0" w:uiPriority="62" w:unhideWhenUsed="0"/>
+    <w:lsdException w:name="Medium Shading 1 Accent 5" w:semiHidden="0" w:uiPriority="63" w:unhideWhenUsed="0"/>
+    <w:lsdException w:name="Medium Shading 2 Accent 5" w:semiHidden="0" w:uiPriority="64" w:unhideWhenUsed="0"/>
+    <w:lsdException w:name="Medium List 1 Accent 5" w:semiHidden="0" w:uiPriority="65" w:unhideWhenUsed="0"/>
+    <w:lsdException w:name="Medium List 2 Accent 5" w:semiHidden="0" w:uiPriority="66" w:unhideWhenUsed="0"/>
+    <w:lsdException w:name="Medium Grid 1 Accent 5" w:semiHidden="0" w:uiPriority="67" w:unhideWhenUsed="0"/>
+    <w:lsdException w:name="Medium Grid 2 Accent 5" w:semiHidden="0" w:uiPriority="68" w:unhideWhenUsed="0"/>
+    <w:lsdException w:name="Medium Grid 3 Accent 5" w:semiHidden="0" w:uiPriority="69" w:unhideWhenUsed="0"/>
+    <w:lsdException w:name="Dark List Accent 5" w:semiHidden="0" w:uiPriority="70" w:unhideWhenUsed="0"/>
+    <w:lsdException w:name="Colorful Shading Accent 5" w:semiHidden="0" w:uiPriority="71" w:unhideWhenUsed="0"/>
+    <w:lsdException w:name="Colorful List Accent 5" w:semiHidden="0" w:uiPriority="72" w:unhideWhenUsed="0"/>
+    <w:lsdException w:name="Colorful Grid Accent 5" w:semiHidden="0" w:uiPriority="73" w:unhideWhenUsed="0"/>
+    <w:lsdException w:name="Light Shading Accent 6" w:semiHidden="0" w:uiPriority="60" w:unhideWhenUsed="0"/>
+    <w:lsdException w:name="Light List Accent 6" w:semiHidden="0" w:uiPriority="61" w:unhideWhenUsed="0"/>
+    <w:lsdException w:name="Light Grid Accent 6" w:semiHidden="0" w:uiPriority="62" w:unhideWhenUsed="0"/>
+    <w:lsdException w:name="Medium Shading 1 Accent 6" w:semiHidden="0" w:uiPriority="63" w:unhideWhenUsed="0"/>
+    <w:lsdException w:name="Medium Shading 2 Accent 6" w:semiHidden="0" w:uiPriority="64" w:unhideWhenUsed="0"/>
+    <w:lsdException w:name="Medium List 1 Accent 6" w:semiHidden="0" w:uiPriority="65" w:unhideWhenUsed="0"/>
+    <w:lsdException w:name="Medium List 2 Accent 6" w:semiHidden="0" w:uiPriority="66" w:unhideWhenUsed="0"/>
+    <w:lsdException w:name="Medium Grid 1 Accent 6" w:semiHidden="0" w:uiPriority="67" w:unhideWhenUsed="0"/>
+    <w:lsdException w:name="Medium Grid 2 Accent 6" w:semiHidden="0" w:uiPriority="68" w:unhideWhenUsed="0"/>
+    <w:lsdException w:name="Medium Grid 3 Accent 6" w:semiHidden="0" w:uiPriority="69" w:unhideWhenUsed="0"/>
+    <w:lsdException w:name="Dark List Accent 6" w:semiHidden="0" w:uiPriority="70" w:unhideWhenUsed="0"/>
+    <w:lsdException w:name="Colorful Shading Accent 6" w:semiHidden="0" w:uiPriority="71" w:unhideWhenUsed="0"/>
+    <w:lsdException w:name="Colorful List Accent 6" w:semiHidden="0" w:uiPriority="72" w:unhideWhenUsed="0"/>
+    <w:lsdException w:name="Colorful Grid Accent 6" w:semiHidden="0" w:uiPriority="73" w:unhideWhenUsed="0"/>
   </w:latentStyles>
-  <w:style w:type="paragraph" w:default="1" w:styleId="1">
+  <w:style w:type="paragraph" w:default="1" w:styleId="Normal">
     <w:name w:val="Normal"/>
+    <w:uiPriority w:val="1"/>
     <w:qFormat/>
-    <w:uiPriority w:val="1"/>
     <w:pPr>
       <w:widowControl w:val="0"/>
       <w:spacing w:after="0" w:line="240" w:lineRule="auto"/>
     </w:pPr>
     <w:rPr>
-      <w:rFonts w:asciiTheme="minorHAnsi" w:hAnsiTheme="minorHAnsi" w:eastAsiaTheme="minorHAnsi" w:cstheme="minorBidi"/>
+      <w:rFonts w:asciiTheme="minorHAnsi" w:eastAsiaTheme="minorHAnsi" w:hAnsiTheme="minorHAnsi" w:cstheme="minorBidi"/>
       <w:sz w:val="22"/>
       <w:szCs w:val="22"/>
       <w:lang w:val="en-US" w:eastAsia="en-US" w:bidi="ar-SA"/>
     </w:rPr>
   </w:style>
-  <w:style w:type="paragraph" w:styleId="2">
+  <w:style w:type="paragraph" w:styleId="Heading1">
     <w:name w:val="heading 1"/>
-    <w:basedOn w:val="1"/>
-    <w:next w:val="1"/>
+    <w:basedOn w:val="Normal"/>
+    <w:next w:val="Normal"/>
     <w:qFormat/>
-    <w:uiPriority w:val="0"/>
     <w:pPr>
       <w:keepNext/>
       <w:keepLines/>
@@ -2589,18 +2574,17 @@
       <w:sz w:val="44"/>
     </w:rPr>
   </w:style>
-  <w:style w:type="character" w:default="1" w:styleId="7">
+  <w:style w:type="character" w:default="1" w:styleId="DefaultParagraphFont">
     <w:name w:val="Default Paragraph Font"/>
+    <w:uiPriority w:val="1"/>
     <w:semiHidden/>
     <w:unhideWhenUsed/>
     <w:qFormat/>
-    <w:uiPriority w:val="1"/>
   </w:style>
-  <w:style w:type="table" w:default="1" w:styleId="6">
+  <w:style w:type="table" w:default="1" w:styleId="TableNormal">
     <w:name w:val="Normal Table"/>
     <w:semiHidden/>
     <w:qFormat/>
-    <w:uiPriority w:val="0"/>
     <w:tblPr>
       <w:tblCellMar>
         <w:top w:w="0" w:type="dxa"/>
@@ -2610,61 +2594,56 @@
       </w:tblCellMar>
     </w:tblPr>
   </w:style>
-  <w:style w:type="paragraph" w:styleId="3">
+  <w:style w:type="paragraph" w:styleId="BodyText">
     <w:name w:val="Body Text"/>
-    <w:basedOn w:val="1"/>
+    <w:basedOn w:val="Normal"/>
+    <w:uiPriority w:val="1"/>
     <w:qFormat/>
-    <w:uiPriority w:val="1"/>
     <w:pPr>
       <w:ind w:left="82"/>
     </w:pPr>
     <w:rPr>
-      <w:rFonts w:ascii="隶书" w:hAnsi="隶书" w:eastAsia="隶书"/>
+      <w:rFonts w:ascii="隶书" w:eastAsia="隶书" w:hAnsi="隶书"/>
       <w:sz w:val="52"/>
       <w:szCs w:val="52"/>
     </w:rPr>
   </w:style>
-  <w:style w:type="paragraph" w:styleId="4">
+  <w:style w:type="paragraph" w:styleId="TOC1">
     <w:name w:val="toc 1"/>
-    <w:basedOn w:val="1"/>
-    <w:next w:val="1"/>
+    <w:basedOn w:val="Normal"/>
+    <w:next w:val="Normal"/>
+    <w:uiPriority w:val="39"/>
     <w:unhideWhenUsed/>
     <w:qFormat/>
+  </w:style>
+  <w:style w:type="paragraph" w:styleId="TOC2">
+    <w:name w:val="toc 2"/>
+    <w:basedOn w:val="Normal"/>
+    <w:next w:val="Normal"/>
     <w:uiPriority w:val="39"/>
-  </w:style>
-  <w:style w:type="paragraph" w:styleId="5">
-    <w:name w:val="toc 2"/>
-    <w:basedOn w:val="1"/>
-    <w:next w:val="1"/>
     <w:unhideWhenUsed/>
     <w:qFormat/>
-    <w:uiPriority w:val="39"/>
     <w:pPr>
       <w:ind w:left="420" w:leftChars="200"/>
     </w:pPr>
   </w:style>
-  <w:style w:type="character" w:styleId="8">
+  <w:style w:type="character" w:styleId="Hyperlink">
     <w:name w:val="Hyperlink"/>
-    <w:basedOn w:val="7"/>
+    <w:basedOn w:val="DefaultParagraphFont"/>
+    <w:uiPriority w:val="99"/>
     <w:unhideWhenUsed/>
     <w:qFormat/>
-    <w:uiPriority w:val="99"/>
     <w:rPr>
       <w:color w:val="0000FF" w:themeColor="hyperlink"/>
       <w:u w:val="single"/>
-      <w14:textFill>
-        <w14:solidFill>
-          <w14:schemeClr w14:val="hlink"/>
-        </w14:solidFill>
-      </w14:textFill>
     </w:rPr>
   </w:style>
-  <w:style w:type="table" w:customStyle="1" w:styleId="9">
+  <w:style w:type="table" w:customStyle="1" w:styleId="TableNormal0">
     <w:name w:val="Table Normal_0"/>
+    <w:uiPriority w:val="2"/>
     <w:semiHidden/>
     <w:unhideWhenUsed/>
     <w:qFormat/>
-    <w:uiPriority w:val="2"/>
     <w:tblPr>
       <w:tblCellMar>
         <w:top w:w="0" w:type="dxa"/>
@@ -2674,43 +2653,41 @@
       </w:tblCellMar>
     </w:tblPr>
   </w:style>
-  <w:style w:type="paragraph" w:styleId="10">
+  <w:style w:type="paragraph" w:styleId="ListParagraph">
     <w:name w:val="List Paragraph"/>
-    <w:basedOn w:val="1"/>
+    <w:basedOn w:val="Normal"/>
+    <w:uiPriority w:val="1"/>
     <w:qFormat/>
+  </w:style>
+  <w:style w:type="paragraph" w:customStyle="1" w:styleId="TableParagraph">
+    <w:name w:val="Table Paragraph"/>
+    <w:basedOn w:val="Normal"/>
     <w:uiPriority w:val="1"/>
+    <w:qFormat/>
   </w:style>
-  <w:style w:type="paragraph" w:customStyle="1" w:styleId="11">
-    <w:name w:val="Table Paragraph"/>
-    <w:basedOn w:val="1"/>
+  <w:style w:type="paragraph" w:customStyle="1" w:styleId="1">
+    <w:name w:val="柴_标题1"/>
+    <w:basedOn w:val="Heading1"/>
+    <w:next w:val="a"/>
     <w:qFormat/>
-    <w:uiPriority w:val="1"/>
-  </w:style>
-  <w:style w:type="paragraph" w:customStyle="1" w:styleId="12">
-    <w:name w:val="柴_标题1"/>
-    <w:basedOn w:val="2"/>
-    <w:next w:val="13"/>
-    <w:qFormat/>
-    <w:uiPriority w:val="0"/>
     <w:pPr>
       <w:spacing w:before="100" w:after="90" w:line="360" w:lineRule="auto"/>
     </w:pPr>
     <w:rPr>
-      <w:rFonts w:ascii="Arial" w:hAnsi="Arial" w:eastAsia="宋体"/>
+      <w:rFonts w:ascii="Arial" w:eastAsia="宋体" w:hAnsi="Arial"/>
       <w:sz w:val="32"/>
     </w:rPr>
   </w:style>
-  <w:style w:type="paragraph" w:customStyle="1" w:styleId="13">
+  <w:style w:type="paragraph" w:customStyle="1" w:styleId="a">
     <w:name w:val="柴_正文"/>
-    <w:basedOn w:val="3"/>
+    <w:basedOn w:val="BodyText"/>
     <w:qFormat/>
-    <w:uiPriority w:val="0"/>
     <w:pPr>
       <w:spacing w:line="360" w:lineRule="auto"/>
       <w:ind w:firstLine="470" w:firstLineChars="200"/>
     </w:pPr>
     <w:rPr>
-      <w:rFonts w:ascii="Arial" w:hAnsi="Arial" w:eastAsia="宋体"/>
+      <w:rFonts w:ascii="Arial" w:eastAsia="宋体" w:hAnsi="Arial"/>
       <w:sz w:val="24"/>
       <w:lang w:eastAsia="zh-CN"/>
     </w:rPr>
